--- a/ТПО/Лаб1/ТПО_1.docx
+++ b/ТПО/Лаб1/ТПО_1.docx
@@ -1,6 +1,6 @@
 
 <file path=word/document.xml><?xml version="1.0" encoding="utf-8"?>
-<w:document xmlns:wpc="http://schemas.microsoft.com/office/word/2010/wordprocessingCanvas" xmlns:cx="http://schemas.microsoft.com/office/drawing/2014/chartex" xmlns:cx1="http://schemas.microsoft.com/office/drawing/2015/9/8/chartex" xmlns:cx2="http://schemas.microsoft.com/office/drawing/2015/10/21/chartex" xmlns:cx3="http://schemas.microsoft.com/office/drawing/2016/5/9/chartex" xmlns:cx4="http://schemas.microsoft.com/office/drawing/2016/5/10/chartex" xmlns:cx5="http://schemas.microsoft.com/office/drawing/2016/5/11/chartex" xmlns:cx6="http://schemas.microsoft.com/office/drawing/2016/5/12/chartex" xmlns:cx7="http://schemas.microsoft.com/office/drawing/2016/5/13/chartex" xmlns:cx8="http://schemas.microsoft.com/office/drawing/2016/5/14/chartex" xmlns:mc="http://schemas.openxmlformats.org/markup-compatibility/2006" xmlns:aink="http://schemas.microsoft.com/office/drawing/2016/ink" xmlns:am3d="http://schemas.microsoft.com/office/drawing/2017/model3d" xmlns:o="urn:schemas-microsoft-com:office:office" xmlns:r="http://schemas.openxmlformats.org/officeDocument/2006/relationships" xmlns:m="http://schemas.openxmlformats.org/officeDocument/2006/math" xmlns:v="urn:schemas-microsoft-com:vml" xmlns:wp14="http://schemas.microsoft.com/office/word/2010/wordprocessingDrawing" xmlns:wp="http://schemas.openxmlformats.org/drawingml/2006/wordprocessingDrawing" xmlns:w10="urn:schemas-microsoft-com:office:word" xmlns:w="http://schemas.openxmlformats.org/wordprocessingml/2006/main" xmlns:w14="http://schemas.microsoft.com/office/word/2010/wordml" xmlns:w15="http://schemas.microsoft.com/office/word/2012/wordml" xmlns:w16cex="http://schemas.microsoft.com/office/word/2018/wordml/cex" xmlns:w16cid="http://schemas.microsoft.com/office/word/2016/wordml/cid" xmlns:w16="http://schemas.microsoft.com/office/word/2018/wordml" xmlns:w16sdtdh="http://schemas.microsoft.com/office/word/2020/wordml/sdtdatahash" xmlns:w16se="http://schemas.microsoft.com/office/word/2015/wordml/symex" xmlns:wpg="http://schemas.microsoft.com/office/word/2010/wordprocessingGroup" xmlns:wpi="http://schemas.microsoft.com/office/word/2010/wordprocessingInk" xmlns:wne="http://schemas.microsoft.com/office/word/2006/wordml" xmlns:wps="http://schemas.microsoft.com/office/word/2010/wordprocessingShape" mc:Ignorable="w14 w15 w16se w16cid w16 w16cex w16sdtdh wp14">
+<w:document xmlns:wpc="http://schemas.microsoft.com/office/word/2010/wordprocessingCanvas" xmlns:cx="http://schemas.microsoft.com/office/drawing/2014/chartex" xmlns:cx1="http://schemas.microsoft.com/office/drawing/2015/9/8/chartex" xmlns:cx2="http://schemas.microsoft.com/office/drawing/2015/10/21/chartex" xmlns:cx3="http://schemas.microsoft.com/office/drawing/2016/5/9/chartex" xmlns:cx4="http://schemas.microsoft.com/office/drawing/2016/5/10/chartex" xmlns:cx5="http://schemas.microsoft.com/office/drawing/2016/5/11/chartex" xmlns:cx6="http://schemas.microsoft.com/office/drawing/2016/5/12/chartex" xmlns:cx7="http://schemas.microsoft.com/office/drawing/2016/5/13/chartex" xmlns:cx8="http://schemas.microsoft.com/office/drawing/2016/5/14/chartex" xmlns:mc="http://schemas.openxmlformats.org/markup-compatibility/2006" xmlns:aink="http://schemas.microsoft.com/office/drawing/2016/ink" xmlns:am3d="http://schemas.microsoft.com/office/drawing/2017/model3d" xmlns:o="urn:schemas-microsoft-com:office:office" xmlns:oel="http://schemas.microsoft.com/office/2019/extlst" xmlns:r="http://schemas.openxmlformats.org/officeDocument/2006/relationships" xmlns:m="http://schemas.openxmlformats.org/officeDocument/2006/math" xmlns:v="urn:schemas-microsoft-com:vml" xmlns:wp14="http://schemas.microsoft.com/office/word/2010/wordprocessingDrawing" xmlns:wp="http://schemas.openxmlformats.org/drawingml/2006/wordprocessingDrawing" xmlns:w10="urn:schemas-microsoft-com:office:word" xmlns:w="http://schemas.openxmlformats.org/wordprocessingml/2006/main" xmlns:w14="http://schemas.microsoft.com/office/word/2010/wordml" xmlns:w15="http://schemas.microsoft.com/office/word/2012/wordml" xmlns:w16cex="http://schemas.microsoft.com/office/word/2018/wordml/cex" xmlns:w16cid="http://schemas.microsoft.com/office/word/2016/wordml/cid" xmlns:w16="http://schemas.microsoft.com/office/word/2018/wordml" xmlns:w16sdtdh="http://schemas.microsoft.com/office/word/2020/wordml/sdtdatahash" xmlns:w16se="http://schemas.microsoft.com/office/word/2015/wordml/symex" xmlns:wpg="http://schemas.microsoft.com/office/word/2010/wordprocessingGroup" xmlns:wpi="http://schemas.microsoft.com/office/word/2010/wordprocessingInk" xmlns:wne="http://schemas.microsoft.com/office/word/2006/wordml" xmlns:wps="http://schemas.microsoft.com/office/word/2010/wordprocessingShape" mc:Ignorable="w14 w15 w16se w16cid w16 w16cex w16sdtdh wp14">
   <w:body>
     <w:p>
       <w:pPr>
@@ -898,9 +898,9 @@
             <w:pStyle w:val="11"/>
             <w:rPr>
               <w:rFonts w:asciiTheme="minorHAnsi" w:eastAsiaTheme="minorEastAsia" w:hAnsiTheme="minorHAnsi" w:cstheme="minorBidi"/>
-              <w:sz w:val="22"/>
-              <w:szCs w:val="22"/>
+              <w:kern w:val="2"/>
               <w:lang w:eastAsia="ru-RU"/>
+              <w14:ligatures w14:val="standardContextual"/>
             </w:rPr>
           </w:pPr>
           <w:r>
@@ -927,7 +927,7 @@
             </w:rPr>
             <w:fldChar w:fldCharType="separate"/>
           </w:r>
-          <w:hyperlink w:anchor="_Toc222438479" w:history="1">
+          <w:hyperlink w:anchor="_Toc223715149" w:history="1">
             <w:r>
               <w:rPr>
                 <w:rStyle w:val="a8"/>
@@ -950,7 +950,7 @@
               <w:rPr>
                 <w:webHidden/>
               </w:rPr>
-              <w:instrText xml:space="preserve"> PAGEREF _Toc222438479 \h </w:instrText>
+              <w:instrText xml:space="preserve"> PAGEREF _Toc223715149 \h </w:instrText>
             </w:r>
             <w:r>
               <w:rPr>
@@ -982,12 +982,12 @@
             <w:pStyle w:val="11"/>
             <w:rPr>
               <w:rFonts w:asciiTheme="minorHAnsi" w:eastAsiaTheme="minorEastAsia" w:hAnsiTheme="minorHAnsi" w:cstheme="minorBidi"/>
-              <w:sz w:val="22"/>
-              <w:szCs w:val="22"/>
+              <w:kern w:val="2"/>
               <w:lang w:eastAsia="ru-RU"/>
+              <w14:ligatures w14:val="standardContextual"/>
             </w:rPr>
           </w:pPr>
-          <w:hyperlink w:anchor="_Toc222438480" w:history="1">
+          <w:hyperlink w:anchor="_Toc223715150" w:history="1">
             <w:r>
               <w:rPr>
                 <w:rStyle w:val="a8"/>
@@ -1010,7 +1010,7 @@
               <w:rPr>
                 <w:webHidden/>
               </w:rPr>
-              <w:instrText xml:space="preserve"> PAGEREF _Toc222438480 \h </w:instrText>
+              <w:instrText xml:space="preserve"> PAGEREF _Toc223715150 \h </w:instrText>
             </w:r>
             <w:r>
               <w:rPr>
@@ -1046,11 +1046,13 @@
             <w:rPr>
               <w:rFonts w:asciiTheme="minorHAnsi" w:eastAsiaTheme="minorEastAsia" w:hAnsiTheme="minorHAnsi"/>
               <w:noProof/>
-              <w:sz w:val="22"/>
+              <w:kern w:val="2"/>
+              <w:szCs w:val="24"/>
               <w:lang w:val="ru-RU" w:eastAsia="ru-RU"/>
+              <w14:ligatures w14:val="standardContextual"/>
             </w:rPr>
           </w:pPr>
-          <w:hyperlink w:anchor="_Toc222438481" w:history="1">
+          <w:hyperlink w:anchor="_Toc223715151" w:history="1">
             <w:r>
               <w:rPr>
                 <w:rStyle w:val="a8"/>
@@ -1079,7 +1081,7 @@
                 <w:noProof/>
                 <w:webHidden/>
               </w:rPr>
-              <w:instrText xml:space="preserve"> PAGEREF _Toc222438481 \h </w:instrText>
+              <w:instrText xml:space="preserve"> PAGEREF _Toc223715151 \h </w:instrText>
             </w:r>
             <w:r>
               <w:rPr>
@@ -1119,11 +1121,13 @@
             <w:rPr>
               <w:rFonts w:asciiTheme="minorHAnsi" w:eastAsiaTheme="minorEastAsia" w:hAnsiTheme="minorHAnsi"/>
               <w:noProof/>
-              <w:sz w:val="22"/>
+              <w:kern w:val="2"/>
+              <w:szCs w:val="24"/>
               <w:lang w:val="ru-RU" w:eastAsia="ru-RU"/>
+              <w14:ligatures w14:val="standardContextual"/>
             </w:rPr>
           </w:pPr>
-          <w:hyperlink w:anchor="_Toc222438482" w:history="1">
+          <w:hyperlink w:anchor="_Toc223715152" w:history="1">
             <w:r>
               <w:rPr>
                 <w:rStyle w:val="a8"/>
@@ -1151,86 +1155,7 @@
                 <w:noProof/>
                 <w:webHidden/>
               </w:rPr>
-              <w:instrText xml:space="preserve"> PAGEREF _Toc222438482 \h </w:instrText>
-            </w:r>
-            <w:r>
-              <w:rPr>
-                <w:noProof/>
-                <w:webHidden/>
-              </w:rPr>
-            </w:r>
-            <w:r>
-              <w:rPr>
-                <w:noProof/>
-                <w:webHidden/>
-              </w:rPr>
-              <w:fldChar w:fldCharType="separate"/>
-            </w:r>
-            <w:r>
-              <w:rPr>
-                <w:noProof/>
-                <w:webHidden/>
-              </w:rPr>
-              <w:t>4</w:t>
-            </w:r>
-            <w:r>
-              <w:rPr>
-                <w:noProof/>
-                <w:webHidden/>
-              </w:rPr>
-              <w:fldChar w:fldCharType="end"/>
-            </w:r>
-          </w:hyperlink>
-        </w:p>
-        <w:p>
-          <w:pPr>
-            <w:pStyle w:val="21"/>
-            <w:tabs>
-              <w:tab w:val="right" w:leader="dot" w:pos="9628"/>
-            </w:tabs>
-            <w:rPr>
-              <w:rFonts w:asciiTheme="minorHAnsi" w:eastAsiaTheme="minorEastAsia" w:hAnsiTheme="minorHAnsi"/>
-              <w:noProof/>
-              <w:sz w:val="22"/>
-              <w:lang w:val="ru-RU" w:eastAsia="ru-RU"/>
-            </w:rPr>
-          </w:pPr>
-          <w:hyperlink w:anchor="_Toc222438483" w:history="1">
-            <w:r>
-              <w:rPr>
-                <w:rStyle w:val="a8"/>
-                <w:noProof/>
-                <w:lang w:val="ru-RU"/>
-              </w:rPr>
-              <w:t xml:space="preserve">Тесты разложения </w:t>
-            </w:r>
-            <w:r>
-              <w:rPr>
-                <w:rStyle w:val="a8"/>
-                <w:noProof/>
-              </w:rPr>
-              <w:t>cos(x)</w:t>
-            </w:r>
-            <w:r>
-              <w:rPr>
-                <w:noProof/>
-                <w:webHidden/>
-              </w:rPr>
-              <w:tab/>
-            </w:r>
-            <w:r>
-              <w:rPr>
-                <w:noProof/>
-                <w:webHidden/>
-              </w:rPr>
-              <w:fldChar w:fldCharType="begin"/>
-            </w:r>
-            <w:r>
-              <w:rPr>
-                <w:noProof/>
-                <w:webHidden/>
-              </w:rPr>
-              <w:instrText xml:space="preserve"> PAGEREF _Toc222438483 \h </w:instrText>
+              <w:instrText xml:space="preserve"> PAGEREF _Toc223715152 \h </w:instrText>
             </w:r>
             <w:r>
               <w:rPr>
@@ -1270,11 +1195,117 @@
             <w:rPr>
               <w:rFonts w:asciiTheme="minorHAnsi" w:eastAsiaTheme="minorEastAsia" w:hAnsiTheme="minorHAnsi"/>
               <w:noProof/>
-              <w:sz w:val="22"/>
+              <w:kern w:val="2"/>
+              <w:szCs w:val="24"/>
               <w:lang w:val="ru-RU" w:eastAsia="ru-RU"/>
+              <w14:ligatures w14:val="standardContextual"/>
             </w:rPr>
           </w:pPr>
-          <w:hyperlink w:anchor="_Toc222438484" w:history="1">
+          <w:hyperlink w:anchor="_Toc223715153" w:history="1">
+            <w:r>
+              <w:rPr>
+                <w:rStyle w:val="a8"/>
+                <w:noProof/>
+                <w:lang w:val="ru-RU"/>
+              </w:rPr>
+              <w:t xml:space="preserve">Тесты разложения </w:t>
+            </w:r>
+            <w:r>
+              <w:rPr>
+                <w:rStyle w:val="a8"/>
+                <w:noProof/>
+              </w:rPr>
+              <w:t>cos</w:t>
+            </w:r>
+            <w:r>
+              <w:rPr>
+                <w:rStyle w:val="a8"/>
+                <w:noProof/>
+                <w:lang w:val="ru-RU"/>
+              </w:rPr>
+              <w:t>(</w:t>
+            </w:r>
+            <w:r>
+              <w:rPr>
+                <w:rStyle w:val="a8"/>
+                <w:noProof/>
+              </w:rPr>
+              <w:t>x</w:t>
+            </w:r>
+            <w:r>
+              <w:rPr>
+                <w:rStyle w:val="a8"/>
+                <w:noProof/>
+                <w:lang w:val="ru-RU"/>
+              </w:rPr>
+              <w:t>)</w:t>
+            </w:r>
+            <w:r>
+              <w:rPr>
+                <w:noProof/>
+                <w:webHidden/>
+              </w:rPr>
+              <w:tab/>
+            </w:r>
+            <w:r>
+              <w:rPr>
+                <w:noProof/>
+                <w:webHidden/>
+              </w:rPr>
+              <w:fldChar w:fldCharType="begin"/>
+            </w:r>
+            <w:r>
+              <w:rPr>
+                <w:noProof/>
+                <w:webHidden/>
+              </w:rPr>
+              <w:instrText xml:space="preserve"> PAGEREF _Toc223715153 \h </w:instrText>
+            </w:r>
+            <w:r>
+              <w:rPr>
+                <w:noProof/>
+                <w:webHidden/>
+              </w:rPr>
+            </w:r>
+            <w:r>
+              <w:rPr>
+                <w:noProof/>
+                <w:webHidden/>
+              </w:rPr>
+              <w:fldChar w:fldCharType="separate"/>
+            </w:r>
+            <w:r>
+              <w:rPr>
+                <w:noProof/>
+                <w:webHidden/>
+              </w:rPr>
+              <w:t>5</w:t>
+            </w:r>
+            <w:r>
+              <w:rPr>
+                <w:noProof/>
+                <w:webHidden/>
+              </w:rPr>
+              <w:fldChar w:fldCharType="end"/>
+            </w:r>
+          </w:hyperlink>
+        </w:p>
+        <w:p>
+          <w:pPr>
+            <w:pStyle w:val="21"/>
+            <w:tabs>
+              <w:tab w:val="right" w:leader="dot" w:pos="9628"/>
+            </w:tabs>
+            <w:rPr>
+              <w:rFonts w:asciiTheme="minorHAnsi" w:eastAsiaTheme="minorEastAsia" w:hAnsiTheme="minorHAnsi"/>
+              <w:noProof/>
+              <w:kern w:val="2"/>
+              <w:szCs w:val="24"/>
+              <w:lang w:val="ru-RU" w:eastAsia="ru-RU"/>
+              <w14:ligatures w14:val="standardContextual"/>
+            </w:rPr>
+          </w:pPr>
+          <w:hyperlink w:anchor="_Toc223715154" w:history="1">
             <w:r>
               <w:rPr>
                 <w:rStyle w:val="a8"/>
@@ -1302,7 +1333,7 @@
                 <w:noProof/>
                 <w:webHidden/>
               </w:rPr>
-              <w:instrText xml:space="preserve"> PAGEREF _Toc222438484 \h </w:instrText>
+              <w:instrText xml:space="preserve"> PAGEREF _Toc223715154 \h </w:instrText>
             </w:r>
             <w:r>
               <w:rPr>
@@ -1322,7 +1353,7 @@
                 <w:noProof/>
                 <w:webHidden/>
               </w:rPr>
-              <w:t>6</w:t>
+              <w:t>7</w:t>
             </w:r>
             <w:r>
               <w:rPr>
@@ -1338,12 +1369,12 @@
             <w:pStyle w:val="11"/>
             <w:rPr>
               <w:rFonts w:asciiTheme="minorHAnsi" w:eastAsiaTheme="minorEastAsia" w:hAnsiTheme="minorHAnsi" w:cstheme="minorBidi"/>
-              <w:sz w:val="22"/>
-              <w:szCs w:val="22"/>
+              <w:kern w:val="2"/>
               <w:lang w:eastAsia="ru-RU"/>
+              <w14:ligatures w14:val="standardContextual"/>
             </w:rPr>
           </w:pPr>
-          <w:hyperlink w:anchor="_Toc222438485" w:history="1">
+          <w:hyperlink w:anchor="_Toc223715155" w:history="1">
             <w:r>
               <w:rPr>
                 <w:rStyle w:val="a8"/>
@@ -1366,7 +1397,7 @@
               <w:rPr>
                 <w:webHidden/>
               </w:rPr>
-              <w:instrText xml:space="preserve"> PAGEREF _Toc222438485 \h </w:instrText>
+              <w:instrText xml:space="preserve"> PAGEREF _Toc223715155 \h </w:instrText>
             </w:r>
             <w:r>
               <w:rPr>
@@ -1383,7 +1414,7 @@
               <w:rPr>
                 <w:webHidden/>
               </w:rPr>
-              <w:t>7</w:t>
+              <w:t>9</w:t>
             </w:r>
             <w:r>
               <w:rPr>
@@ -1402,18 +1433,20 @@
             <w:rPr>
               <w:rFonts w:asciiTheme="minorHAnsi" w:eastAsiaTheme="minorEastAsia" w:hAnsiTheme="minorHAnsi"/>
               <w:noProof/>
-              <w:sz w:val="22"/>
+              <w:kern w:val="2"/>
+              <w:szCs w:val="24"/>
               <w:lang w:val="ru-RU" w:eastAsia="ru-RU"/>
+              <w14:ligatures w14:val="standardContextual"/>
             </w:rPr>
           </w:pPr>
-          <w:hyperlink w:anchor="_Toc222438486" w:history="1">
+          <w:hyperlink w:anchor="_Toc223715156" w:history="1">
             <w:r>
               <w:rPr>
                 <w:rStyle w:val="a8"/>
                 <w:noProof/>
                 <w:lang w:val="ru-RU"/>
               </w:rPr>
-              <w:t>Планируемые к покрытию операции и свойства</w:t>
+              <w:t>План тестирования</w:t>
             </w:r>
             <w:r>
               <w:rPr>
@@ -1434,511 +1467,7 @@
                 <w:noProof/>
                 <w:webHidden/>
               </w:rPr>
-              <w:instrText xml:space="preserve"> PAGEREF _Toc222438486 \h </w:instrText>
-            </w:r>
-            <w:r>
-              <w:rPr>
-                <w:noProof/>
-                <w:webHidden/>
-              </w:rPr>
-            </w:r>
-            <w:r>
-              <w:rPr>
-                <w:noProof/>
-                <w:webHidden/>
-              </w:rPr>
-              <w:fldChar w:fldCharType="separate"/>
-            </w:r>
-            <w:r>
-              <w:rPr>
-                <w:noProof/>
-                <w:webHidden/>
-              </w:rPr>
-              <w:t>8</w:t>
-            </w:r>
-            <w:r>
-              <w:rPr>
-                <w:noProof/>
-                <w:webHidden/>
-              </w:rPr>
-              <w:fldChar w:fldCharType="end"/>
-            </w:r>
-          </w:hyperlink>
-        </w:p>
-        <w:p>
-          <w:pPr>
-            <w:pStyle w:val="31"/>
-            <w:tabs>
-              <w:tab w:val="right" w:leader="dot" w:pos="9628"/>
-            </w:tabs>
-            <w:rPr>
-              <w:rFonts w:asciiTheme="minorHAnsi" w:eastAsiaTheme="minorEastAsia" w:hAnsiTheme="minorHAnsi"/>
-              <w:noProof/>
-              <w:sz w:val="22"/>
-              <w:lang w:val="ru-RU" w:eastAsia="ru-RU"/>
-            </w:rPr>
-          </w:pPr>
-          <w:hyperlink w:anchor="_Toc222438487" w:history="1">
-            <w:r>
-              <w:rPr>
-                <w:rStyle w:val="a8"/>
-                <w:noProof/>
-                <w:lang w:val="ru-RU"/>
-              </w:rPr>
-              <w:t>1. Поиск минимального элемента (min / getMinimum)</w:t>
-            </w:r>
-            <w:r>
-              <w:rPr>
-                <w:noProof/>
-                <w:webHidden/>
-              </w:rPr>
-              <w:tab/>
-            </w:r>
-            <w:r>
-              <w:rPr>
-                <w:noProof/>
-                <w:webHidden/>
-              </w:rPr>
-              <w:fldChar w:fldCharType="begin"/>
-            </w:r>
-            <w:r>
-              <w:rPr>
-                <w:noProof/>
-                <w:webHidden/>
-              </w:rPr>
-              <w:instrText xml:space="preserve"> PAGEREF _Toc222438487 \h </w:instrText>
-            </w:r>
-            <w:r>
-              <w:rPr>
-                <w:noProof/>
-                <w:webHidden/>
-              </w:rPr>
-            </w:r>
-            <w:r>
-              <w:rPr>
-                <w:noProof/>
-                <w:webHidden/>
-              </w:rPr>
-              <w:fldChar w:fldCharType="separate"/>
-            </w:r>
-            <w:r>
-              <w:rPr>
-                <w:noProof/>
-                <w:webHidden/>
-              </w:rPr>
-              <w:t>8</w:t>
-            </w:r>
-            <w:r>
-              <w:rPr>
-                <w:noProof/>
-                <w:webHidden/>
-              </w:rPr>
-              <w:fldChar w:fldCharType="end"/>
-            </w:r>
-          </w:hyperlink>
-        </w:p>
-        <w:p>
-          <w:pPr>
-            <w:pStyle w:val="31"/>
-            <w:tabs>
-              <w:tab w:val="right" w:leader="dot" w:pos="9628"/>
-            </w:tabs>
-            <w:rPr>
-              <w:rFonts w:asciiTheme="minorHAnsi" w:eastAsiaTheme="minorEastAsia" w:hAnsiTheme="minorHAnsi"/>
-              <w:noProof/>
-              <w:sz w:val="22"/>
-              <w:lang w:val="ru-RU" w:eastAsia="ru-RU"/>
-            </w:rPr>
-          </w:pPr>
-          <w:hyperlink w:anchor="_Toc222438488" w:history="1">
-            <w:r>
-              <w:rPr>
-                <w:rStyle w:val="a8"/>
-                <w:noProof/>
-                <w:lang w:val="ru-RU"/>
-              </w:rPr>
-              <w:t>2. Добавление элемента (insert)</w:t>
-            </w:r>
-            <w:r>
-              <w:rPr>
-                <w:noProof/>
-                <w:webHidden/>
-              </w:rPr>
-              <w:tab/>
-            </w:r>
-            <w:r>
-              <w:rPr>
-                <w:noProof/>
-                <w:webHidden/>
-              </w:rPr>
-              <w:fldChar w:fldCharType="begin"/>
-            </w:r>
-            <w:r>
-              <w:rPr>
-                <w:noProof/>
-                <w:webHidden/>
-              </w:rPr>
-              <w:instrText xml:space="preserve"> PAGEREF _Toc222438488 \h </w:instrText>
-            </w:r>
-            <w:r>
-              <w:rPr>
-                <w:noProof/>
-                <w:webHidden/>
-              </w:rPr>
-            </w:r>
-            <w:r>
-              <w:rPr>
-                <w:noProof/>
-                <w:webHidden/>
-              </w:rPr>
-              <w:fldChar w:fldCharType="separate"/>
-            </w:r>
-            <w:r>
-              <w:rPr>
-                <w:noProof/>
-                <w:webHidden/>
-              </w:rPr>
-              <w:t>8</w:t>
-            </w:r>
-            <w:r>
-              <w:rPr>
-                <w:noProof/>
-                <w:webHidden/>
-              </w:rPr>
-              <w:fldChar w:fldCharType="end"/>
-            </w:r>
-          </w:hyperlink>
-        </w:p>
-        <w:p>
-          <w:pPr>
-            <w:pStyle w:val="31"/>
-            <w:tabs>
-              <w:tab w:val="right" w:leader="dot" w:pos="9628"/>
-            </w:tabs>
-            <w:rPr>
-              <w:rFonts w:asciiTheme="minorHAnsi" w:eastAsiaTheme="minorEastAsia" w:hAnsiTheme="minorHAnsi"/>
-              <w:noProof/>
-              <w:sz w:val="22"/>
-              <w:lang w:val="ru-RU" w:eastAsia="ru-RU"/>
-            </w:rPr>
-          </w:pPr>
-          <w:hyperlink w:anchor="_Toc222438489" w:history="1">
-            <w:r>
-              <w:rPr>
-                <w:rStyle w:val="a8"/>
-                <w:noProof/>
-                <w:lang w:val="ru-RU"/>
-              </w:rPr>
-              <w:t>3. Удаление минимального элемента (removeMin)</w:t>
-            </w:r>
-            <w:r>
-              <w:rPr>
-                <w:noProof/>
-                <w:webHidden/>
-              </w:rPr>
-              <w:tab/>
-            </w:r>
-            <w:r>
-              <w:rPr>
-                <w:noProof/>
-                <w:webHidden/>
-              </w:rPr>
-              <w:fldChar w:fldCharType="begin"/>
-            </w:r>
-            <w:r>
-              <w:rPr>
-                <w:noProof/>
-                <w:webHidden/>
-              </w:rPr>
-              <w:instrText xml:space="preserve"> PAGEREF _Toc222438489 \h </w:instrText>
-            </w:r>
-            <w:r>
-              <w:rPr>
-                <w:noProof/>
-                <w:webHidden/>
-              </w:rPr>
-            </w:r>
-            <w:r>
-              <w:rPr>
-                <w:noProof/>
-                <w:webHidden/>
-              </w:rPr>
-              <w:fldChar w:fldCharType="separate"/>
-            </w:r>
-            <w:r>
-              <w:rPr>
-                <w:noProof/>
-                <w:webHidden/>
-              </w:rPr>
-              <w:t>8</w:t>
-            </w:r>
-            <w:r>
-              <w:rPr>
-                <w:noProof/>
-                <w:webHidden/>
-              </w:rPr>
-              <w:fldChar w:fldCharType="end"/>
-            </w:r>
-          </w:hyperlink>
-        </w:p>
-        <w:p>
-          <w:pPr>
-            <w:pStyle w:val="31"/>
-            <w:tabs>
-              <w:tab w:val="right" w:leader="dot" w:pos="9628"/>
-            </w:tabs>
-            <w:rPr>
-              <w:rFonts w:asciiTheme="minorHAnsi" w:eastAsiaTheme="minorEastAsia" w:hAnsiTheme="minorHAnsi"/>
-              <w:noProof/>
-              <w:sz w:val="22"/>
-              <w:lang w:val="ru-RU" w:eastAsia="ru-RU"/>
-            </w:rPr>
-          </w:pPr>
-          <w:hyperlink w:anchor="_Toc222438490" w:history="1">
-            <w:r>
-              <w:rPr>
-                <w:rStyle w:val="a8"/>
-                <w:noProof/>
-                <w:lang w:val="ru-RU"/>
-              </w:rPr>
-              <w:t>4. Объединение куч (merge)</w:t>
-            </w:r>
-            <w:r>
-              <w:rPr>
-                <w:noProof/>
-                <w:webHidden/>
-              </w:rPr>
-              <w:tab/>
-            </w:r>
-            <w:r>
-              <w:rPr>
-                <w:noProof/>
-                <w:webHidden/>
-              </w:rPr>
-              <w:fldChar w:fldCharType="begin"/>
-            </w:r>
-            <w:r>
-              <w:rPr>
-                <w:noProof/>
-                <w:webHidden/>
-              </w:rPr>
-              <w:instrText xml:space="preserve"> PAGEREF _Toc222438490 \h </w:instrText>
-            </w:r>
-            <w:r>
-              <w:rPr>
-                <w:noProof/>
-                <w:webHidden/>
-              </w:rPr>
-            </w:r>
-            <w:r>
-              <w:rPr>
-                <w:noProof/>
-                <w:webHidden/>
-              </w:rPr>
-              <w:fldChar w:fldCharType="separate"/>
-            </w:r>
-            <w:r>
-              <w:rPr>
-                <w:noProof/>
-                <w:webHidden/>
-              </w:rPr>
-              <w:t>9</w:t>
-            </w:r>
-            <w:r>
-              <w:rPr>
-                <w:noProof/>
-                <w:webHidden/>
-              </w:rPr>
-              <w:fldChar w:fldCharType="end"/>
-            </w:r>
-          </w:hyperlink>
-        </w:p>
-        <w:p>
-          <w:pPr>
-            <w:pStyle w:val="31"/>
-            <w:tabs>
-              <w:tab w:val="right" w:leader="dot" w:pos="9628"/>
-            </w:tabs>
-            <w:rPr>
-              <w:rFonts w:asciiTheme="minorHAnsi" w:eastAsiaTheme="minorEastAsia" w:hAnsiTheme="minorHAnsi"/>
-              <w:noProof/>
-              <w:sz w:val="22"/>
-              <w:lang w:val="ru-RU" w:eastAsia="ru-RU"/>
-            </w:rPr>
-          </w:pPr>
-          <w:hyperlink w:anchor="_Toc222438491" w:history="1">
-            <w:r>
-              <w:rPr>
-                <w:rStyle w:val="a8"/>
-                <w:noProof/>
-                <w:lang w:val="ru-RU"/>
-              </w:rPr>
-              <w:t>5. Уменьшение ключа (decreaseKey)</w:t>
-            </w:r>
-            <w:r>
-              <w:rPr>
-                <w:noProof/>
-                <w:webHidden/>
-              </w:rPr>
-              <w:tab/>
-            </w:r>
-            <w:r>
-              <w:rPr>
-                <w:noProof/>
-                <w:webHidden/>
-              </w:rPr>
-              <w:fldChar w:fldCharType="begin"/>
-            </w:r>
-            <w:r>
-              <w:rPr>
-                <w:noProof/>
-                <w:webHidden/>
-              </w:rPr>
-              <w:instrText xml:space="preserve"> PAGEREF _Toc222438491 \h </w:instrText>
-            </w:r>
-            <w:r>
-              <w:rPr>
-                <w:noProof/>
-                <w:webHidden/>
-              </w:rPr>
-            </w:r>
-            <w:r>
-              <w:rPr>
-                <w:noProof/>
-                <w:webHidden/>
-              </w:rPr>
-              <w:fldChar w:fldCharType="separate"/>
-            </w:r>
-            <w:r>
-              <w:rPr>
-                <w:noProof/>
-                <w:webHidden/>
-              </w:rPr>
-              <w:t>9</w:t>
-            </w:r>
-            <w:r>
-              <w:rPr>
-                <w:noProof/>
-                <w:webHidden/>
-              </w:rPr>
-              <w:fldChar w:fldCharType="end"/>
-            </w:r>
-          </w:hyperlink>
-        </w:p>
-        <w:p>
-          <w:pPr>
-            <w:pStyle w:val="21"/>
-            <w:tabs>
-              <w:tab w:val="right" w:leader="dot" w:pos="9628"/>
-            </w:tabs>
-            <w:rPr>
-              <w:rFonts w:asciiTheme="minorHAnsi" w:eastAsiaTheme="minorEastAsia" w:hAnsiTheme="minorHAnsi"/>
-              <w:noProof/>
-              <w:sz w:val="22"/>
-              <w:lang w:val="ru-RU" w:eastAsia="ru-RU"/>
-            </w:rPr>
-          </w:pPr>
-          <w:hyperlink w:anchor="_Toc222438492" w:history="1">
-            <w:r>
-              <w:rPr>
-                <w:rStyle w:val="a8"/>
-                <w:noProof/>
-                <w:lang w:val="ru-RU"/>
-              </w:rPr>
-              <w:t>Структура тестов</w:t>
-            </w:r>
-            <w:r>
-              <w:rPr>
-                <w:noProof/>
-                <w:webHidden/>
-              </w:rPr>
-              <w:tab/>
-            </w:r>
-            <w:r>
-              <w:rPr>
-                <w:noProof/>
-                <w:webHidden/>
-              </w:rPr>
-              <w:fldChar w:fldCharType="begin"/>
-            </w:r>
-            <w:r>
-              <w:rPr>
-                <w:noProof/>
-                <w:webHidden/>
-              </w:rPr>
-              <w:instrText xml:space="preserve"> PAGEREF _Toc222438492 \h </w:instrText>
-            </w:r>
-            <w:r>
-              <w:rPr>
-                <w:noProof/>
-                <w:webHidden/>
-              </w:rPr>
-            </w:r>
-            <w:r>
-              <w:rPr>
-                <w:noProof/>
-                <w:webHidden/>
-              </w:rPr>
-              <w:fldChar w:fldCharType="separate"/>
-            </w:r>
-            <w:r>
-              <w:rPr>
-                <w:noProof/>
-                <w:webHidden/>
-              </w:rPr>
-              <w:t>9</w:t>
-            </w:r>
-            <w:r>
-              <w:rPr>
-                <w:noProof/>
-                <w:webHidden/>
-              </w:rPr>
-              <w:fldChar w:fldCharType="end"/>
-            </w:r>
-          </w:hyperlink>
-        </w:p>
-        <w:p>
-          <w:pPr>
-            <w:pStyle w:val="21"/>
-            <w:tabs>
-              <w:tab w:val="right" w:leader="dot" w:pos="9628"/>
-            </w:tabs>
-            <w:rPr>
-              <w:rFonts w:asciiTheme="minorHAnsi" w:eastAsiaTheme="minorEastAsia" w:hAnsiTheme="minorHAnsi"/>
-              <w:noProof/>
-              <w:sz w:val="22"/>
-              <w:lang w:val="ru-RU" w:eastAsia="ru-RU"/>
-            </w:rPr>
-          </w:pPr>
-          <w:hyperlink w:anchor="_Toc222438493" w:history="1">
-            <w:r>
-              <w:rPr>
-                <w:rStyle w:val="a8"/>
-                <w:noProof/>
-                <w:lang w:val="ru-RU"/>
-              </w:rPr>
-              <w:t>Тесты для фибоначчиевой кучи</w:t>
-            </w:r>
-            <w:r>
-              <w:rPr>
-                <w:noProof/>
-                <w:webHidden/>
-              </w:rPr>
-              <w:tab/>
-            </w:r>
-            <w:r>
-              <w:rPr>
-                <w:noProof/>
-                <w:webHidden/>
-              </w:rPr>
-              <w:fldChar w:fldCharType="begin"/>
-            </w:r>
-            <w:r>
-              <w:rPr>
-                <w:noProof/>
-                <w:webHidden/>
-              </w:rPr>
-              <w:instrText xml:space="preserve"> PAGEREF _Toc222438493 \h </w:instrText>
+              <w:instrText xml:space="preserve"> PAGEREF _Toc223715156 \h </w:instrText>
             </w:r>
             <w:r>
               <w:rPr>
@@ -1971,6 +1500,642 @@
         </w:p>
         <w:p>
           <w:pPr>
+            <w:pStyle w:val="31"/>
+            <w:tabs>
+              <w:tab w:val="right" w:leader="dot" w:pos="9628"/>
+            </w:tabs>
+            <w:rPr>
+              <w:rFonts w:asciiTheme="minorHAnsi" w:eastAsiaTheme="minorEastAsia" w:hAnsiTheme="minorHAnsi"/>
+              <w:noProof/>
+              <w:kern w:val="2"/>
+              <w:szCs w:val="24"/>
+              <w:lang w:val="ru-RU" w:eastAsia="ru-RU"/>
+              <w14:ligatures w14:val="standardContextual"/>
+            </w:rPr>
+          </w:pPr>
+          <w:hyperlink w:anchor="_Toc223715157" w:history="1">
+            <w:r>
+              <w:rPr>
+                <w:rStyle w:val="a8"/>
+                <w:rFonts w:eastAsia="Times New Roman"/>
+                <w:noProof/>
+                <w:lang w:val="ru-RU" w:eastAsia="ru-RU"/>
+              </w:rPr>
+              <w:t>insert / вставка</w:t>
+            </w:r>
+            <w:r>
+              <w:rPr>
+                <w:noProof/>
+                <w:webHidden/>
+              </w:rPr>
+              <w:tab/>
+            </w:r>
+            <w:r>
+              <w:rPr>
+                <w:noProof/>
+                <w:webHidden/>
+              </w:rPr>
+              <w:fldChar w:fldCharType="begin"/>
+            </w:r>
+            <w:r>
+              <w:rPr>
+                <w:noProof/>
+                <w:webHidden/>
+              </w:rPr>
+              <w:instrText xml:space="preserve"> PAGEREF _Toc223715157 \h </w:instrText>
+            </w:r>
+            <w:r>
+              <w:rPr>
+                <w:noProof/>
+                <w:webHidden/>
+              </w:rPr>
+            </w:r>
+            <w:r>
+              <w:rPr>
+                <w:noProof/>
+                <w:webHidden/>
+              </w:rPr>
+              <w:fldChar w:fldCharType="separate"/>
+            </w:r>
+            <w:r>
+              <w:rPr>
+                <w:noProof/>
+                <w:webHidden/>
+              </w:rPr>
+              <w:t>10</w:t>
+            </w:r>
+            <w:r>
+              <w:rPr>
+                <w:noProof/>
+                <w:webHidden/>
+              </w:rPr>
+              <w:fldChar w:fldCharType="end"/>
+            </w:r>
+          </w:hyperlink>
+        </w:p>
+        <w:p>
+          <w:pPr>
+            <w:pStyle w:val="31"/>
+            <w:tabs>
+              <w:tab w:val="right" w:leader="dot" w:pos="9628"/>
+            </w:tabs>
+            <w:rPr>
+              <w:rFonts w:asciiTheme="minorHAnsi" w:eastAsiaTheme="minorEastAsia" w:hAnsiTheme="minorHAnsi"/>
+              <w:noProof/>
+              <w:kern w:val="2"/>
+              <w:szCs w:val="24"/>
+              <w:lang w:val="ru-RU" w:eastAsia="ru-RU"/>
+              <w14:ligatures w14:val="standardContextual"/>
+            </w:rPr>
+          </w:pPr>
+          <w:hyperlink w:anchor="_Toc223715158" w:history="1">
+            <w:r>
+              <w:rPr>
+                <w:rStyle w:val="a8"/>
+                <w:rFonts w:eastAsia="Times New Roman"/>
+                <w:noProof/>
+                <w:lang w:val="ru-RU" w:eastAsia="ru-RU"/>
+              </w:rPr>
+              <w:t>getMinimum / min()</w:t>
+            </w:r>
+            <w:r>
+              <w:rPr>
+                <w:noProof/>
+                <w:webHidden/>
+              </w:rPr>
+              <w:tab/>
+            </w:r>
+            <w:r>
+              <w:rPr>
+                <w:noProof/>
+                <w:webHidden/>
+              </w:rPr>
+              <w:fldChar w:fldCharType="begin"/>
+            </w:r>
+            <w:r>
+              <w:rPr>
+                <w:noProof/>
+                <w:webHidden/>
+              </w:rPr>
+              <w:instrText xml:space="preserve"> PAGEREF _Toc223715158 \h </w:instrText>
+            </w:r>
+            <w:r>
+              <w:rPr>
+                <w:noProof/>
+                <w:webHidden/>
+              </w:rPr>
+            </w:r>
+            <w:r>
+              <w:rPr>
+                <w:noProof/>
+                <w:webHidden/>
+              </w:rPr>
+              <w:fldChar w:fldCharType="separate"/>
+            </w:r>
+            <w:r>
+              <w:rPr>
+                <w:noProof/>
+                <w:webHidden/>
+              </w:rPr>
+              <w:t>10</w:t>
+            </w:r>
+            <w:r>
+              <w:rPr>
+                <w:noProof/>
+                <w:webHidden/>
+              </w:rPr>
+              <w:fldChar w:fldCharType="end"/>
+            </w:r>
+          </w:hyperlink>
+        </w:p>
+        <w:p>
+          <w:pPr>
+            <w:pStyle w:val="31"/>
+            <w:tabs>
+              <w:tab w:val="right" w:leader="dot" w:pos="9628"/>
+            </w:tabs>
+            <w:rPr>
+              <w:rFonts w:asciiTheme="minorHAnsi" w:eastAsiaTheme="minorEastAsia" w:hAnsiTheme="minorHAnsi"/>
+              <w:noProof/>
+              <w:kern w:val="2"/>
+              <w:szCs w:val="24"/>
+              <w:lang w:val="ru-RU" w:eastAsia="ru-RU"/>
+              <w14:ligatures w14:val="standardContextual"/>
+            </w:rPr>
+          </w:pPr>
+          <w:hyperlink w:anchor="_Toc223715159" w:history="1">
+            <w:r>
+              <w:rPr>
+                <w:rStyle w:val="a8"/>
+                <w:rFonts w:eastAsia="Times New Roman"/>
+                <w:noProof/>
+                <w:lang w:val="ru-RU" w:eastAsia="ru-RU"/>
+              </w:rPr>
+              <w:t>merge / объединение двух куч</w:t>
+            </w:r>
+            <w:r>
+              <w:rPr>
+                <w:noProof/>
+                <w:webHidden/>
+              </w:rPr>
+              <w:tab/>
+            </w:r>
+            <w:r>
+              <w:rPr>
+                <w:noProof/>
+                <w:webHidden/>
+              </w:rPr>
+              <w:fldChar w:fldCharType="begin"/>
+            </w:r>
+            <w:r>
+              <w:rPr>
+                <w:noProof/>
+                <w:webHidden/>
+              </w:rPr>
+              <w:instrText xml:space="preserve"> PAGEREF _Toc223715159 \h </w:instrText>
+            </w:r>
+            <w:r>
+              <w:rPr>
+                <w:noProof/>
+                <w:webHidden/>
+              </w:rPr>
+            </w:r>
+            <w:r>
+              <w:rPr>
+                <w:noProof/>
+                <w:webHidden/>
+              </w:rPr>
+              <w:fldChar w:fldCharType="separate"/>
+            </w:r>
+            <w:r>
+              <w:rPr>
+                <w:noProof/>
+                <w:webHidden/>
+              </w:rPr>
+              <w:t>10</w:t>
+            </w:r>
+            <w:r>
+              <w:rPr>
+                <w:noProof/>
+                <w:webHidden/>
+              </w:rPr>
+              <w:fldChar w:fldCharType="end"/>
+            </w:r>
+          </w:hyperlink>
+        </w:p>
+        <w:p>
+          <w:pPr>
+            <w:pStyle w:val="31"/>
+            <w:tabs>
+              <w:tab w:val="right" w:leader="dot" w:pos="9628"/>
+            </w:tabs>
+            <w:rPr>
+              <w:rFonts w:asciiTheme="minorHAnsi" w:eastAsiaTheme="minorEastAsia" w:hAnsiTheme="minorHAnsi"/>
+              <w:noProof/>
+              <w:kern w:val="2"/>
+              <w:szCs w:val="24"/>
+              <w:lang w:val="ru-RU" w:eastAsia="ru-RU"/>
+              <w14:ligatures w14:val="standardContextual"/>
+            </w:rPr>
+          </w:pPr>
+          <w:hyperlink w:anchor="_Toc223715160" w:history="1">
+            <w:r>
+              <w:rPr>
+                <w:rStyle w:val="a8"/>
+                <w:rFonts w:eastAsia="Times New Roman"/>
+                <w:noProof/>
+                <w:lang w:val="ru-RU" w:eastAsia="ru-RU"/>
+              </w:rPr>
+              <w:t>removeMinimum / удаление минимального элем</w:t>
+            </w:r>
+            <w:r>
+              <w:rPr>
+                <w:rStyle w:val="a8"/>
+                <w:rFonts w:eastAsia="Times New Roman"/>
+                <w:noProof/>
+                <w:lang w:val="ru-RU" w:eastAsia="ru-RU"/>
+              </w:rPr>
+              <w:t>е</w:t>
+            </w:r>
+            <w:r>
+              <w:rPr>
+                <w:rStyle w:val="a8"/>
+                <w:rFonts w:eastAsia="Times New Roman"/>
+                <w:noProof/>
+                <w:lang w:val="ru-RU" w:eastAsia="ru-RU"/>
+              </w:rPr>
+              <w:t>нта</w:t>
+            </w:r>
+            <w:r>
+              <w:rPr>
+                <w:noProof/>
+                <w:webHidden/>
+              </w:rPr>
+              <w:tab/>
+            </w:r>
+            <w:r>
+              <w:rPr>
+                <w:noProof/>
+                <w:webHidden/>
+              </w:rPr>
+              <w:fldChar w:fldCharType="begin"/>
+            </w:r>
+            <w:r>
+              <w:rPr>
+                <w:noProof/>
+                <w:webHidden/>
+              </w:rPr>
+              <w:instrText xml:space="preserve"> PAGEREF _Toc223715160 \h </w:instrText>
+            </w:r>
+            <w:r>
+              <w:rPr>
+                <w:noProof/>
+                <w:webHidden/>
+              </w:rPr>
+            </w:r>
+            <w:r>
+              <w:rPr>
+                <w:noProof/>
+                <w:webHidden/>
+              </w:rPr>
+              <w:fldChar w:fldCharType="separate"/>
+            </w:r>
+            <w:r>
+              <w:rPr>
+                <w:noProof/>
+                <w:webHidden/>
+              </w:rPr>
+              <w:t>10</w:t>
+            </w:r>
+            <w:r>
+              <w:rPr>
+                <w:noProof/>
+                <w:webHidden/>
+              </w:rPr>
+              <w:fldChar w:fldCharType="end"/>
+            </w:r>
+          </w:hyperlink>
+        </w:p>
+        <w:p>
+          <w:pPr>
+            <w:pStyle w:val="31"/>
+            <w:tabs>
+              <w:tab w:val="right" w:leader="dot" w:pos="9628"/>
+            </w:tabs>
+            <w:rPr>
+              <w:rFonts w:asciiTheme="minorHAnsi" w:eastAsiaTheme="minorEastAsia" w:hAnsiTheme="minorHAnsi"/>
+              <w:noProof/>
+              <w:kern w:val="2"/>
+              <w:szCs w:val="24"/>
+              <w:lang w:val="ru-RU" w:eastAsia="ru-RU"/>
+              <w14:ligatures w14:val="standardContextual"/>
+            </w:rPr>
+          </w:pPr>
+          <w:hyperlink w:anchor="_Toc223715161" w:history="1">
+            <w:r>
+              <w:rPr>
+                <w:rStyle w:val="a8"/>
+                <w:rFonts w:eastAsia="Times New Roman"/>
+                <w:noProof/>
+                <w:lang w:val="ru-RU" w:eastAsia="ru-RU"/>
+              </w:rPr>
+              <w:t>decreaseKey / уменьшение ключа</w:t>
+            </w:r>
+            <w:r>
+              <w:rPr>
+                <w:noProof/>
+                <w:webHidden/>
+              </w:rPr>
+              <w:tab/>
+            </w:r>
+            <w:r>
+              <w:rPr>
+                <w:noProof/>
+                <w:webHidden/>
+              </w:rPr>
+              <w:fldChar w:fldCharType="begin"/>
+            </w:r>
+            <w:r>
+              <w:rPr>
+                <w:noProof/>
+                <w:webHidden/>
+              </w:rPr>
+              <w:instrText xml:space="preserve"> PAGEREF _Toc223715161 \h </w:instrText>
+            </w:r>
+            <w:r>
+              <w:rPr>
+                <w:noProof/>
+                <w:webHidden/>
+              </w:rPr>
+            </w:r>
+            <w:r>
+              <w:rPr>
+                <w:noProof/>
+                <w:webHidden/>
+              </w:rPr>
+              <w:fldChar w:fldCharType="separate"/>
+            </w:r>
+            <w:r>
+              <w:rPr>
+                <w:noProof/>
+                <w:webHidden/>
+              </w:rPr>
+              <w:t>10</w:t>
+            </w:r>
+            <w:r>
+              <w:rPr>
+                <w:noProof/>
+                <w:webHidden/>
+              </w:rPr>
+              <w:fldChar w:fldCharType="end"/>
+            </w:r>
+          </w:hyperlink>
+        </w:p>
+        <w:p>
+          <w:pPr>
+            <w:pStyle w:val="31"/>
+            <w:tabs>
+              <w:tab w:val="right" w:leader="dot" w:pos="9628"/>
+            </w:tabs>
+            <w:rPr>
+              <w:rFonts w:asciiTheme="minorHAnsi" w:eastAsiaTheme="minorEastAsia" w:hAnsiTheme="minorHAnsi"/>
+              <w:noProof/>
+              <w:kern w:val="2"/>
+              <w:szCs w:val="24"/>
+              <w:lang w:val="ru-RU" w:eastAsia="ru-RU"/>
+              <w14:ligatures w14:val="standardContextual"/>
+            </w:rPr>
+          </w:pPr>
+          <w:hyperlink w:anchor="_Toc223715162" w:history="1">
+            <w:r>
+              <w:rPr>
+                <w:rStyle w:val="a8"/>
+                <w:rFonts w:eastAsia="Times New Roman"/>
+                <w:noProof/>
+                <w:lang w:val="ru-RU" w:eastAsia="ru-RU"/>
+              </w:rPr>
+              <w:t>delete / удаление произвольного элемента</w:t>
+            </w:r>
+            <w:r>
+              <w:rPr>
+                <w:noProof/>
+                <w:webHidden/>
+              </w:rPr>
+              <w:tab/>
+            </w:r>
+            <w:r>
+              <w:rPr>
+                <w:noProof/>
+                <w:webHidden/>
+              </w:rPr>
+              <w:fldChar w:fldCharType="begin"/>
+            </w:r>
+            <w:r>
+              <w:rPr>
+                <w:noProof/>
+                <w:webHidden/>
+              </w:rPr>
+              <w:instrText xml:space="preserve"> PAGEREF _Toc223715162 \h </w:instrText>
+            </w:r>
+            <w:r>
+              <w:rPr>
+                <w:noProof/>
+                <w:webHidden/>
+              </w:rPr>
+            </w:r>
+            <w:r>
+              <w:rPr>
+                <w:noProof/>
+                <w:webHidden/>
+              </w:rPr>
+              <w:fldChar w:fldCharType="separate"/>
+            </w:r>
+            <w:r>
+              <w:rPr>
+                <w:noProof/>
+                <w:webHidden/>
+              </w:rPr>
+              <w:t>11</w:t>
+            </w:r>
+            <w:r>
+              <w:rPr>
+                <w:noProof/>
+                <w:webHidden/>
+              </w:rPr>
+              <w:fldChar w:fldCharType="end"/>
+            </w:r>
+          </w:hyperlink>
+        </w:p>
+        <w:p>
+          <w:pPr>
+            <w:pStyle w:val="31"/>
+            <w:tabs>
+              <w:tab w:val="right" w:leader="dot" w:pos="9628"/>
+            </w:tabs>
+            <w:rPr>
+              <w:rFonts w:asciiTheme="minorHAnsi" w:eastAsiaTheme="minorEastAsia" w:hAnsiTheme="minorHAnsi"/>
+              <w:noProof/>
+              <w:kern w:val="2"/>
+              <w:szCs w:val="24"/>
+              <w:lang w:val="ru-RU" w:eastAsia="ru-RU"/>
+              <w14:ligatures w14:val="standardContextual"/>
+            </w:rPr>
+          </w:pPr>
+          <w:hyperlink w:anchor="_Toc223715163" w:history="1">
+            <w:r>
+              <w:rPr>
+                <w:rStyle w:val="a8"/>
+                <w:rFonts w:eastAsia="Times New Roman"/>
+                <w:noProof/>
+                <w:lang w:val="ru-RU" w:eastAsia="ru-RU"/>
+              </w:rPr>
+              <w:t>removeFromRootList</w:t>
+            </w:r>
+            <w:r>
+              <w:rPr>
+                <w:noProof/>
+                <w:webHidden/>
+              </w:rPr>
+              <w:tab/>
+            </w:r>
+            <w:r>
+              <w:rPr>
+                <w:noProof/>
+                <w:webHidden/>
+              </w:rPr>
+              <w:fldChar w:fldCharType="begin"/>
+            </w:r>
+            <w:r>
+              <w:rPr>
+                <w:noProof/>
+                <w:webHidden/>
+              </w:rPr>
+              <w:instrText xml:space="preserve"> PAGEREF _Toc223715163 \h </w:instrText>
+            </w:r>
+            <w:r>
+              <w:rPr>
+                <w:noProof/>
+                <w:webHidden/>
+              </w:rPr>
+            </w:r>
+            <w:r>
+              <w:rPr>
+                <w:noProof/>
+                <w:webHidden/>
+              </w:rPr>
+              <w:fldChar w:fldCharType="separate"/>
+            </w:r>
+            <w:r>
+              <w:rPr>
+                <w:noProof/>
+                <w:webHidden/>
+              </w:rPr>
+              <w:t>11</w:t>
+            </w:r>
+            <w:r>
+              <w:rPr>
+                <w:noProof/>
+                <w:webHidden/>
+              </w:rPr>
+              <w:fldChar w:fldCharType="end"/>
+            </w:r>
+          </w:hyperlink>
+        </w:p>
+        <w:p>
+          <w:pPr>
+            <w:pStyle w:val="31"/>
+            <w:tabs>
+              <w:tab w:val="right" w:leader="dot" w:pos="9628"/>
+            </w:tabs>
+            <w:rPr>
+              <w:rFonts w:asciiTheme="minorHAnsi" w:eastAsiaTheme="minorEastAsia" w:hAnsiTheme="minorHAnsi"/>
+              <w:noProof/>
+              <w:kern w:val="2"/>
+              <w:szCs w:val="24"/>
+              <w:lang w:val="ru-RU" w:eastAsia="ru-RU"/>
+              <w14:ligatures w14:val="standardContextual"/>
+            </w:rPr>
+          </w:pPr>
+          <w:hyperlink w:anchor="_Toc223715164" w:history="1">
+            <w:r>
+              <w:rPr>
+                <w:rStyle w:val="a8"/>
+                <w:rFonts w:eastAsia="Times New Roman"/>
+                <w:noProof/>
+                <w:lang w:val="ru-RU" w:eastAsia="ru-RU"/>
+              </w:rPr>
+              <w:t>Нагрузочные</w:t>
+            </w:r>
+            <w:r>
+              <w:rPr>
+                <w:rStyle w:val="a8"/>
+                <w:rFonts w:eastAsia="Times New Roman"/>
+                <w:noProof/>
+                <w:lang w:eastAsia="ru-RU"/>
+              </w:rPr>
+              <w:t xml:space="preserve"> </w:t>
+            </w:r>
+            <w:r>
+              <w:rPr>
+                <w:rStyle w:val="a8"/>
+                <w:rFonts w:eastAsia="Times New Roman"/>
+                <w:noProof/>
+                <w:lang w:val="ru-RU" w:eastAsia="ru-RU"/>
+              </w:rPr>
+              <w:t>тесты</w:t>
+            </w:r>
+            <w:r>
+              <w:rPr>
+                <w:noProof/>
+                <w:webHidden/>
+              </w:rPr>
+              <w:tab/>
+            </w:r>
+            <w:r>
+              <w:rPr>
+                <w:noProof/>
+                <w:webHidden/>
+              </w:rPr>
+              <w:fldChar w:fldCharType="begin"/>
+            </w:r>
+            <w:r>
+              <w:rPr>
+                <w:noProof/>
+                <w:webHidden/>
+              </w:rPr>
+              <w:instrText xml:space="preserve"> PAGEREF _Toc223715164 \h </w:instrText>
+            </w:r>
+            <w:r>
+              <w:rPr>
+                <w:noProof/>
+                <w:webHidden/>
+              </w:rPr>
+            </w:r>
+            <w:r>
+              <w:rPr>
+                <w:noProof/>
+                <w:webHidden/>
+              </w:rPr>
+              <w:fldChar w:fldCharType="separate"/>
+            </w:r>
+            <w:r>
+              <w:rPr>
+                <w:noProof/>
+                <w:webHidden/>
+              </w:rPr>
+              <w:t>11</w:t>
+            </w:r>
+            <w:r>
+              <w:rPr>
+                <w:noProof/>
+                <w:webHidden/>
+              </w:rPr>
+              <w:fldChar w:fldCharType="end"/>
+            </w:r>
+          </w:hyperlink>
+        </w:p>
+        <w:p>
+          <w:pPr>
             <w:pStyle w:val="21"/>
             <w:tabs>
               <w:tab w:val="right" w:leader="dot" w:pos="9628"/>
@@ -1978,11 +2143,87 @@
             <w:rPr>
               <w:rFonts w:asciiTheme="minorHAnsi" w:eastAsiaTheme="minorEastAsia" w:hAnsiTheme="minorHAnsi"/>
               <w:noProof/>
-              <w:sz w:val="22"/>
+              <w:kern w:val="2"/>
+              <w:szCs w:val="24"/>
               <w:lang w:val="ru-RU" w:eastAsia="ru-RU"/>
+              <w14:ligatures w14:val="standardContextual"/>
             </w:rPr>
           </w:pPr>
-          <w:hyperlink w:anchor="_Toc222438494" w:history="1">
+          <w:hyperlink w:anchor="_Toc223715165" w:history="1">
+            <w:r>
+              <w:rPr>
+                <w:rStyle w:val="a8"/>
+                <w:noProof/>
+                <w:lang w:val="ru-RU"/>
+              </w:rPr>
+              <w:t>Тесты для фибоначчиевой кучи</w:t>
+            </w:r>
+            <w:r>
+              <w:rPr>
+                <w:noProof/>
+                <w:webHidden/>
+              </w:rPr>
+              <w:tab/>
+            </w:r>
+            <w:r>
+              <w:rPr>
+                <w:noProof/>
+                <w:webHidden/>
+              </w:rPr>
+              <w:fldChar w:fldCharType="begin"/>
+            </w:r>
+            <w:r>
+              <w:rPr>
+                <w:noProof/>
+                <w:webHidden/>
+              </w:rPr>
+              <w:instrText xml:space="preserve"> PAGEREF _Toc223715165 \h </w:instrText>
+            </w:r>
+            <w:r>
+              <w:rPr>
+                <w:noProof/>
+                <w:webHidden/>
+              </w:rPr>
+            </w:r>
+            <w:r>
+              <w:rPr>
+                <w:noProof/>
+                <w:webHidden/>
+              </w:rPr>
+              <w:fldChar w:fldCharType="separate"/>
+            </w:r>
+            <w:r>
+              <w:rPr>
+                <w:noProof/>
+                <w:webHidden/>
+              </w:rPr>
+              <w:t>11</w:t>
+            </w:r>
+            <w:r>
+              <w:rPr>
+                <w:noProof/>
+                <w:webHidden/>
+              </w:rPr>
+              <w:fldChar w:fldCharType="end"/>
+            </w:r>
+          </w:hyperlink>
+        </w:p>
+        <w:p>
+          <w:pPr>
+            <w:pStyle w:val="21"/>
+            <w:tabs>
+              <w:tab w:val="right" w:leader="dot" w:pos="9628"/>
+            </w:tabs>
+            <w:rPr>
+              <w:rFonts w:asciiTheme="minorHAnsi" w:eastAsiaTheme="minorEastAsia" w:hAnsiTheme="minorHAnsi"/>
+              <w:noProof/>
+              <w:kern w:val="2"/>
+              <w:szCs w:val="24"/>
+              <w:lang w:val="ru-RU" w:eastAsia="ru-RU"/>
+              <w14:ligatures w14:val="standardContextual"/>
+            </w:rPr>
+          </w:pPr>
+          <w:hyperlink w:anchor="_Toc223715166" w:history="1">
             <w:r>
               <w:rPr>
                 <w:rStyle w:val="a8"/>
@@ -2010,139 +2251,7 @@
                 <w:noProof/>
                 <w:webHidden/>
               </w:rPr>
-              <w:instrText xml:space="preserve"> PAGEREF _Toc222438494 \h </w:instrText>
-            </w:r>
-            <w:r>
-              <w:rPr>
-                <w:noProof/>
-                <w:webHidden/>
-              </w:rPr>
-            </w:r>
-            <w:r>
-              <w:rPr>
-                <w:noProof/>
-                <w:webHidden/>
-              </w:rPr>
-              <w:fldChar w:fldCharType="separate"/>
-            </w:r>
-            <w:r>
-              <w:rPr>
-                <w:noProof/>
-                <w:webHidden/>
-              </w:rPr>
-              <w:t>15</w:t>
-            </w:r>
-            <w:r>
-              <w:rPr>
-                <w:noProof/>
-                <w:webHidden/>
-              </w:rPr>
-              <w:fldChar w:fldCharType="end"/>
-            </w:r>
-          </w:hyperlink>
-        </w:p>
-        <w:p>
-          <w:pPr>
-            <w:pStyle w:val="11"/>
-            <w:rPr>
-              <w:rFonts w:asciiTheme="minorHAnsi" w:eastAsiaTheme="minorEastAsia" w:hAnsiTheme="minorHAnsi" w:cstheme="minorBidi"/>
-              <w:sz w:val="22"/>
-              <w:szCs w:val="22"/>
-              <w:lang w:eastAsia="ru-RU"/>
-            </w:rPr>
-          </w:pPr>
-          <w:hyperlink w:anchor="_Toc222438495" w:history="1">
-            <w:r>
-              <w:rPr>
-                <w:rStyle w:val="a8"/>
-              </w:rPr>
-              <w:t>Часть 3</w:t>
-            </w:r>
-            <w:r>
-              <w:rPr>
-                <w:webHidden/>
-              </w:rPr>
-              <w:tab/>
-            </w:r>
-            <w:r>
-              <w:rPr>
-                <w:webHidden/>
-              </w:rPr>
-              <w:fldChar w:fldCharType="begin"/>
-            </w:r>
-            <w:r>
-              <w:rPr>
-                <w:webHidden/>
-              </w:rPr>
-              <w:instrText xml:space="preserve"> PAGEREF _Toc222438495 \h </w:instrText>
-            </w:r>
-            <w:r>
-              <w:rPr>
-                <w:webHidden/>
-              </w:rPr>
-            </w:r>
-            <w:r>
-              <w:rPr>
-                <w:webHidden/>
-              </w:rPr>
-              <w:fldChar w:fldCharType="separate"/>
-            </w:r>
-            <w:r>
-              <w:rPr>
-                <w:webHidden/>
-              </w:rPr>
-              <w:t>16</w:t>
-            </w:r>
-            <w:r>
-              <w:rPr>
-                <w:webHidden/>
-              </w:rPr>
-              <w:fldChar w:fldCharType="end"/>
-            </w:r>
-          </w:hyperlink>
-        </w:p>
-        <w:p>
-          <w:pPr>
-            <w:pStyle w:val="21"/>
-            <w:tabs>
-              <w:tab w:val="right" w:leader="dot" w:pos="9628"/>
-            </w:tabs>
-            <w:rPr>
-              <w:rFonts w:asciiTheme="minorHAnsi" w:eastAsiaTheme="minorEastAsia" w:hAnsiTheme="minorHAnsi"/>
-              <w:noProof/>
-              <w:sz w:val="22"/>
-              <w:lang w:val="ru-RU" w:eastAsia="ru-RU"/>
-            </w:rPr>
-          </w:pPr>
-          <w:hyperlink w:anchor="_Toc222438496" w:history="1">
-            <w:r>
-              <w:rPr>
-                <w:rStyle w:val="a8"/>
-                <w:noProof/>
-                <w:lang w:val="ru-RU"/>
-              </w:rPr>
-              <w:t>Описание классов и их методов</w:t>
-            </w:r>
-            <w:r>
-              <w:rPr>
-                <w:noProof/>
-                <w:webHidden/>
-              </w:rPr>
-              <w:tab/>
-            </w:r>
-            <w:r>
-              <w:rPr>
-                <w:noProof/>
-                <w:webHidden/>
-              </w:rPr>
-              <w:fldChar w:fldCharType="begin"/>
-            </w:r>
-            <w:r>
-              <w:rPr>
-                <w:noProof/>
-                <w:webHidden/>
-              </w:rPr>
-              <w:instrText xml:space="preserve"> PAGEREF _Toc222438496 \h </w:instrText>
+              <w:instrText xml:space="preserve"> PAGEREF _Toc223715166 \h </w:instrText>
             </w:r>
             <w:r>
               <w:rPr>
@@ -2175,6 +2284,66 @@
         </w:p>
         <w:p>
           <w:pPr>
+            <w:pStyle w:val="11"/>
+            <w:rPr>
+              <w:rFonts w:asciiTheme="minorHAnsi" w:eastAsiaTheme="minorEastAsia" w:hAnsiTheme="minorHAnsi" w:cstheme="minorBidi"/>
+              <w:kern w:val="2"/>
+              <w:lang w:eastAsia="ru-RU"/>
+              <w14:ligatures w14:val="standardContextual"/>
+            </w:rPr>
+          </w:pPr>
+          <w:hyperlink w:anchor="_Toc223715167" w:history="1">
+            <w:r>
+              <w:rPr>
+                <w:rStyle w:val="a8"/>
+              </w:rPr>
+              <w:t>Часть 3</w:t>
+            </w:r>
+            <w:r>
+              <w:rPr>
+                <w:webHidden/>
+              </w:rPr>
+              <w:tab/>
+            </w:r>
+            <w:r>
+              <w:rPr>
+                <w:webHidden/>
+              </w:rPr>
+              <w:fldChar w:fldCharType="begin"/>
+            </w:r>
+            <w:r>
+              <w:rPr>
+                <w:webHidden/>
+              </w:rPr>
+              <w:instrText xml:space="preserve"> PAGEREF _Toc223715167 \h </w:instrText>
+            </w:r>
+            <w:r>
+              <w:rPr>
+                <w:webHidden/>
+              </w:rPr>
+            </w:r>
+            <w:r>
+              <w:rPr>
+                <w:webHidden/>
+              </w:rPr>
+              <w:fldChar w:fldCharType="separate"/>
+            </w:r>
+            <w:r>
+              <w:rPr>
+                <w:webHidden/>
+              </w:rPr>
+              <w:t>17</w:t>
+            </w:r>
+            <w:r>
+              <w:rPr>
+                <w:webHidden/>
+              </w:rPr>
+              <w:fldChar w:fldCharType="end"/>
+            </w:r>
+          </w:hyperlink>
+        </w:p>
+        <w:p>
+          <w:pPr>
             <w:pStyle w:val="21"/>
             <w:tabs>
               <w:tab w:val="right" w:leader="dot" w:pos="9628"/>
@@ -2182,18 +2351,20 @@
             <w:rPr>
               <w:rFonts w:asciiTheme="minorHAnsi" w:eastAsiaTheme="minorEastAsia" w:hAnsiTheme="minorHAnsi"/>
               <w:noProof/>
-              <w:sz w:val="22"/>
+              <w:kern w:val="2"/>
+              <w:szCs w:val="24"/>
               <w:lang w:val="ru-RU" w:eastAsia="ru-RU"/>
+              <w14:ligatures w14:val="standardContextual"/>
             </w:rPr>
           </w:pPr>
-          <w:hyperlink w:anchor="_Toc222438497" w:history="1">
+          <w:hyperlink w:anchor="_Toc223715168" w:history="1">
             <w:r>
               <w:rPr>
                 <w:rStyle w:val="a8"/>
                 <w:noProof/>
                 <w:lang w:val="ru-RU"/>
               </w:rPr>
-              <w:t>Структура тестов</w:t>
+              <w:t>Описание классов и их методов</w:t>
             </w:r>
             <w:r>
               <w:rPr>
@@ -2214,7 +2385,111 @@
                 <w:noProof/>
                 <w:webHidden/>
               </w:rPr>
-              <w:instrText xml:space="preserve"> PAGEREF _Toc222438497 \h </w:instrText>
+              <w:instrText xml:space="preserve"> PAGEREF _Toc223715168 \h </w:instrText>
+            </w:r>
+            <w:r>
+              <w:rPr>
+                <w:noProof/>
+                <w:webHidden/>
+              </w:rPr>
+            </w:r>
+            <w:r>
+              <w:rPr>
+                <w:noProof/>
+                <w:webHidden/>
+              </w:rPr>
+              <w:fldChar w:fldCharType="separate"/>
+            </w:r>
+            <w:r>
+              <w:rPr>
+                <w:noProof/>
+                <w:webHidden/>
+              </w:rPr>
+              <w:t>17</w:t>
+            </w:r>
+            <w:r>
+              <w:rPr>
+                <w:noProof/>
+                <w:webHidden/>
+              </w:rPr>
+              <w:fldChar w:fldCharType="end"/>
+            </w:r>
+          </w:hyperlink>
+        </w:p>
+        <w:p>
+          <w:pPr>
+            <w:pStyle w:val="21"/>
+            <w:tabs>
+              <w:tab w:val="right" w:leader="dot" w:pos="9628"/>
+            </w:tabs>
+            <w:rPr>
+              <w:rFonts w:asciiTheme="minorHAnsi" w:eastAsiaTheme="minorEastAsia" w:hAnsiTheme="minorHAnsi"/>
+              <w:noProof/>
+              <w:kern w:val="2"/>
+              <w:szCs w:val="24"/>
+              <w:lang w:val="ru-RU" w:eastAsia="ru-RU"/>
+              <w14:ligatures w14:val="standardContextual"/>
+            </w:rPr>
+          </w:pPr>
+          <w:hyperlink w:anchor="_Toc223715169" w:history="1">
+            <w:r>
+              <w:rPr>
+                <w:rStyle w:val="a8"/>
+                <w:noProof/>
+                <w:lang w:val="ru-RU"/>
+              </w:rPr>
+              <w:t>Тесты</w:t>
+            </w:r>
+            <w:r>
+              <w:rPr>
+                <w:rStyle w:val="a8"/>
+                <w:noProof/>
+              </w:rPr>
+              <w:t xml:space="preserve"> </w:t>
+            </w:r>
+            <w:r>
+              <w:rPr>
+                <w:rStyle w:val="a8"/>
+                <w:noProof/>
+                <w:lang w:val="ru-RU"/>
+              </w:rPr>
+              <w:t>доменной</w:t>
+            </w:r>
+            <w:r>
+              <w:rPr>
+                <w:rStyle w:val="a8"/>
+                <w:noProof/>
+              </w:rPr>
+              <w:t xml:space="preserve"> </w:t>
+            </w:r>
+            <w:r>
+              <w:rPr>
+                <w:rStyle w:val="a8"/>
+                <w:noProof/>
+                <w:lang w:val="ru-RU"/>
+              </w:rPr>
+              <w:t>модели</w:t>
+            </w:r>
+            <w:r>
+              <w:rPr>
+                <w:noProof/>
+                <w:webHidden/>
+              </w:rPr>
+              <w:tab/>
+            </w:r>
+            <w:r>
+              <w:rPr>
+                <w:noProof/>
+                <w:webHidden/>
+              </w:rPr>
+              <w:fldChar w:fldCharType="begin"/>
+            </w:r>
+            <w:r>
+              <w:rPr>
+                <w:noProof/>
+                <w:webHidden/>
+              </w:rPr>
+              <w:instrText xml:space="preserve"> PAGEREF _Toc223715169 \h </w:instrText>
             </w:r>
             <w:r>
               <w:rPr>
@@ -2254,18 +2529,20 @@
             <w:rPr>
               <w:rFonts w:asciiTheme="minorHAnsi" w:eastAsiaTheme="minorEastAsia" w:hAnsiTheme="minorHAnsi"/>
               <w:noProof/>
-              <w:sz w:val="22"/>
+              <w:kern w:val="2"/>
+              <w:szCs w:val="24"/>
               <w:lang w:val="ru-RU" w:eastAsia="ru-RU"/>
+              <w14:ligatures w14:val="standardContextual"/>
             </w:rPr>
           </w:pPr>
-          <w:hyperlink w:anchor="_Toc222438498" w:history="1">
+          <w:hyperlink w:anchor="_Toc223715170" w:history="1">
             <w:r>
               <w:rPr>
                 <w:rStyle w:val="a8"/>
                 <w:noProof/>
                 <w:lang w:val="ru-RU"/>
               </w:rPr>
-              <w:t>Тесты доменной модели</w:t>
+              <w:t>Результаты тестирования</w:t>
             </w:r>
             <w:r>
               <w:rPr>
@@ -2286,7 +2563,7 @@
                 <w:noProof/>
                 <w:webHidden/>
               </w:rPr>
-              <w:instrText xml:space="preserve"> PAGEREF _Toc222438498 \h </w:instrText>
+              <w:instrText xml:space="preserve"> PAGEREF _Toc223715170 \h </w:instrText>
             </w:r>
             <w:r>
               <w:rPr>
@@ -2319,87 +2596,15 @@
         </w:p>
         <w:p>
           <w:pPr>
-            <w:pStyle w:val="21"/>
-            <w:tabs>
-              <w:tab w:val="right" w:leader="dot" w:pos="9628"/>
-            </w:tabs>
-            <w:rPr>
-              <w:rFonts w:asciiTheme="minorHAnsi" w:eastAsiaTheme="minorEastAsia" w:hAnsiTheme="minorHAnsi"/>
-              <w:noProof/>
-              <w:sz w:val="22"/>
-              <w:lang w:val="ru-RU" w:eastAsia="ru-RU"/>
-            </w:rPr>
-          </w:pPr>
-          <w:hyperlink w:anchor="_Toc222438499" w:history="1">
-            <w:r>
-              <w:rPr>
-                <w:rStyle w:val="a8"/>
-                <w:noProof/>
-                <w:lang w:val="ru-RU"/>
-              </w:rPr>
-              <w:t>Результаты тестирования</w:t>
-            </w:r>
-            <w:r>
-              <w:rPr>
-                <w:noProof/>
-                <w:webHidden/>
-              </w:rPr>
-              <w:tab/>
-            </w:r>
-            <w:r>
-              <w:rPr>
-                <w:noProof/>
-                <w:webHidden/>
-              </w:rPr>
-              <w:fldChar w:fldCharType="begin"/>
-            </w:r>
-            <w:r>
-              <w:rPr>
-                <w:noProof/>
-                <w:webHidden/>
-              </w:rPr>
-              <w:instrText xml:space="preserve"> PAGEREF _Toc222438499 \h </w:instrText>
-            </w:r>
-            <w:r>
-              <w:rPr>
-                <w:noProof/>
-                <w:webHidden/>
-              </w:rPr>
-            </w:r>
-            <w:r>
-              <w:rPr>
-                <w:noProof/>
-                <w:webHidden/>
-              </w:rPr>
-              <w:fldChar w:fldCharType="separate"/>
-            </w:r>
-            <w:r>
-              <w:rPr>
-                <w:noProof/>
-                <w:webHidden/>
-              </w:rPr>
-              <w:t>22</w:t>
-            </w:r>
-            <w:r>
-              <w:rPr>
-                <w:noProof/>
-                <w:webHidden/>
-              </w:rPr>
-              <w:fldChar w:fldCharType="end"/>
-            </w:r>
-          </w:hyperlink>
-        </w:p>
-        <w:p>
-          <w:pPr>
             <w:pStyle w:val="11"/>
             <w:rPr>
               <w:rFonts w:asciiTheme="minorHAnsi" w:eastAsiaTheme="minorEastAsia" w:hAnsiTheme="minorHAnsi" w:cstheme="minorBidi"/>
-              <w:sz w:val="22"/>
-              <w:szCs w:val="22"/>
+              <w:kern w:val="2"/>
               <w:lang w:eastAsia="ru-RU"/>
+              <w14:ligatures w14:val="standardContextual"/>
             </w:rPr>
           </w:pPr>
-          <w:hyperlink w:anchor="_Toc222438500" w:history="1">
+          <w:hyperlink w:anchor="_Toc223715171" w:history="1">
             <w:r>
               <w:rPr>
                 <w:rStyle w:val="a8"/>
@@ -2422,7 +2627,7 @@
               <w:rPr>
                 <w:webHidden/>
               </w:rPr>
-              <w:instrText xml:space="preserve"> PAGEREF _Toc222438500 \h </w:instrText>
+              <w:instrText xml:space="preserve"> PAGEREF _Toc223715171 \h </w:instrText>
             </w:r>
             <w:r>
               <w:rPr>
@@ -2439,7 +2644,7 @@
               <w:rPr>
                 <w:webHidden/>
               </w:rPr>
-              <w:t>23</w:t>
+              <w:t>19</w:t>
             </w:r>
             <w:r>
               <w:rPr>
@@ -2494,7 +2699,7 @@
           <w:lang w:val="ru-RU"/>
         </w:rPr>
       </w:pPr>
-      <w:bookmarkStart w:id="1" w:name="_Toc222438479"/>
+      <w:bookmarkStart w:id="1" w:name="_Toc223715149"/>
       <w:r>
         <w:rPr>
           <w:rFonts w:cs="Times New Roman"/>
@@ -2617,13 +2822,27 @@
         <w:rPr>
           <w:lang w:val="ru-RU"/>
         </w:rPr>
-        <w:t>Программный модуль для работы с Фибоначчиевой кучей (</w:t>
+        <w:t xml:space="preserve">Программный модуль для работы с </w:t>
       </w:r>
       <w:proofErr w:type="spellStart"/>
       <w:r>
         <w:rPr>
           <w:lang w:val="ru-RU"/>
         </w:rPr>
+        <w:t>Фибоначчиевой</w:t>
+      </w:r>
+      <w:proofErr w:type="spellEnd"/>
+      <w:r>
+        <w:rPr>
+          <w:lang w:val="ru-RU"/>
+        </w:rPr>
+        <w:t xml:space="preserve"> кучей (</w:t>
+      </w:r>
+      <w:proofErr w:type="spellStart"/>
+      <w:r>
+        <w:rPr>
+          <w:lang w:val="ru-RU"/>
+        </w:rPr>
         <w:t>Internal</w:t>
       </w:r>
       <w:proofErr w:type="spellEnd"/>
@@ -2647,15 +2866,116 @@
         </w:rPr>
         <w:t xml:space="preserve">, </w:t>
       </w:r>
-      <w:hyperlink r:id="rId6" w:history="1">
-        <w:r>
-          <w:rPr>
-            <w:rStyle w:val="a8"/>
-            <w:lang w:val="ru-RU"/>
-          </w:rPr>
-          <w:t>http://www.cs.usfca.edu/~galles/visualization/FibonacciHeap.html</w:t>
-        </w:r>
-      </w:hyperlink>
+      <w:r>
+        <w:fldChar w:fldCharType="begin"/>
+      </w:r>
+      <w:r>
+        <w:instrText>HYPERLINK</w:instrText>
+      </w:r>
+      <w:r>
+        <w:rPr>
+          <w:lang w:val="ru-RU"/>
+        </w:rPr>
+        <w:instrText xml:space="preserve"> "</w:instrText>
+      </w:r>
+      <w:r>
+        <w:instrText>http</w:instrText>
+      </w:r>
+      <w:r>
+        <w:rPr>
+          <w:lang w:val="ru-RU"/>
+        </w:rPr>
+        <w:instrText>://</w:instrText>
+      </w:r>
+      <w:r>
+        <w:instrText>www</w:instrText>
+      </w:r>
+      <w:r>
+        <w:rPr>
+          <w:lang w:val="ru-RU"/>
+        </w:rPr>
+        <w:instrText>.</w:instrText>
+      </w:r>
+      <w:r>
+        <w:instrText>cs</w:instrText>
+      </w:r>
+      <w:r>
+        <w:rPr>
+          <w:lang w:val="ru-RU"/>
+        </w:rPr>
+        <w:instrText>.</w:instrText>
+      </w:r>
+      <w:r>
+        <w:instrText>usfca</w:instrText>
+      </w:r>
+      <w:r>
+        <w:rPr>
+          <w:lang w:val="ru-RU"/>
+        </w:rPr>
+        <w:instrText>.</w:instrText>
+      </w:r>
+      <w:r>
+        <w:instrText>edu</w:instrText>
+      </w:r>
+      <w:r>
+        <w:rPr>
+          <w:lang w:val="ru-RU"/>
+        </w:rPr>
+        <w:instrText>/~</w:instrText>
+      </w:r>
+      <w:r>
+        <w:instrText>galles</w:instrText>
+      </w:r>
+      <w:r>
+        <w:rPr>
+          <w:lang w:val="ru-RU"/>
+        </w:rPr>
+        <w:instrText>/</w:instrText>
+      </w:r>
+      <w:r>
+        <w:instrText>visualization</w:instrText>
+      </w:r>
+      <w:r>
+        <w:rPr>
+          <w:lang w:val="ru-RU"/>
+        </w:rPr>
+        <w:instrText>/</w:instrText>
+      </w:r>
+      <w:r>
+        <w:instrText>FibonacciHeap</w:instrText>
+      </w:r>
+      <w:r>
+        <w:rPr>
+          <w:lang w:val="ru-RU"/>
+        </w:rPr>
+        <w:instrText>.</w:instrText>
+      </w:r>
+      <w:r>
+        <w:instrText>html</w:instrText>
+      </w:r>
+      <w:r>
+        <w:rPr>
+          <w:lang w:val="ru-RU"/>
+        </w:rPr>
+        <w:instrText>"</w:instrText>
+      </w:r>
+      <w:r>
+        <w:fldChar w:fldCharType="separate"/>
+      </w:r>
+      <w:r>
+        <w:rPr>
+          <w:rStyle w:val="a8"/>
+          <w:lang w:val="ru-RU"/>
+        </w:rPr>
+        <w:t>http://www.cs.usfca.edu/~galles/visualization/FibonacciHeap.html</w:t>
+      </w:r>
+      <w:r>
+        <w:rPr>
+          <w:rStyle w:val="a8"/>
+          <w:lang w:val="ru-RU"/>
+        </w:rPr>
+        <w:fldChar w:fldCharType="end"/>
+      </w:r>
       <w:r>
         <w:rPr>
           <w:lang w:val="ru-RU"/>
@@ -2724,7 +3044,7 @@
           <w:lang w:val="ru-RU"/>
         </w:rPr>
       </w:pPr>
-      <w:bookmarkStart w:id="2" w:name="_Toc222438480"/>
+      <w:bookmarkStart w:id="2" w:name="_Toc223715150"/>
       <w:r>
         <w:rPr>
           <w:lang w:val="ru-RU"/>
@@ -2770,200 +3090,480 @@
         </w:rPr>
         <w:t xml:space="preserve">): </w:t>
       </w:r>
-      <w:hyperlink r:id="rId7" w:history="1">
-        <w:r>
-          <w:rPr>
-            <w:rStyle w:val="a8"/>
-          </w:rPr>
-          <w:t>ITMO</w:t>
-        </w:r>
-        <w:r>
-          <w:rPr>
-            <w:rStyle w:val="a8"/>
-            <w:lang w:val="ru-RU"/>
-          </w:rPr>
-          <w:t>/ТПО/Лаб1/</w:t>
-        </w:r>
-        <w:r>
-          <w:rPr>
-            <w:rStyle w:val="a8"/>
-          </w:rPr>
-          <w:t>Code</w:t>
-        </w:r>
-        <w:r>
-          <w:rPr>
-            <w:rStyle w:val="a8"/>
-            <w:lang w:val="ru-RU"/>
-          </w:rPr>
-          <w:t>/</w:t>
-        </w:r>
-        <w:r>
-          <w:rPr>
-            <w:rStyle w:val="a8"/>
-          </w:rPr>
-          <w:t>TPOLAB</w:t>
-        </w:r>
-        <w:r>
-          <w:rPr>
-            <w:rStyle w:val="a8"/>
-            <w:lang w:val="ru-RU"/>
-          </w:rPr>
-          <w:t>1/</w:t>
-        </w:r>
-        <w:proofErr w:type="spellStart"/>
-        <w:r>
-          <w:rPr>
-            <w:rStyle w:val="a8"/>
-          </w:rPr>
-          <w:t>src</w:t>
-        </w:r>
-        <w:proofErr w:type="spellEnd"/>
-        <w:r>
-          <w:rPr>
-            <w:rStyle w:val="a8"/>
-            <w:lang w:val="ru-RU"/>
-          </w:rPr>
-          <w:t>/</w:t>
-        </w:r>
-        <w:r>
-          <w:rPr>
-            <w:rStyle w:val="a8"/>
-          </w:rPr>
-          <w:t>main</w:t>
-        </w:r>
-        <w:r>
-          <w:rPr>
-            <w:rStyle w:val="a8"/>
-            <w:lang w:val="ru-RU"/>
-          </w:rPr>
-          <w:t>/</w:t>
-        </w:r>
-        <w:r>
-          <w:rPr>
-            <w:rStyle w:val="a8"/>
-          </w:rPr>
-          <w:t>java</w:t>
-        </w:r>
-        <w:r>
-          <w:rPr>
-            <w:rStyle w:val="a8"/>
-            <w:lang w:val="ru-RU"/>
-          </w:rPr>
-          <w:t>/</w:t>
-        </w:r>
-        <w:r>
-          <w:rPr>
-            <w:rStyle w:val="a8"/>
-          </w:rPr>
-          <w:t>org</w:t>
-        </w:r>
-        <w:r>
-          <w:rPr>
-            <w:rStyle w:val="a8"/>
-            <w:lang w:val="ru-RU"/>
-          </w:rPr>
-          <w:t>/</w:t>
-        </w:r>
-        <w:r>
-          <w:rPr>
-            <w:rStyle w:val="a8"/>
-          </w:rPr>
-          <w:t>example</w:t>
-        </w:r>
-        <w:r>
-          <w:rPr>
-            <w:rStyle w:val="a8"/>
-            <w:lang w:val="ru-RU"/>
-          </w:rPr>
-          <w:t>/</w:t>
-        </w:r>
-        <w:r>
-          <w:rPr>
-            <w:rStyle w:val="a8"/>
-          </w:rPr>
-          <w:t>math</w:t>
-        </w:r>
-        <w:r>
-          <w:rPr>
-            <w:rStyle w:val="a8"/>
-            <w:lang w:val="ru-RU"/>
-          </w:rPr>
-          <w:t>/</w:t>
-        </w:r>
-        <w:r>
-          <w:rPr>
-            <w:rStyle w:val="a8"/>
-          </w:rPr>
-          <w:t>Cosine</w:t>
-        </w:r>
-        <w:r>
-          <w:rPr>
-            <w:rStyle w:val="a8"/>
-            <w:lang w:val="ru-RU"/>
-          </w:rPr>
-          <w:t>.</w:t>
-        </w:r>
-        <w:r>
-          <w:rPr>
-            <w:rStyle w:val="a8"/>
-          </w:rPr>
-          <w:t>java</w:t>
-        </w:r>
-        <w:r>
-          <w:rPr>
-            <w:rStyle w:val="a8"/>
-            <w:lang w:val="ru-RU"/>
-          </w:rPr>
-          <w:t xml:space="preserve"> </w:t>
-        </w:r>
-        <w:r>
-          <w:rPr>
-            <w:rStyle w:val="a8"/>
-          </w:rPr>
-          <w:t>at</w:t>
-        </w:r>
-        <w:r>
-          <w:rPr>
-            <w:rStyle w:val="a8"/>
-            <w:lang w:val="ru-RU"/>
-          </w:rPr>
-          <w:t xml:space="preserve"> </w:t>
-        </w:r>
-        <w:r>
-          <w:rPr>
-            <w:rStyle w:val="a8"/>
-          </w:rPr>
-          <w:t>master</w:t>
-        </w:r>
-        <w:r>
-          <w:rPr>
-            <w:rStyle w:val="a8"/>
-            <w:lang w:val="ru-RU"/>
-          </w:rPr>
-          <w:t xml:space="preserve"> · </w:t>
-        </w:r>
-        <w:proofErr w:type="spellStart"/>
-        <w:r>
-          <w:rPr>
-            <w:rStyle w:val="a8"/>
-          </w:rPr>
-          <w:t>AlexandroLe</w:t>
-        </w:r>
-        <w:proofErr w:type="spellEnd"/>
-        <w:r>
-          <w:rPr>
-            <w:rStyle w:val="a8"/>
-            <w:lang w:val="ru-RU"/>
-          </w:rPr>
-          <w:t>/</w:t>
-        </w:r>
-        <w:r>
-          <w:rPr>
-            <w:rStyle w:val="a8"/>
-          </w:rPr>
-          <w:t>ITMO</w:t>
-        </w:r>
-      </w:hyperlink>
+      <w:r>
+        <w:fldChar w:fldCharType="begin"/>
+      </w:r>
+      <w:r>
+        <w:instrText>HYPERLINK</w:instrText>
+      </w:r>
+      <w:r>
+        <w:rPr>
+          <w:lang w:val="ru-RU"/>
+        </w:rPr>
+        <w:instrText xml:space="preserve"> "</w:instrText>
+      </w:r>
+      <w:r>
+        <w:instrText>https</w:instrText>
+      </w:r>
+      <w:r>
+        <w:rPr>
+          <w:lang w:val="ru-RU"/>
+        </w:rPr>
+        <w:instrText>://</w:instrText>
+      </w:r>
+      <w:r>
+        <w:instrText>github</w:instrText>
+      </w:r>
+      <w:r>
+        <w:rPr>
+          <w:lang w:val="ru-RU"/>
+        </w:rPr>
+        <w:instrText>.</w:instrText>
+      </w:r>
+      <w:r>
+        <w:instrText>com</w:instrText>
+      </w:r>
+      <w:r>
+        <w:rPr>
+          <w:lang w:val="ru-RU"/>
+        </w:rPr>
+        <w:instrText>/</w:instrText>
+      </w:r>
+      <w:r>
+        <w:instrText>AlexandroLe</w:instrText>
+      </w:r>
+      <w:r>
+        <w:rPr>
+          <w:lang w:val="ru-RU"/>
+        </w:rPr>
+        <w:instrText>/</w:instrText>
+      </w:r>
+      <w:r>
+        <w:instrText>ITMO</w:instrText>
+      </w:r>
+      <w:r>
+        <w:rPr>
+          <w:lang w:val="ru-RU"/>
+        </w:rPr>
+        <w:instrText>/</w:instrText>
+      </w:r>
+      <w:r>
+        <w:instrText>blob</w:instrText>
+      </w:r>
+      <w:r>
+        <w:rPr>
+          <w:lang w:val="ru-RU"/>
+        </w:rPr>
+        <w:instrText>/</w:instrText>
+      </w:r>
+      <w:r>
+        <w:instrText>master</w:instrText>
+      </w:r>
+      <w:r>
+        <w:rPr>
+          <w:lang w:val="ru-RU"/>
+        </w:rPr>
+        <w:instrText>/%</w:instrText>
+      </w:r>
+      <w:r>
+        <w:instrText>D</w:instrText>
+      </w:r>
+      <w:r>
+        <w:rPr>
+          <w:lang w:val="ru-RU"/>
+        </w:rPr>
+        <w:instrText>0%</w:instrText>
+      </w:r>
+      <w:r>
+        <w:instrText>A</w:instrText>
+      </w:r>
+      <w:r>
+        <w:rPr>
+          <w:lang w:val="ru-RU"/>
+        </w:rPr>
+        <w:instrText>2%</w:instrText>
+      </w:r>
+      <w:r>
+        <w:instrText>D</w:instrText>
+      </w:r>
+      <w:r>
+        <w:rPr>
+          <w:lang w:val="ru-RU"/>
+        </w:rPr>
+        <w:instrText>0%9</w:instrText>
+      </w:r>
+      <w:r>
+        <w:instrText>F</w:instrText>
+      </w:r>
+      <w:r>
+        <w:rPr>
+          <w:lang w:val="ru-RU"/>
+        </w:rPr>
+        <w:instrText>%</w:instrText>
+      </w:r>
+      <w:r>
+        <w:instrText>D</w:instrText>
+      </w:r>
+      <w:r>
+        <w:rPr>
+          <w:lang w:val="ru-RU"/>
+        </w:rPr>
+        <w:instrText>0%9</w:instrText>
+      </w:r>
+      <w:r>
+        <w:instrText>E</w:instrText>
+      </w:r>
+      <w:r>
+        <w:rPr>
+          <w:lang w:val="ru-RU"/>
+        </w:rPr>
+        <w:instrText>/%</w:instrText>
+      </w:r>
+      <w:r>
+        <w:instrText>D</w:instrText>
+      </w:r>
+      <w:r>
+        <w:rPr>
+          <w:lang w:val="ru-RU"/>
+        </w:rPr>
+        <w:instrText>0%9</w:instrText>
+      </w:r>
+      <w:r>
+        <w:instrText>B</w:instrText>
+      </w:r>
+      <w:r>
+        <w:rPr>
+          <w:lang w:val="ru-RU"/>
+        </w:rPr>
+        <w:instrText>%</w:instrText>
+      </w:r>
+      <w:r>
+        <w:instrText>D</w:instrText>
+      </w:r>
+      <w:r>
+        <w:rPr>
+          <w:lang w:val="ru-RU"/>
+        </w:rPr>
+        <w:instrText>0%</w:instrText>
+      </w:r>
+      <w:r>
+        <w:instrText>B</w:instrText>
+      </w:r>
+      <w:r>
+        <w:rPr>
+          <w:lang w:val="ru-RU"/>
+        </w:rPr>
+        <w:instrText>0%</w:instrText>
+      </w:r>
+      <w:r>
+        <w:instrText>D</w:instrText>
+      </w:r>
+      <w:r>
+        <w:rPr>
+          <w:lang w:val="ru-RU"/>
+        </w:rPr>
+        <w:instrText>0%</w:instrText>
+      </w:r>
+      <w:r>
+        <w:instrText>B</w:instrText>
+      </w:r>
+      <w:r>
+        <w:rPr>
+          <w:lang w:val="ru-RU"/>
+        </w:rPr>
+        <w:instrText>11/</w:instrText>
+      </w:r>
+      <w:r>
+        <w:instrText>Code</w:instrText>
+      </w:r>
+      <w:r>
+        <w:rPr>
+          <w:lang w:val="ru-RU"/>
+        </w:rPr>
+        <w:instrText>/</w:instrText>
+      </w:r>
+      <w:r>
+        <w:instrText>TPOLAB</w:instrText>
+      </w:r>
+      <w:r>
+        <w:rPr>
+          <w:lang w:val="ru-RU"/>
+        </w:rPr>
+        <w:instrText>1/</w:instrText>
+      </w:r>
+      <w:r>
+        <w:instrText>src</w:instrText>
+      </w:r>
+      <w:r>
+        <w:rPr>
+          <w:lang w:val="ru-RU"/>
+        </w:rPr>
+        <w:instrText>/</w:instrText>
+      </w:r>
+      <w:r>
+        <w:instrText>main</w:instrText>
+      </w:r>
+      <w:r>
+        <w:rPr>
+          <w:lang w:val="ru-RU"/>
+        </w:rPr>
+        <w:instrText>/</w:instrText>
+      </w:r>
+      <w:r>
+        <w:instrText>java</w:instrText>
+      </w:r>
+      <w:r>
+        <w:rPr>
+          <w:lang w:val="ru-RU"/>
+        </w:rPr>
+        <w:instrText>/</w:instrText>
+      </w:r>
+      <w:r>
+        <w:instrText>org</w:instrText>
+      </w:r>
+      <w:r>
+        <w:rPr>
+          <w:lang w:val="ru-RU"/>
+        </w:rPr>
+        <w:instrText>/</w:instrText>
+      </w:r>
+      <w:r>
+        <w:instrText>example</w:instrText>
+      </w:r>
+      <w:r>
+        <w:rPr>
+          <w:lang w:val="ru-RU"/>
+        </w:rPr>
+        <w:instrText>/</w:instrText>
+      </w:r>
+      <w:r>
+        <w:instrText>math</w:instrText>
+      </w:r>
+      <w:r>
+        <w:rPr>
+          <w:lang w:val="ru-RU"/>
+        </w:rPr>
+        <w:instrText>/</w:instrText>
+      </w:r>
+      <w:r>
+        <w:instrText>Cosine</w:instrText>
+      </w:r>
+      <w:r>
+        <w:rPr>
+          <w:lang w:val="ru-RU"/>
+        </w:rPr>
+        <w:instrText>.</w:instrText>
+      </w:r>
+      <w:r>
+        <w:instrText>java</w:instrText>
+      </w:r>
+      <w:r>
+        <w:rPr>
+          <w:lang w:val="ru-RU"/>
+        </w:rPr>
+        <w:instrText>"</w:instrText>
+      </w:r>
+      <w:r>
+        <w:fldChar w:fldCharType="separate"/>
+      </w:r>
+      <w:r>
+        <w:rPr>
+          <w:rStyle w:val="a8"/>
+        </w:rPr>
+        <w:t>ITMO</w:t>
+      </w:r>
+      <w:r>
+        <w:rPr>
+          <w:rStyle w:val="a8"/>
+          <w:lang w:val="ru-RU"/>
+        </w:rPr>
+        <w:t>/ТПО/Лаб1/</w:t>
+      </w:r>
+      <w:r>
+        <w:rPr>
+          <w:rStyle w:val="a8"/>
+        </w:rPr>
+        <w:t>Code</w:t>
+      </w:r>
+      <w:r>
+        <w:rPr>
+          <w:rStyle w:val="a8"/>
+          <w:lang w:val="ru-RU"/>
+        </w:rPr>
+        <w:t>/</w:t>
+      </w:r>
+      <w:r>
+        <w:rPr>
+          <w:rStyle w:val="a8"/>
+        </w:rPr>
+        <w:t>TPOLAB</w:t>
+      </w:r>
+      <w:r>
+        <w:rPr>
+          <w:rStyle w:val="a8"/>
+          <w:lang w:val="ru-RU"/>
+        </w:rPr>
+        <w:t>1/</w:t>
+      </w:r>
+      <w:proofErr w:type="spellStart"/>
+      <w:r>
+        <w:rPr>
+          <w:rStyle w:val="a8"/>
+        </w:rPr>
+        <w:t>src</w:t>
+      </w:r>
+      <w:proofErr w:type="spellEnd"/>
+      <w:r>
+        <w:rPr>
+          <w:rStyle w:val="a8"/>
+          <w:lang w:val="ru-RU"/>
+        </w:rPr>
+        <w:t>/</w:t>
+      </w:r>
+      <w:r>
+        <w:rPr>
+          <w:rStyle w:val="a8"/>
+        </w:rPr>
+        <w:t>main</w:t>
+      </w:r>
+      <w:r>
+        <w:rPr>
+          <w:rStyle w:val="a8"/>
+          <w:lang w:val="ru-RU"/>
+        </w:rPr>
+        <w:t>/</w:t>
+      </w:r>
+      <w:r>
+        <w:rPr>
+          <w:rStyle w:val="a8"/>
+        </w:rPr>
+        <w:t>java</w:t>
+      </w:r>
+      <w:r>
+        <w:rPr>
+          <w:rStyle w:val="a8"/>
+          <w:lang w:val="ru-RU"/>
+        </w:rPr>
+        <w:t>/</w:t>
+      </w:r>
+      <w:r>
+        <w:rPr>
+          <w:rStyle w:val="a8"/>
+        </w:rPr>
+        <w:t>org</w:t>
+      </w:r>
+      <w:r>
+        <w:rPr>
+          <w:rStyle w:val="a8"/>
+          <w:lang w:val="ru-RU"/>
+        </w:rPr>
+        <w:t>/</w:t>
+      </w:r>
+      <w:r>
+        <w:rPr>
+          <w:rStyle w:val="a8"/>
+        </w:rPr>
+        <w:t>example</w:t>
+      </w:r>
+      <w:r>
+        <w:rPr>
+          <w:rStyle w:val="a8"/>
+          <w:lang w:val="ru-RU"/>
+        </w:rPr>
+        <w:t>/</w:t>
+      </w:r>
+      <w:r>
+        <w:rPr>
+          <w:rStyle w:val="a8"/>
+        </w:rPr>
+        <w:t>math</w:t>
+      </w:r>
+      <w:r>
+        <w:rPr>
+          <w:rStyle w:val="a8"/>
+          <w:lang w:val="ru-RU"/>
+        </w:rPr>
+        <w:t>/</w:t>
+      </w:r>
+      <w:r>
+        <w:rPr>
+          <w:rStyle w:val="a8"/>
+        </w:rPr>
+        <w:t>Cosine</w:t>
+      </w:r>
+      <w:r>
+        <w:rPr>
+          <w:rStyle w:val="a8"/>
+          <w:lang w:val="ru-RU"/>
+        </w:rPr>
+        <w:t>.</w:t>
+      </w:r>
+      <w:r>
+        <w:rPr>
+          <w:rStyle w:val="a8"/>
+        </w:rPr>
+        <w:t>java</w:t>
+      </w:r>
+      <w:r>
+        <w:rPr>
+          <w:rStyle w:val="a8"/>
+          <w:lang w:val="ru-RU"/>
+        </w:rPr>
+        <w:t xml:space="preserve"> </w:t>
+      </w:r>
+      <w:r>
+        <w:rPr>
+          <w:rStyle w:val="a8"/>
+        </w:rPr>
+        <w:t>at</w:t>
+      </w:r>
+      <w:r>
+        <w:rPr>
+          <w:rStyle w:val="a8"/>
+          <w:lang w:val="ru-RU"/>
+        </w:rPr>
+        <w:t xml:space="preserve"> </w:t>
+      </w:r>
+      <w:r>
+        <w:rPr>
+          <w:rStyle w:val="a8"/>
+        </w:rPr>
+        <w:t>master</w:t>
+      </w:r>
+      <w:r>
+        <w:rPr>
+          <w:rStyle w:val="a8"/>
+          <w:lang w:val="ru-RU"/>
+        </w:rPr>
+        <w:t xml:space="preserve"> · </w:t>
+      </w:r>
+      <w:proofErr w:type="spellStart"/>
+      <w:r>
+        <w:rPr>
+          <w:rStyle w:val="a8"/>
+        </w:rPr>
+        <w:t>AlexandroLe</w:t>
+      </w:r>
+      <w:proofErr w:type="spellEnd"/>
+      <w:r>
+        <w:rPr>
+          <w:rStyle w:val="a8"/>
+          <w:lang w:val="ru-RU"/>
+        </w:rPr>
+        <w:t>/</w:t>
+      </w:r>
+      <w:r>
+        <w:rPr>
+          <w:rStyle w:val="a8"/>
+        </w:rPr>
+        <w:t>ITMO</w:t>
+      </w:r>
+      <w:r>
+        <w:rPr>
+          <w:rStyle w:val="a8"/>
+        </w:rPr>
+        <w:fldChar w:fldCharType="end"/>
+      </w:r>
       <w:r>
         <w:rPr>
           <w:lang w:val="ru-RU"/>
@@ -3005,6 +3605,154 @@
             <wp:extent cx="2026920" cy="678767"/>
             <wp:effectExtent l="0" t="0" r="0" b="7620"/>
             <wp:docPr id="1" name="Рисунок 1"/>
+            <wp:cNvGraphicFramePr>
+              <a:graphicFrameLocks xmlns:a="http://schemas.openxmlformats.org/drawingml/2006/main" noChangeAspect="1"/>
+            </wp:cNvGraphicFramePr>
+            <a:graphic xmlns:a="http://schemas.openxmlformats.org/drawingml/2006/main">
+              <a:graphicData uri="http://schemas.openxmlformats.org/drawingml/2006/picture">
+                <pic:pic xmlns:pic="http://schemas.openxmlformats.org/drawingml/2006/picture">
+                  <pic:nvPicPr>
+                    <pic:cNvPr id="1" name=""/>
+                    <pic:cNvPicPr/>
+                  </pic:nvPicPr>
+                  <pic:blipFill>
+                    <a:blip r:embed="rId6"/>
+                    <a:stretch>
+                      <a:fillRect/>
+                    </a:stretch>
+                  </pic:blipFill>
+                  <pic:spPr>
+                    <a:xfrm>
+                      <a:off x="0" y="0"/>
+                      <a:ext cx="2043609" cy="684356"/>
+                    </a:xfrm>
+                    <a:prstGeom prst="rect">
+                      <a:avLst/>
+                    </a:prstGeom>
+                  </pic:spPr>
+                </pic:pic>
+              </a:graphicData>
+            </a:graphic>
+          </wp:inline>
+        </w:drawing>
+      </w:r>
+    </w:p>
+    <w:p>
+      <w:pPr>
+        <w:suppressAutoHyphens w:val="0"/>
+        <w:spacing w:before="100" w:beforeAutospacing="1" w:after="0" w:line="240" w:lineRule="auto"/>
+        <w:rPr>
+          <w:rFonts w:eastAsia="Times New Roman" w:cs="Times New Roman"/>
+          <w:szCs w:val="24"/>
+          <w:lang w:val="ru-RU" w:eastAsia="ru-RU"/>
+        </w:rPr>
+      </w:pPr>
+      <w:r>
+        <w:rPr>
+          <w:rFonts w:eastAsia="Times New Roman" w:cs="Times New Roman"/>
+          <w:szCs w:val="24"/>
+          <w:lang w:val="ru-RU" w:eastAsia="ru-RU"/>
+        </w:rPr>
+        <w:t>Первые члены ряда:</w:t>
+      </w:r>
+    </w:p>
+    <w:p>
+      <w:pPr>
+        <w:suppressAutoHyphens w:val="0"/>
+        <w:spacing w:before="100" w:beforeAutospacing="1" w:after="100" w:afterAutospacing="1" w:line="240" w:lineRule="auto"/>
+        <w:jc w:val="center"/>
+        <w:rPr>
+          <w:rFonts w:eastAsia="Times New Roman" w:cs="Times New Roman"/>
+          <w:szCs w:val="24"/>
+          <w:lang w:val="ru-RU" w:eastAsia="ru-RU"/>
+        </w:rPr>
+      </w:pPr>
+      <w:r>
+        <w:rPr>
+          <w:rFonts w:eastAsia="Times New Roman" w:cs="Times New Roman"/>
+          <w:noProof/>
+          <w:szCs w:val="24"/>
+          <w:lang w:val="ru-RU" w:eastAsia="ru-RU"/>
+        </w:rPr>
+        <w:drawing>
+          <wp:inline distT="0" distB="0" distL="0" distR="0" wp14:anchorId="544CE43C" wp14:editId="39334553">
+            <wp:extent cx="3247143" cy="617220"/>
+            <wp:effectExtent l="0" t="0" r="0" b="0"/>
+            <wp:docPr id="2" name="Рисунок 2"/>
+            <wp:cNvGraphicFramePr>
+              <a:graphicFrameLocks xmlns:a="http://schemas.openxmlformats.org/drawingml/2006/main" noChangeAspect="1"/>
+            </wp:cNvGraphicFramePr>
+            <a:graphic xmlns:a="http://schemas.openxmlformats.org/drawingml/2006/main">
+              <a:graphicData uri="http://schemas.openxmlformats.org/drawingml/2006/picture">
+                <pic:pic xmlns:pic="http://schemas.openxmlformats.org/drawingml/2006/picture">
+                  <pic:nvPicPr>
+                    <pic:cNvPr id="1" name=""/>
+                    <pic:cNvPicPr/>
+                  </pic:nvPicPr>
+                  <pic:blipFill>
+                    <a:blip r:embed="rId7"/>
+                    <a:stretch>
+                      <a:fillRect/>
+                    </a:stretch>
+                  </pic:blipFill>
+                  <pic:spPr>
+                    <a:xfrm>
+                      <a:off x="0" y="0"/>
+                      <a:ext cx="3269056" cy="621385"/>
+                    </a:xfrm>
+                    <a:prstGeom prst="rect">
+                      <a:avLst/>
+                    </a:prstGeom>
+                  </pic:spPr>
+                </pic:pic>
+              </a:graphicData>
+            </a:graphic>
+          </wp:inline>
+        </w:drawing>
+      </w:r>
+    </w:p>
+    <w:p>
+      <w:pPr>
+        <w:suppressAutoHyphens w:val="0"/>
+        <w:spacing w:before="100" w:beforeAutospacing="1" w:after="100" w:afterAutospacing="1" w:line="240" w:lineRule="auto"/>
+        <w:rPr>
+          <w:rFonts w:eastAsia="Times New Roman" w:cs="Times New Roman"/>
+          <w:szCs w:val="24"/>
+          <w:lang w:val="ru-RU" w:eastAsia="ru-RU"/>
+        </w:rPr>
+      </w:pPr>
+      <w:r>
+        <w:rPr>
+          <w:rFonts w:eastAsia="Times New Roman" w:cs="Times New Roman"/>
+          <w:szCs w:val="24"/>
+          <w:lang w:val="ru-RU" w:eastAsia="ru-RU"/>
+        </w:rPr>
+        <w:t>В реализации используется рекуррентная формула для вычисления следующего члена:</w:t>
+      </w:r>
+    </w:p>
+    <w:p>
+      <w:pPr>
+        <w:suppressAutoHyphens w:val="0"/>
+        <w:spacing w:before="100" w:beforeAutospacing="1" w:after="100" w:afterAutospacing="1" w:line="240" w:lineRule="auto"/>
+        <w:jc w:val="center"/>
+        <w:rPr>
+          <w:rFonts w:eastAsia="Times New Roman" w:cs="Times New Roman"/>
+          <w:szCs w:val="24"/>
+          <w:lang w:val="ru-RU" w:eastAsia="ru-RU"/>
+        </w:rPr>
+      </w:pPr>
+      <w:r>
+        <w:rPr>
+          <w:rFonts w:eastAsia="Times New Roman" w:cs="Times New Roman"/>
+          <w:noProof/>
+          <w:szCs w:val="24"/>
+          <w:lang w:val="ru-RU" w:eastAsia="ru-RU"/>
+        </w:rPr>
+        <w:drawing>
+          <wp:inline distT="0" distB="0" distL="0" distR="0" wp14:anchorId="7C7EF30A" wp14:editId="4E5909DC">
+            <wp:extent cx="2430780" cy="639318"/>
+            <wp:effectExtent l="0" t="0" r="0" b="8890"/>
+            <wp:docPr id="3" name="Рисунок 3"/>
             <wp:cNvGraphicFramePr>
               <a:graphicFrameLocks xmlns:a="http://schemas.openxmlformats.org/drawingml/2006/main" noChangeAspect="1"/>
             </wp:cNvGraphicFramePr>
@@ -3024,154 +3772,6 @@
                   <pic:spPr>
                     <a:xfrm>
                       <a:off x="0" y="0"/>
-                      <a:ext cx="2043609" cy="684356"/>
-                    </a:xfrm>
-                    <a:prstGeom prst="rect">
-                      <a:avLst/>
-                    </a:prstGeom>
-                  </pic:spPr>
-                </pic:pic>
-              </a:graphicData>
-            </a:graphic>
-          </wp:inline>
-        </w:drawing>
-      </w:r>
-    </w:p>
-    <w:p>
-      <w:pPr>
-        <w:suppressAutoHyphens w:val="0"/>
-        <w:spacing w:before="100" w:beforeAutospacing="1" w:after="0" w:line="240" w:lineRule="auto"/>
-        <w:rPr>
-          <w:rFonts w:eastAsia="Times New Roman" w:cs="Times New Roman"/>
-          <w:szCs w:val="24"/>
-          <w:lang w:val="ru-RU" w:eastAsia="ru-RU"/>
-        </w:rPr>
-      </w:pPr>
-      <w:r>
-        <w:rPr>
-          <w:rFonts w:eastAsia="Times New Roman" w:cs="Times New Roman"/>
-          <w:szCs w:val="24"/>
-          <w:lang w:val="ru-RU" w:eastAsia="ru-RU"/>
-        </w:rPr>
-        <w:t>Первые члены ряда:</w:t>
-      </w:r>
-    </w:p>
-    <w:p>
-      <w:pPr>
-        <w:suppressAutoHyphens w:val="0"/>
-        <w:spacing w:before="100" w:beforeAutospacing="1" w:after="100" w:afterAutospacing="1" w:line="240" w:lineRule="auto"/>
-        <w:jc w:val="center"/>
-        <w:rPr>
-          <w:rFonts w:eastAsia="Times New Roman" w:cs="Times New Roman"/>
-          <w:szCs w:val="24"/>
-          <w:lang w:val="ru-RU" w:eastAsia="ru-RU"/>
-        </w:rPr>
-      </w:pPr>
-      <w:r>
-        <w:rPr>
-          <w:rFonts w:eastAsia="Times New Roman" w:cs="Times New Roman"/>
-          <w:noProof/>
-          <w:szCs w:val="24"/>
-          <w:lang w:val="ru-RU" w:eastAsia="ru-RU"/>
-        </w:rPr>
-        <w:drawing>
-          <wp:inline distT="0" distB="0" distL="0" distR="0" wp14:anchorId="544CE43C" wp14:editId="39334553">
-            <wp:extent cx="3247143" cy="617220"/>
-            <wp:effectExtent l="0" t="0" r="0" b="0"/>
-            <wp:docPr id="2" name="Рисунок 2"/>
-            <wp:cNvGraphicFramePr>
-              <a:graphicFrameLocks xmlns:a="http://schemas.openxmlformats.org/drawingml/2006/main" noChangeAspect="1"/>
-            </wp:cNvGraphicFramePr>
-            <a:graphic xmlns:a="http://schemas.openxmlformats.org/drawingml/2006/main">
-              <a:graphicData uri="http://schemas.openxmlformats.org/drawingml/2006/picture">
-                <pic:pic xmlns:pic="http://schemas.openxmlformats.org/drawingml/2006/picture">
-                  <pic:nvPicPr>
-                    <pic:cNvPr id="1" name=""/>
-                    <pic:cNvPicPr/>
-                  </pic:nvPicPr>
-                  <pic:blipFill>
-                    <a:blip r:embed="rId9"/>
-                    <a:stretch>
-                      <a:fillRect/>
-                    </a:stretch>
-                  </pic:blipFill>
-                  <pic:spPr>
-                    <a:xfrm>
-                      <a:off x="0" y="0"/>
-                      <a:ext cx="3269056" cy="621385"/>
-                    </a:xfrm>
-                    <a:prstGeom prst="rect">
-                      <a:avLst/>
-                    </a:prstGeom>
-                  </pic:spPr>
-                </pic:pic>
-              </a:graphicData>
-            </a:graphic>
-          </wp:inline>
-        </w:drawing>
-      </w:r>
-    </w:p>
-    <w:p>
-      <w:pPr>
-        <w:suppressAutoHyphens w:val="0"/>
-        <w:spacing w:before="100" w:beforeAutospacing="1" w:after="100" w:afterAutospacing="1" w:line="240" w:lineRule="auto"/>
-        <w:rPr>
-          <w:rFonts w:eastAsia="Times New Roman" w:cs="Times New Roman"/>
-          <w:szCs w:val="24"/>
-          <w:lang w:val="ru-RU" w:eastAsia="ru-RU"/>
-        </w:rPr>
-      </w:pPr>
-      <w:r>
-        <w:rPr>
-          <w:rFonts w:eastAsia="Times New Roman" w:cs="Times New Roman"/>
-          <w:szCs w:val="24"/>
-          <w:lang w:val="ru-RU" w:eastAsia="ru-RU"/>
-        </w:rPr>
-        <w:t>В реализации используется рекуррентная формула для вычисления следующего члена:</w:t>
-      </w:r>
-    </w:p>
-    <w:p>
-      <w:pPr>
-        <w:suppressAutoHyphens w:val="0"/>
-        <w:spacing w:before="100" w:beforeAutospacing="1" w:after="100" w:afterAutospacing="1" w:line="240" w:lineRule="auto"/>
-        <w:jc w:val="center"/>
-        <w:rPr>
-          <w:rFonts w:eastAsia="Times New Roman" w:cs="Times New Roman"/>
-          <w:szCs w:val="24"/>
-          <w:lang w:val="ru-RU" w:eastAsia="ru-RU"/>
-        </w:rPr>
-      </w:pPr>
-      <w:r>
-        <w:rPr>
-          <w:rFonts w:eastAsia="Times New Roman" w:cs="Times New Roman"/>
-          <w:noProof/>
-          <w:szCs w:val="24"/>
-          <w:lang w:val="ru-RU" w:eastAsia="ru-RU"/>
-        </w:rPr>
-        <w:drawing>
-          <wp:inline distT="0" distB="0" distL="0" distR="0" wp14:anchorId="7C7EF30A" wp14:editId="4E5909DC">
-            <wp:extent cx="2430780" cy="639318"/>
-            <wp:effectExtent l="0" t="0" r="0" b="8890"/>
-            <wp:docPr id="3" name="Рисунок 3"/>
-            <wp:cNvGraphicFramePr>
-              <a:graphicFrameLocks xmlns:a="http://schemas.openxmlformats.org/drawingml/2006/main" noChangeAspect="1"/>
-            </wp:cNvGraphicFramePr>
-            <a:graphic xmlns:a="http://schemas.openxmlformats.org/drawingml/2006/main">
-              <a:graphicData uri="http://schemas.openxmlformats.org/drawingml/2006/picture">
-                <pic:pic xmlns:pic="http://schemas.openxmlformats.org/drawingml/2006/picture">
-                  <pic:nvPicPr>
-                    <pic:cNvPr id="1" name=""/>
-                    <pic:cNvPicPr/>
-                  </pic:nvPicPr>
-                  <pic:blipFill>
-                    <a:blip r:embed="rId10"/>
-                    <a:stretch>
-                      <a:fillRect/>
-                    </a:stretch>
-                  </pic:blipFill>
-                  <pic:spPr>
-                    <a:xfrm>
-                      <a:off x="0" y="0"/>
                       <a:ext cx="2452995" cy="645161"/>
                     </a:xfrm>
                     <a:prstGeom prst="rect">
@@ -3193,7 +3793,7 @@
           <w:lang w:val="ru-RU" w:eastAsia="ru-RU"/>
         </w:rPr>
       </w:pPr>
-      <w:bookmarkStart w:id="3" w:name="_Toc222438481"/>
+      <w:bookmarkStart w:id="3" w:name="_Toc223715151"/>
       <w:r>
         <w:rPr>
           <w:rFonts w:eastAsia="Times New Roman"/>
@@ -3238,7 +3838,7 @@
                     <pic:cNvPicPr/>
                   </pic:nvPicPr>
                   <pic:blipFill>
-                    <a:blip r:embed="rId11" cstate="print">
+                    <a:blip r:embed="rId9" cstate="print">
                       <a:extLst>
                         <a:ext uri="{28A0092B-C50C-407E-A947-70E740481C1C}">
                           <a14:useLocalDpi xmlns:a14="http://schemas.microsoft.com/office/drawing/2010/main" val="0"/>
@@ -3816,7 +4416,7 @@
           <w:lang w:val="ru-RU"/>
         </w:rPr>
       </w:pPr>
-      <w:bookmarkStart w:id="4" w:name="_Toc222438482"/>
+      <w:bookmarkStart w:id="4" w:name="_Toc223715152"/>
       <w:r>
         <w:rPr>
           <w:lang w:val="ru-RU"/>
@@ -4602,7 +5202,7 @@
           <w:lang w:val="ru-RU"/>
         </w:rPr>
       </w:pPr>
-      <w:bookmarkStart w:id="5" w:name="_Toc222438483"/>
+      <w:bookmarkStart w:id="5" w:name="_Toc223715153"/>
       <w:r>
         <w:rPr>
           <w:lang w:val="ru-RU"/>
@@ -13333,7 +13933,7 @@
           <w:lang w:val="ru-RU"/>
         </w:rPr>
       </w:pPr>
-      <w:bookmarkStart w:id="6" w:name="_Toc222438484"/>
+      <w:bookmarkStart w:id="6" w:name="_Toc223715154"/>
       <w:r>
         <w:rPr>
           <w:lang w:val="ru-RU"/>
@@ -13376,7 +13976,7 @@
                     <pic:cNvPicPr/>
                   </pic:nvPicPr>
                   <pic:blipFill>
-                    <a:blip r:embed="rId12"/>
+                    <a:blip r:embed="rId10"/>
                     <a:stretch>
                       <a:fillRect/>
                     </a:stretch>
@@ -13425,7 +14025,7 @@
                     <pic:cNvPicPr/>
                   </pic:nvPicPr>
                   <pic:blipFill>
-                    <a:blip r:embed="rId13">
+                    <a:blip r:embed="rId11">
                       <a:extLst>
                         <a:ext uri="{28A0092B-C50C-407E-A947-70E740481C1C}">
                           <a14:useLocalDpi xmlns:a14="http://schemas.microsoft.com/office/drawing/2010/main" val="0"/>
@@ -13542,7 +14142,7 @@
           <w:lang w:val="ru-RU"/>
         </w:rPr>
       </w:pPr>
-      <w:bookmarkStart w:id="7" w:name="_Toc222438485"/>
+      <w:bookmarkStart w:id="7" w:name="_Toc223715155"/>
       <w:r>
         <w:rPr>
           <w:lang w:val="ru-RU"/>
@@ -13564,200 +14164,480 @@
         </w:rPr>
         <w:t xml:space="preserve">Реализация по варианту: </w:t>
       </w:r>
-      <w:hyperlink r:id="rId14" w:history="1">
-        <w:r>
-          <w:rPr>
-            <w:rStyle w:val="a8"/>
-          </w:rPr>
-          <w:t>ITMO</w:t>
-        </w:r>
-        <w:r>
-          <w:rPr>
-            <w:rStyle w:val="a8"/>
-            <w:lang w:val="ru-RU"/>
-          </w:rPr>
-          <w:t>/ТПО/Лаб1/</w:t>
-        </w:r>
-        <w:r>
-          <w:rPr>
-            <w:rStyle w:val="a8"/>
-          </w:rPr>
-          <w:t>Code</w:t>
-        </w:r>
-        <w:r>
-          <w:rPr>
-            <w:rStyle w:val="a8"/>
-            <w:lang w:val="ru-RU"/>
-          </w:rPr>
-          <w:t>/</w:t>
-        </w:r>
-        <w:r>
-          <w:rPr>
-            <w:rStyle w:val="a8"/>
-          </w:rPr>
-          <w:t>TPOLAB</w:t>
-        </w:r>
-        <w:r>
-          <w:rPr>
-            <w:rStyle w:val="a8"/>
-            <w:lang w:val="ru-RU"/>
-          </w:rPr>
-          <w:t>1/</w:t>
-        </w:r>
-        <w:proofErr w:type="spellStart"/>
-        <w:r>
-          <w:rPr>
-            <w:rStyle w:val="a8"/>
-          </w:rPr>
-          <w:t>src</w:t>
-        </w:r>
-        <w:proofErr w:type="spellEnd"/>
-        <w:r>
-          <w:rPr>
-            <w:rStyle w:val="a8"/>
-            <w:lang w:val="ru-RU"/>
-          </w:rPr>
-          <w:t>/</w:t>
-        </w:r>
-        <w:r>
-          <w:rPr>
-            <w:rStyle w:val="a8"/>
-          </w:rPr>
-          <w:t>main</w:t>
-        </w:r>
-        <w:r>
-          <w:rPr>
-            <w:rStyle w:val="a8"/>
-            <w:lang w:val="ru-RU"/>
-          </w:rPr>
-          <w:t>/</w:t>
-        </w:r>
-        <w:r>
-          <w:rPr>
-            <w:rStyle w:val="a8"/>
-          </w:rPr>
-          <w:t>java</w:t>
-        </w:r>
-        <w:r>
-          <w:rPr>
-            <w:rStyle w:val="a8"/>
-            <w:lang w:val="ru-RU"/>
-          </w:rPr>
-          <w:t>/</w:t>
-        </w:r>
-        <w:r>
-          <w:rPr>
-            <w:rStyle w:val="a8"/>
-          </w:rPr>
-          <w:t>org</w:t>
-        </w:r>
-        <w:r>
-          <w:rPr>
-            <w:rStyle w:val="a8"/>
-            <w:lang w:val="ru-RU"/>
-          </w:rPr>
-          <w:t>/</w:t>
-        </w:r>
-        <w:r>
-          <w:rPr>
-            <w:rStyle w:val="a8"/>
-          </w:rPr>
-          <w:t>example</w:t>
-        </w:r>
-        <w:r>
-          <w:rPr>
-            <w:rStyle w:val="a8"/>
-            <w:lang w:val="ru-RU"/>
-          </w:rPr>
-          <w:t>/</w:t>
-        </w:r>
-        <w:r>
-          <w:rPr>
-            <w:rStyle w:val="a8"/>
-          </w:rPr>
-          <w:t>heap</w:t>
-        </w:r>
-        <w:r>
-          <w:rPr>
-            <w:rStyle w:val="a8"/>
-            <w:lang w:val="ru-RU"/>
-          </w:rPr>
-          <w:t>/</w:t>
-        </w:r>
-        <w:r>
-          <w:rPr>
-            <w:rStyle w:val="a8"/>
-          </w:rPr>
-          <w:t>Fibonacci</w:t>
-        </w:r>
-        <w:r>
-          <w:rPr>
-            <w:rStyle w:val="a8"/>
-            <w:lang w:val="ru-RU"/>
-          </w:rPr>
-          <w:t>.</w:t>
-        </w:r>
-        <w:r>
-          <w:rPr>
-            <w:rStyle w:val="a8"/>
-          </w:rPr>
-          <w:t>java</w:t>
-        </w:r>
-        <w:r>
-          <w:rPr>
-            <w:rStyle w:val="a8"/>
-            <w:lang w:val="ru-RU"/>
-          </w:rPr>
-          <w:t xml:space="preserve"> </w:t>
-        </w:r>
-        <w:r>
-          <w:rPr>
-            <w:rStyle w:val="a8"/>
-          </w:rPr>
-          <w:t>at</w:t>
-        </w:r>
-        <w:r>
-          <w:rPr>
-            <w:rStyle w:val="a8"/>
-            <w:lang w:val="ru-RU"/>
-          </w:rPr>
-          <w:t xml:space="preserve"> </w:t>
-        </w:r>
-        <w:r>
-          <w:rPr>
-            <w:rStyle w:val="a8"/>
-          </w:rPr>
-          <w:t>master</w:t>
-        </w:r>
-        <w:r>
-          <w:rPr>
-            <w:rStyle w:val="a8"/>
-            <w:lang w:val="ru-RU"/>
-          </w:rPr>
-          <w:t xml:space="preserve"> · </w:t>
-        </w:r>
-        <w:proofErr w:type="spellStart"/>
-        <w:r>
-          <w:rPr>
-            <w:rStyle w:val="a8"/>
-          </w:rPr>
-          <w:t>AlexandroLe</w:t>
-        </w:r>
-        <w:proofErr w:type="spellEnd"/>
-        <w:r>
-          <w:rPr>
-            <w:rStyle w:val="a8"/>
-            <w:lang w:val="ru-RU"/>
-          </w:rPr>
-          <w:t>/</w:t>
-        </w:r>
-        <w:r>
-          <w:rPr>
-            <w:rStyle w:val="a8"/>
-          </w:rPr>
-          <w:t>ITMO</w:t>
-        </w:r>
-      </w:hyperlink>
+      <w:r>
+        <w:fldChar w:fldCharType="begin"/>
+      </w:r>
+      <w:r>
+        <w:instrText>HYPERLINK</w:instrText>
+      </w:r>
+      <w:r>
+        <w:rPr>
+          <w:lang w:val="ru-RU"/>
+        </w:rPr>
+        <w:instrText xml:space="preserve"> "</w:instrText>
+      </w:r>
+      <w:r>
+        <w:instrText>https</w:instrText>
+      </w:r>
+      <w:r>
+        <w:rPr>
+          <w:lang w:val="ru-RU"/>
+        </w:rPr>
+        <w:instrText>://</w:instrText>
+      </w:r>
+      <w:r>
+        <w:instrText>github</w:instrText>
+      </w:r>
+      <w:r>
+        <w:rPr>
+          <w:lang w:val="ru-RU"/>
+        </w:rPr>
+        <w:instrText>.</w:instrText>
+      </w:r>
+      <w:r>
+        <w:instrText>com</w:instrText>
+      </w:r>
+      <w:r>
+        <w:rPr>
+          <w:lang w:val="ru-RU"/>
+        </w:rPr>
+        <w:instrText>/</w:instrText>
+      </w:r>
+      <w:r>
+        <w:instrText>AlexandroLe</w:instrText>
+      </w:r>
+      <w:r>
+        <w:rPr>
+          <w:lang w:val="ru-RU"/>
+        </w:rPr>
+        <w:instrText>/</w:instrText>
+      </w:r>
+      <w:r>
+        <w:instrText>ITMO</w:instrText>
+      </w:r>
+      <w:r>
+        <w:rPr>
+          <w:lang w:val="ru-RU"/>
+        </w:rPr>
+        <w:instrText>/</w:instrText>
+      </w:r>
+      <w:r>
+        <w:instrText>blob</w:instrText>
+      </w:r>
+      <w:r>
+        <w:rPr>
+          <w:lang w:val="ru-RU"/>
+        </w:rPr>
+        <w:instrText>/</w:instrText>
+      </w:r>
+      <w:r>
+        <w:instrText>master</w:instrText>
+      </w:r>
+      <w:r>
+        <w:rPr>
+          <w:lang w:val="ru-RU"/>
+        </w:rPr>
+        <w:instrText>/%</w:instrText>
+      </w:r>
+      <w:r>
+        <w:instrText>D</w:instrText>
+      </w:r>
+      <w:r>
+        <w:rPr>
+          <w:lang w:val="ru-RU"/>
+        </w:rPr>
+        <w:instrText>0%</w:instrText>
+      </w:r>
+      <w:r>
+        <w:instrText>A</w:instrText>
+      </w:r>
+      <w:r>
+        <w:rPr>
+          <w:lang w:val="ru-RU"/>
+        </w:rPr>
+        <w:instrText>2%</w:instrText>
+      </w:r>
+      <w:r>
+        <w:instrText>D</w:instrText>
+      </w:r>
+      <w:r>
+        <w:rPr>
+          <w:lang w:val="ru-RU"/>
+        </w:rPr>
+        <w:instrText>0%9</w:instrText>
+      </w:r>
+      <w:r>
+        <w:instrText>F</w:instrText>
+      </w:r>
+      <w:r>
+        <w:rPr>
+          <w:lang w:val="ru-RU"/>
+        </w:rPr>
+        <w:instrText>%</w:instrText>
+      </w:r>
+      <w:r>
+        <w:instrText>D</w:instrText>
+      </w:r>
+      <w:r>
+        <w:rPr>
+          <w:lang w:val="ru-RU"/>
+        </w:rPr>
+        <w:instrText>0%9</w:instrText>
+      </w:r>
+      <w:r>
+        <w:instrText>E</w:instrText>
+      </w:r>
+      <w:r>
+        <w:rPr>
+          <w:lang w:val="ru-RU"/>
+        </w:rPr>
+        <w:instrText>/%</w:instrText>
+      </w:r>
+      <w:r>
+        <w:instrText>D</w:instrText>
+      </w:r>
+      <w:r>
+        <w:rPr>
+          <w:lang w:val="ru-RU"/>
+        </w:rPr>
+        <w:instrText>0%9</w:instrText>
+      </w:r>
+      <w:r>
+        <w:instrText>B</w:instrText>
+      </w:r>
+      <w:r>
+        <w:rPr>
+          <w:lang w:val="ru-RU"/>
+        </w:rPr>
+        <w:instrText>%</w:instrText>
+      </w:r>
+      <w:r>
+        <w:instrText>D</w:instrText>
+      </w:r>
+      <w:r>
+        <w:rPr>
+          <w:lang w:val="ru-RU"/>
+        </w:rPr>
+        <w:instrText>0%</w:instrText>
+      </w:r>
+      <w:r>
+        <w:instrText>B</w:instrText>
+      </w:r>
+      <w:r>
+        <w:rPr>
+          <w:lang w:val="ru-RU"/>
+        </w:rPr>
+        <w:instrText>0%</w:instrText>
+      </w:r>
+      <w:r>
+        <w:instrText>D</w:instrText>
+      </w:r>
+      <w:r>
+        <w:rPr>
+          <w:lang w:val="ru-RU"/>
+        </w:rPr>
+        <w:instrText>0%</w:instrText>
+      </w:r>
+      <w:r>
+        <w:instrText>B</w:instrText>
+      </w:r>
+      <w:r>
+        <w:rPr>
+          <w:lang w:val="ru-RU"/>
+        </w:rPr>
+        <w:instrText>11/</w:instrText>
+      </w:r>
+      <w:r>
+        <w:instrText>Code</w:instrText>
+      </w:r>
+      <w:r>
+        <w:rPr>
+          <w:lang w:val="ru-RU"/>
+        </w:rPr>
+        <w:instrText>/</w:instrText>
+      </w:r>
+      <w:r>
+        <w:instrText>TPOLAB</w:instrText>
+      </w:r>
+      <w:r>
+        <w:rPr>
+          <w:lang w:val="ru-RU"/>
+        </w:rPr>
+        <w:instrText>1/</w:instrText>
+      </w:r>
+      <w:r>
+        <w:instrText>src</w:instrText>
+      </w:r>
+      <w:r>
+        <w:rPr>
+          <w:lang w:val="ru-RU"/>
+        </w:rPr>
+        <w:instrText>/</w:instrText>
+      </w:r>
+      <w:r>
+        <w:instrText>main</w:instrText>
+      </w:r>
+      <w:r>
+        <w:rPr>
+          <w:lang w:val="ru-RU"/>
+        </w:rPr>
+        <w:instrText>/</w:instrText>
+      </w:r>
+      <w:r>
+        <w:instrText>java</w:instrText>
+      </w:r>
+      <w:r>
+        <w:rPr>
+          <w:lang w:val="ru-RU"/>
+        </w:rPr>
+        <w:instrText>/</w:instrText>
+      </w:r>
+      <w:r>
+        <w:instrText>org</w:instrText>
+      </w:r>
+      <w:r>
+        <w:rPr>
+          <w:lang w:val="ru-RU"/>
+        </w:rPr>
+        <w:instrText>/</w:instrText>
+      </w:r>
+      <w:r>
+        <w:instrText>example</w:instrText>
+      </w:r>
+      <w:r>
+        <w:rPr>
+          <w:lang w:val="ru-RU"/>
+        </w:rPr>
+        <w:instrText>/</w:instrText>
+      </w:r>
+      <w:r>
+        <w:instrText>heap</w:instrText>
+      </w:r>
+      <w:r>
+        <w:rPr>
+          <w:lang w:val="ru-RU"/>
+        </w:rPr>
+        <w:instrText>/</w:instrText>
+      </w:r>
+      <w:r>
+        <w:instrText>Fibonacci</w:instrText>
+      </w:r>
+      <w:r>
+        <w:rPr>
+          <w:lang w:val="ru-RU"/>
+        </w:rPr>
+        <w:instrText>.</w:instrText>
+      </w:r>
+      <w:r>
+        <w:instrText>java</w:instrText>
+      </w:r>
+      <w:r>
+        <w:rPr>
+          <w:lang w:val="ru-RU"/>
+        </w:rPr>
+        <w:instrText>"</w:instrText>
+      </w:r>
+      <w:r>
+        <w:fldChar w:fldCharType="separate"/>
+      </w:r>
+      <w:r>
+        <w:rPr>
+          <w:rStyle w:val="a8"/>
+        </w:rPr>
+        <w:t>ITMO</w:t>
+      </w:r>
+      <w:r>
+        <w:rPr>
+          <w:rStyle w:val="a8"/>
+          <w:lang w:val="ru-RU"/>
+        </w:rPr>
+        <w:t>/ТПО/Лаб1/</w:t>
+      </w:r>
+      <w:r>
+        <w:rPr>
+          <w:rStyle w:val="a8"/>
+        </w:rPr>
+        <w:t>Code</w:t>
+      </w:r>
+      <w:r>
+        <w:rPr>
+          <w:rStyle w:val="a8"/>
+          <w:lang w:val="ru-RU"/>
+        </w:rPr>
+        <w:t>/</w:t>
+      </w:r>
+      <w:r>
+        <w:rPr>
+          <w:rStyle w:val="a8"/>
+        </w:rPr>
+        <w:t>TPOLAB</w:t>
+      </w:r>
+      <w:r>
+        <w:rPr>
+          <w:rStyle w:val="a8"/>
+          <w:lang w:val="ru-RU"/>
+        </w:rPr>
+        <w:t>1/</w:t>
+      </w:r>
+      <w:proofErr w:type="spellStart"/>
+      <w:r>
+        <w:rPr>
+          <w:rStyle w:val="a8"/>
+        </w:rPr>
+        <w:t>src</w:t>
+      </w:r>
+      <w:proofErr w:type="spellEnd"/>
+      <w:r>
+        <w:rPr>
+          <w:rStyle w:val="a8"/>
+          <w:lang w:val="ru-RU"/>
+        </w:rPr>
+        <w:t>/</w:t>
+      </w:r>
+      <w:r>
+        <w:rPr>
+          <w:rStyle w:val="a8"/>
+        </w:rPr>
+        <w:t>main</w:t>
+      </w:r>
+      <w:r>
+        <w:rPr>
+          <w:rStyle w:val="a8"/>
+          <w:lang w:val="ru-RU"/>
+        </w:rPr>
+        <w:t>/</w:t>
+      </w:r>
+      <w:r>
+        <w:rPr>
+          <w:rStyle w:val="a8"/>
+        </w:rPr>
+        <w:t>java</w:t>
+      </w:r>
+      <w:r>
+        <w:rPr>
+          <w:rStyle w:val="a8"/>
+          <w:lang w:val="ru-RU"/>
+        </w:rPr>
+        <w:t>/</w:t>
+      </w:r>
+      <w:r>
+        <w:rPr>
+          <w:rStyle w:val="a8"/>
+        </w:rPr>
+        <w:t>org</w:t>
+      </w:r>
+      <w:r>
+        <w:rPr>
+          <w:rStyle w:val="a8"/>
+          <w:lang w:val="ru-RU"/>
+        </w:rPr>
+        <w:t>/</w:t>
+      </w:r>
+      <w:r>
+        <w:rPr>
+          <w:rStyle w:val="a8"/>
+        </w:rPr>
+        <w:t>example</w:t>
+      </w:r>
+      <w:r>
+        <w:rPr>
+          <w:rStyle w:val="a8"/>
+          <w:lang w:val="ru-RU"/>
+        </w:rPr>
+        <w:t>/</w:t>
+      </w:r>
+      <w:r>
+        <w:rPr>
+          <w:rStyle w:val="a8"/>
+        </w:rPr>
+        <w:t>heap</w:t>
+      </w:r>
+      <w:r>
+        <w:rPr>
+          <w:rStyle w:val="a8"/>
+          <w:lang w:val="ru-RU"/>
+        </w:rPr>
+        <w:t>/</w:t>
+      </w:r>
+      <w:r>
+        <w:rPr>
+          <w:rStyle w:val="a8"/>
+        </w:rPr>
+        <w:t>Fibonacci</w:t>
+      </w:r>
+      <w:r>
+        <w:rPr>
+          <w:rStyle w:val="a8"/>
+          <w:lang w:val="ru-RU"/>
+        </w:rPr>
+        <w:t>.</w:t>
+      </w:r>
+      <w:r>
+        <w:rPr>
+          <w:rStyle w:val="a8"/>
+        </w:rPr>
+        <w:t>java</w:t>
+      </w:r>
+      <w:r>
+        <w:rPr>
+          <w:rStyle w:val="a8"/>
+          <w:lang w:val="ru-RU"/>
+        </w:rPr>
+        <w:t xml:space="preserve"> </w:t>
+      </w:r>
+      <w:r>
+        <w:rPr>
+          <w:rStyle w:val="a8"/>
+        </w:rPr>
+        <w:t>at</w:t>
+      </w:r>
+      <w:r>
+        <w:rPr>
+          <w:rStyle w:val="a8"/>
+          <w:lang w:val="ru-RU"/>
+        </w:rPr>
+        <w:t xml:space="preserve"> </w:t>
+      </w:r>
+      <w:r>
+        <w:rPr>
+          <w:rStyle w:val="a8"/>
+        </w:rPr>
+        <w:t>master</w:t>
+      </w:r>
+      <w:r>
+        <w:rPr>
+          <w:rStyle w:val="a8"/>
+          <w:lang w:val="ru-RU"/>
+        </w:rPr>
+        <w:t xml:space="preserve"> · </w:t>
+      </w:r>
+      <w:proofErr w:type="spellStart"/>
+      <w:r>
+        <w:rPr>
+          <w:rStyle w:val="a8"/>
+        </w:rPr>
+        <w:t>AlexandroLe</w:t>
+      </w:r>
+      <w:proofErr w:type="spellEnd"/>
+      <w:r>
+        <w:rPr>
+          <w:rStyle w:val="a8"/>
+          <w:lang w:val="ru-RU"/>
+        </w:rPr>
+        <w:t>/</w:t>
+      </w:r>
+      <w:r>
+        <w:rPr>
+          <w:rStyle w:val="a8"/>
+        </w:rPr>
+        <w:t>ITMO</w:t>
+      </w:r>
+      <w:r>
+        <w:rPr>
+          <w:rStyle w:val="a8"/>
+        </w:rPr>
+        <w:fldChar w:fldCharType="end"/>
+      </w:r>
     </w:p>
     <w:p>
       <w:pPr>
@@ -13902,7 +14782,7 @@
                     </pic:cNvPicPr>
                   </pic:nvPicPr>
                   <pic:blipFill>
-                    <a:blip r:embed="rId15">
+                    <a:blip r:embed="rId12">
                       <a:extLst>
                         <a:ext uri="{28A0092B-C50C-407E-A947-70E740481C1C}">
                           <a14:useLocalDpi xmlns:a14="http://schemas.microsoft.com/office/drawing/2010/main" val="0"/>
@@ -14303,7 +15183,7 @@
           <w:lang w:val="ru-RU"/>
         </w:rPr>
       </w:pPr>
-      <w:bookmarkStart w:id="8" w:name="_Toc222438486"/>
+      <w:bookmarkStart w:id="8" w:name="_Toc223715156"/>
       <w:r>
         <w:rPr>
           <w:lang w:val="ru-RU"/>
@@ -14311,13 +15191,13 @@
         <w:lastRenderedPageBreak/>
         <w:t>План</w:t>
       </w:r>
+      <w:r>
+        <w:rPr>
+          <w:lang w:val="ru-RU"/>
+        </w:rPr>
+        <w:t xml:space="preserve"> тестирования</w:t>
+      </w:r>
       <w:bookmarkEnd w:id="8"/>
-      <w:r>
-        <w:rPr>
-          <w:lang w:val="ru-RU"/>
-        </w:rPr>
-        <w:t xml:space="preserve"> тестирования</w:t>
-      </w:r>
     </w:p>
     <w:p>
       <w:pPr>
@@ -14336,6 +15216,7 @@
           <w:lang w:val="ru-RU" w:eastAsia="ru-RU"/>
         </w:rPr>
       </w:pPr>
+      <w:bookmarkStart w:id="9" w:name="_Toc223715157"/>
       <w:proofErr w:type="spellStart"/>
       <w:r>
         <w:rPr>
@@ -14352,6 +15233,7 @@
         </w:rPr>
         <w:t xml:space="preserve"> / вставка</w:t>
       </w:r>
+      <w:bookmarkEnd w:id="9"/>
     </w:p>
     <w:p>
       <w:pPr>
@@ -14960,6 +15842,7 @@
           <w:lang w:val="ru-RU" w:eastAsia="ru-RU"/>
         </w:rPr>
       </w:pPr>
+      <w:bookmarkStart w:id="10" w:name="_Toc223715158"/>
       <w:proofErr w:type="spellStart"/>
       <w:r>
         <w:rPr>
@@ -15001,6 +15884,7 @@
         </w:rPr>
         <w:t>)</w:t>
       </w:r>
+      <w:bookmarkEnd w:id="10"/>
     </w:p>
     <w:p>
       <w:pPr>
@@ -15128,6 +16012,7 @@
           <w:lang w:val="ru-RU" w:eastAsia="ru-RU"/>
         </w:rPr>
       </w:pPr>
+      <w:bookmarkStart w:id="11" w:name="_Toc223715159"/>
       <w:proofErr w:type="spellStart"/>
       <w:r>
         <w:rPr>
@@ -15144,6 +16029,7 @@
         </w:rPr>
         <w:t xml:space="preserve"> / объединение двух куч</w:t>
       </w:r>
+      <w:bookmarkEnd w:id="11"/>
     </w:p>
     <w:p>
       <w:pPr>
@@ -15412,6 +16298,7 @@
           <w:lang w:val="ru-RU" w:eastAsia="ru-RU"/>
         </w:rPr>
       </w:pPr>
+      <w:bookmarkStart w:id="12" w:name="_Toc223715160"/>
       <w:proofErr w:type="spellStart"/>
       <w:r>
         <w:rPr>
@@ -15428,6 +16315,7 @@
         </w:rPr>
         <w:t xml:space="preserve"> / удаление минимального элемента</w:t>
       </w:r>
+      <w:bookmarkEnd w:id="12"/>
     </w:p>
     <w:p>
       <w:pPr>
@@ -15727,6 +16615,7 @@
           <w:lang w:val="ru-RU" w:eastAsia="ru-RU"/>
         </w:rPr>
       </w:pPr>
+      <w:bookmarkStart w:id="13" w:name="_Toc223715161"/>
       <w:proofErr w:type="spellStart"/>
       <w:r>
         <w:rPr>
@@ -15743,6 +16632,7 @@
         </w:rPr>
         <w:t xml:space="preserve"> / уменьшение ключа</w:t>
       </w:r>
+      <w:bookmarkEnd w:id="13"/>
     </w:p>
     <w:p>
       <w:pPr>
@@ -16174,6 +17064,7 @@
           <w:lang w:val="ru-RU" w:eastAsia="ru-RU"/>
         </w:rPr>
       </w:pPr>
+      <w:bookmarkStart w:id="14" w:name="_Toc223715162"/>
       <w:proofErr w:type="spellStart"/>
       <w:r>
         <w:rPr>
@@ -16190,6 +17081,7 @@
         </w:rPr>
         <w:t xml:space="preserve"> / удаление произвольного элемента</w:t>
       </w:r>
+      <w:bookmarkEnd w:id="14"/>
     </w:p>
     <w:p>
       <w:pPr>
@@ -16322,6 +17214,7 @@
           <w:lang w:val="ru-RU" w:eastAsia="ru-RU"/>
         </w:rPr>
       </w:pPr>
+      <w:bookmarkStart w:id="15" w:name="_Toc223715163"/>
       <w:proofErr w:type="spellStart"/>
       <w:r>
         <w:rPr>
@@ -16330,6 +17223,7 @@
         </w:rPr>
         <w:t>removeFromRootList</w:t>
       </w:r>
+      <w:bookmarkEnd w:id="15"/>
       <w:proofErr w:type="spellEnd"/>
     </w:p>
     <w:p>
@@ -16517,6 +17411,7 @@
           <w:lang w:val="ru-RU" w:eastAsia="ru-RU"/>
         </w:rPr>
       </w:pPr>
+      <w:bookmarkStart w:id="16" w:name="_Toc223715164"/>
       <w:r>
         <w:rPr>
           <w:rFonts w:eastAsia="Times New Roman"/>
@@ -16543,7 +17438,15 @@
           <w:rFonts w:eastAsia="Times New Roman"/>
           <w:lang w:val="ru-RU" w:eastAsia="ru-RU"/>
         </w:rPr>
-        <w:t xml:space="preserve">есты </w:t>
+        <w:t>есты</w:t>
+      </w:r>
+      <w:bookmarkEnd w:id="16"/>
+      <w:r>
+        <w:rPr>
+          <w:rFonts w:eastAsia="Times New Roman"/>
+          <w:lang w:val="ru-RU" w:eastAsia="ru-RU"/>
+        </w:rPr>
+        <w:t xml:space="preserve"> </w:t>
       </w:r>
     </w:p>
     <w:p>
@@ -16794,14 +17697,14 @@
           <w:lang w:val="ru-RU"/>
         </w:rPr>
       </w:pPr>
-      <w:bookmarkStart w:id="9" w:name="_Toc222438493"/>
+      <w:bookmarkStart w:id="17" w:name="_Toc223715165"/>
       <w:r>
         <w:rPr>
           <w:lang w:val="ru-RU"/>
         </w:rPr>
         <w:t>Тесты для фибоначчиевой кучи</w:t>
       </w:r>
-      <w:bookmarkEnd w:id="9"/>
+      <w:bookmarkEnd w:id="17"/>
     </w:p>
     <w:p>
       <w:pPr>
@@ -37618,30 +38521,31 @@
           <w:lang w:val="ru-RU"/>
         </w:rPr>
       </w:pPr>
-      <w:bookmarkStart w:id="10" w:name="_Toc222438494"/>
+      <w:bookmarkStart w:id="18" w:name="_Toc223715166"/>
       <w:r>
         <w:rPr>
           <w:lang w:val="ru-RU"/>
         </w:rPr>
         <w:t>Результаты тестирования</w:t>
       </w:r>
-      <w:bookmarkEnd w:id="10"/>
-    </w:p>
-    <w:p>
-      <w:pPr>
-        <w:rPr>
-          <w:lang w:val="ru-RU"/>
-        </w:rPr>
-      </w:pPr>
-    </w:p>
-    <w:p>
-      <w:pPr>
-        <w:rPr>
-          <w:lang w:val="ru-RU"/>
-        </w:rPr>
-      </w:pPr>
-      <w:r>
-        <w:rPr>
+      <w:bookmarkEnd w:id="18"/>
+    </w:p>
+    <w:p>
+      <w:pPr>
+        <w:rPr>
+          <w:lang w:val="ru-RU"/>
+        </w:rPr>
+      </w:pPr>
+    </w:p>
+    <w:p>
+      <w:pPr>
+        <w:rPr>
+          <w:lang w:val="ru-RU"/>
+        </w:rPr>
+      </w:pPr>
+      <w:r>
+        <w:rPr>
+          <w:noProof/>
           <w:lang w:val="ru-RU"/>
         </w:rPr>
         <w:drawing>
@@ -37660,7 +38564,7 @@
                     <pic:cNvPicPr/>
                   </pic:nvPicPr>
                   <pic:blipFill>
-                    <a:blip r:embed="rId16"/>
+                    <a:blip r:embed="rId13"/>
                     <a:stretch>
                       <a:fillRect/>
                     </a:stretch>
@@ -37708,7 +38612,7 @@
                     <pic:cNvPicPr/>
                   </pic:nvPicPr>
                   <pic:blipFill>
-                    <a:blip r:embed="rId17">
+                    <a:blip r:embed="rId14">
                       <a:extLst>
                         <a:ext uri="{28A0092B-C50C-407E-A947-70E740481C1C}">
                           <a14:useLocalDpi xmlns:a14="http://schemas.microsoft.com/office/drawing/2010/main" val="0"/>
@@ -37833,14 +38737,14 @@
           <w:lang w:val="ru-RU"/>
         </w:rPr>
       </w:pPr>
-      <w:bookmarkStart w:id="11" w:name="_Toc222438495"/>
+      <w:bookmarkStart w:id="19" w:name="_Toc223715167"/>
       <w:r>
         <w:rPr>
           <w:lang w:val="ru-RU"/>
         </w:rPr>
         <w:t>Часть 3</w:t>
       </w:r>
-      <w:bookmarkEnd w:id="11"/>
+      <w:bookmarkEnd w:id="19"/>
     </w:p>
     <w:p>
       <w:pPr>
@@ -37897,180 +38801,442 @@
         </w:rPr>
         <w:t xml:space="preserve">Доменная модель для заданного текста: </w:t>
       </w:r>
-      <w:hyperlink r:id="rId18" w:history="1">
-        <w:r>
-          <w:rPr>
-            <w:rStyle w:val="a8"/>
-          </w:rPr>
-          <w:t>ITMO</w:t>
-        </w:r>
-        <w:r>
-          <w:rPr>
-            <w:rStyle w:val="a8"/>
-            <w:lang w:val="ru-RU"/>
-          </w:rPr>
-          <w:t>/ТПО/Лаб1/</w:t>
-        </w:r>
-        <w:r>
-          <w:rPr>
-            <w:rStyle w:val="a8"/>
-          </w:rPr>
-          <w:t>Code</w:t>
-        </w:r>
-        <w:r>
-          <w:rPr>
-            <w:rStyle w:val="a8"/>
-            <w:lang w:val="ru-RU"/>
-          </w:rPr>
-          <w:t>/</w:t>
-        </w:r>
-        <w:r>
-          <w:rPr>
-            <w:rStyle w:val="a8"/>
-          </w:rPr>
-          <w:t>TPOLAB</w:t>
-        </w:r>
-        <w:r>
-          <w:rPr>
-            <w:rStyle w:val="a8"/>
-            <w:lang w:val="ru-RU"/>
-          </w:rPr>
-          <w:t>1/</w:t>
-        </w:r>
-        <w:proofErr w:type="spellStart"/>
-        <w:r>
-          <w:rPr>
-            <w:rStyle w:val="a8"/>
-          </w:rPr>
-          <w:t>src</w:t>
-        </w:r>
-        <w:proofErr w:type="spellEnd"/>
-        <w:r>
-          <w:rPr>
-            <w:rStyle w:val="a8"/>
-            <w:lang w:val="ru-RU"/>
-          </w:rPr>
-          <w:t>/</w:t>
-        </w:r>
-        <w:r>
-          <w:rPr>
-            <w:rStyle w:val="a8"/>
-          </w:rPr>
-          <w:t>main</w:t>
-        </w:r>
-        <w:r>
-          <w:rPr>
-            <w:rStyle w:val="a8"/>
-            <w:lang w:val="ru-RU"/>
-          </w:rPr>
-          <w:t>/</w:t>
-        </w:r>
-        <w:r>
-          <w:rPr>
-            <w:rStyle w:val="a8"/>
-          </w:rPr>
-          <w:t>java</w:t>
-        </w:r>
-        <w:r>
-          <w:rPr>
-            <w:rStyle w:val="a8"/>
-            <w:lang w:val="ru-RU"/>
-          </w:rPr>
-          <w:t>/</w:t>
-        </w:r>
-        <w:r>
-          <w:rPr>
-            <w:rStyle w:val="a8"/>
-          </w:rPr>
-          <w:t>org</w:t>
-        </w:r>
-        <w:r>
-          <w:rPr>
-            <w:rStyle w:val="a8"/>
-            <w:lang w:val="ru-RU"/>
-          </w:rPr>
-          <w:t>/</w:t>
-        </w:r>
-        <w:r>
-          <w:rPr>
-            <w:rStyle w:val="a8"/>
-          </w:rPr>
-          <w:t>example</w:t>
-        </w:r>
-        <w:r>
-          <w:rPr>
-            <w:rStyle w:val="a8"/>
-            <w:lang w:val="ru-RU"/>
-          </w:rPr>
-          <w:t>/</w:t>
-        </w:r>
-        <w:r>
-          <w:rPr>
-            <w:rStyle w:val="a8"/>
-          </w:rPr>
-          <w:t>domain</w:t>
-        </w:r>
-        <w:r>
-          <w:rPr>
-            <w:rStyle w:val="a8"/>
-            <w:lang w:val="ru-RU"/>
-          </w:rPr>
-          <w:t xml:space="preserve"> </w:t>
-        </w:r>
-        <w:r>
-          <w:rPr>
-            <w:rStyle w:val="a8"/>
-          </w:rPr>
-          <w:t>at</w:t>
-        </w:r>
-        <w:r>
-          <w:rPr>
-            <w:rStyle w:val="a8"/>
-            <w:lang w:val="ru-RU"/>
-          </w:rPr>
-          <w:t xml:space="preserve"> </w:t>
-        </w:r>
-        <w:r>
-          <w:rPr>
-            <w:rStyle w:val="a8"/>
-          </w:rPr>
-          <w:t>master</w:t>
-        </w:r>
-        <w:r>
-          <w:rPr>
-            <w:rStyle w:val="a8"/>
-            <w:lang w:val="ru-RU"/>
-          </w:rPr>
-          <w:t xml:space="preserve"> · </w:t>
-        </w:r>
-        <w:proofErr w:type="spellStart"/>
-        <w:r>
-          <w:rPr>
-            <w:rStyle w:val="a8"/>
-          </w:rPr>
-          <w:t>AlexandroLe</w:t>
-        </w:r>
-        <w:proofErr w:type="spellEnd"/>
-        <w:r>
-          <w:rPr>
-            <w:rStyle w:val="a8"/>
-            <w:lang w:val="ru-RU"/>
-          </w:rPr>
-          <w:t>/</w:t>
-        </w:r>
-        <w:r>
-          <w:rPr>
-            <w:rStyle w:val="a8"/>
-          </w:rPr>
-          <w:t>ITMO</w:t>
-        </w:r>
-      </w:hyperlink>
-      <w:r>
-        <w:rPr>
+      <w:r>
+        <w:fldChar w:fldCharType="begin"/>
+      </w:r>
+      <w:r>
+        <w:instrText>HYPERLINK</w:instrText>
+      </w:r>
+      <w:r>
+        <w:rPr>
+          <w:lang w:val="ru-RU"/>
+        </w:rPr>
+        <w:instrText xml:space="preserve"> "</w:instrText>
+      </w:r>
+      <w:r>
+        <w:instrText>https</w:instrText>
+      </w:r>
+      <w:r>
+        <w:rPr>
+          <w:lang w:val="ru-RU"/>
+        </w:rPr>
+        <w:instrText>://</w:instrText>
+      </w:r>
+      <w:r>
+        <w:instrText>github</w:instrText>
+      </w:r>
+      <w:r>
+        <w:rPr>
+          <w:lang w:val="ru-RU"/>
+        </w:rPr>
+        <w:instrText>.</w:instrText>
+      </w:r>
+      <w:r>
+        <w:instrText>com</w:instrText>
+      </w:r>
+      <w:r>
+        <w:rPr>
+          <w:lang w:val="ru-RU"/>
+        </w:rPr>
+        <w:instrText>/</w:instrText>
+      </w:r>
+      <w:r>
+        <w:instrText>AlexandroLe</w:instrText>
+      </w:r>
+      <w:r>
+        <w:rPr>
+          <w:lang w:val="ru-RU"/>
+        </w:rPr>
+        <w:instrText>/</w:instrText>
+      </w:r>
+      <w:r>
+        <w:instrText>ITMO</w:instrText>
+      </w:r>
+      <w:r>
+        <w:rPr>
+          <w:lang w:val="ru-RU"/>
+        </w:rPr>
+        <w:instrText>/</w:instrText>
+      </w:r>
+      <w:r>
+        <w:instrText>tree</w:instrText>
+      </w:r>
+      <w:r>
+        <w:rPr>
+          <w:lang w:val="ru-RU"/>
+        </w:rPr>
+        <w:instrText>/</w:instrText>
+      </w:r>
+      <w:r>
+        <w:instrText>master</w:instrText>
+      </w:r>
+      <w:r>
+        <w:rPr>
+          <w:lang w:val="ru-RU"/>
+        </w:rPr>
+        <w:instrText>/%</w:instrText>
+      </w:r>
+      <w:r>
+        <w:instrText>D</w:instrText>
+      </w:r>
+      <w:r>
+        <w:rPr>
+          <w:lang w:val="ru-RU"/>
+        </w:rPr>
+        <w:instrText>0%</w:instrText>
+      </w:r>
+      <w:r>
+        <w:instrText>A</w:instrText>
+      </w:r>
+      <w:r>
+        <w:rPr>
+          <w:lang w:val="ru-RU"/>
+        </w:rPr>
+        <w:instrText>2%</w:instrText>
+      </w:r>
+      <w:r>
+        <w:instrText>D</w:instrText>
+      </w:r>
+      <w:r>
+        <w:rPr>
+          <w:lang w:val="ru-RU"/>
+        </w:rPr>
+        <w:instrText>0%9</w:instrText>
+      </w:r>
+      <w:r>
+        <w:instrText>F</w:instrText>
+      </w:r>
+      <w:r>
+        <w:rPr>
+          <w:lang w:val="ru-RU"/>
+        </w:rPr>
+        <w:instrText>%</w:instrText>
+      </w:r>
+      <w:r>
+        <w:instrText>D</w:instrText>
+      </w:r>
+      <w:r>
+        <w:rPr>
+          <w:lang w:val="ru-RU"/>
+        </w:rPr>
+        <w:instrText>0%9</w:instrText>
+      </w:r>
+      <w:r>
+        <w:instrText>E</w:instrText>
+      </w:r>
+      <w:r>
+        <w:rPr>
+          <w:lang w:val="ru-RU"/>
+        </w:rPr>
+        <w:instrText>/%</w:instrText>
+      </w:r>
+      <w:r>
+        <w:instrText>D</w:instrText>
+      </w:r>
+      <w:r>
+        <w:rPr>
+          <w:lang w:val="ru-RU"/>
+        </w:rPr>
+        <w:instrText>0%9</w:instrText>
+      </w:r>
+      <w:r>
+        <w:instrText>B</w:instrText>
+      </w:r>
+      <w:r>
+        <w:rPr>
+          <w:lang w:val="ru-RU"/>
+        </w:rPr>
+        <w:instrText>%</w:instrText>
+      </w:r>
+      <w:r>
+        <w:instrText>D</w:instrText>
+      </w:r>
+      <w:r>
+        <w:rPr>
+          <w:lang w:val="ru-RU"/>
+        </w:rPr>
+        <w:instrText>0%</w:instrText>
+      </w:r>
+      <w:r>
+        <w:instrText>B</w:instrText>
+      </w:r>
+      <w:r>
+        <w:rPr>
+          <w:lang w:val="ru-RU"/>
+        </w:rPr>
+        <w:instrText>0%</w:instrText>
+      </w:r>
+      <w:r>
+        <w:instrText>D</w:instrText>
+      </w:r>
+      <w:r>
+        <w:rPr>
+          <w:lang w:val="ru-RU"/>
+        </w:rPr>
+        <w:instrText>0%</w:instrText>
+      </w:r>
+      <w:r>
+        <w:instrText>B</w:instrText>
+      </w:r>
+      <w:r>
+        <w:rPr>
+          <w:lang w:val="ru-RU"/>
+        </w:rPr>
+        <w:instrText>11/</w:instrText>
+      </w:r>
+      <w:r>
+        <w:instrText>Code</w:instrText>
+      </w:r>
+      <w:r>
+        <w:rPr>
+          <w:lang w:val="ru-RU"/>
+        </w:rPr>
+        <w:instrText>/</w:instrText>
+      </w:r>
+      <w:r>
+        <w:instrText>TPOLAB</w:instrText>
+      </w:r>
+      <w:r>
+        <w:rPr>
+          <w:lang w:val="ru-RU"/>
+        </w:rPr>
+        <w:instrText>1/</w:instrText>
+      </w:r>
+      <w:r>
+        <w:instrText>src</w:instrText>
+      </w:r>
+      <w:r>
+        <w:rPr>
+          <w:lang w:val="ru-RU"/>
+        </w:rPr>
+        <w:instrText>/</w:instrText>
+      </w:r>
+      <w:r>
+        <w:instrText>main</w:instrText>
+      </w:r>
+      <w:r>
+        <w:rPr>
+          <w:lang w:val="ru-RU"/>
+        </w:rPr>
+        <w:instrText>/</w:instrText>
+      </w:r>
+      <w:r>
+        <w:instrText>java</w:instrText>
+      </w:r>
+      <w:r>
+        <w:rPr>
+          <w:lang w:val="ru-RU"/>
+        </w:rPr>
+        <w:instrText>/</w:instrText>
+      </w:r>
+      <w:r>
+        <w:instrText>org</w:instrText>
+      </w:r>
+      <w:r>
+        <w:rPr>
+          <w:lang w:val="ru-RU"/>
+        </w:rPr>
+        <w:instrText>/</w:instrText>
+      </w:r>
+      <w:r>
+        <w:instrText>example</w:instrText>
+      </w:r>
+      <w:r>
+        <w:rPr>
+          <w:lang w:val="ru-RU"/>
+        </w:rPr>
+        <w:instrText>/</w:instrText>
+      </w:r>
+      <w:r>
+        <w:instrText>domain</w:instrText>
+      </w:r>
+      <w:r>
+        <w:rPr>
+          <w:lang w:val="ru-RU"/>
+        </w:rPr>
+        <w:instrText>"</w:instrText>
+      </w:r>
+      <w:r>
+        <w:fldChar w:fldCharType="separate"/>
+      </w:r>
+      <w:r>
+        <w:rPr>
+          <w:rStyle w:val="a8"/>
+        </w:rPr>
+        <w:t>ITMO</w:t>
+      </w:r>
+      <w:r>
+        <w:rPr>
+          <w:rStyle w:val="a8"/>
+          <w:lang w:val="ru-RU"/>
+        </w:rPr>
+        <w:t>/ТПО/Лаб1/</w:t>
+      </w:r>
+      <w:r>
+        <w:rPr>
+          <w:rStyle w:val="a8"/>
+        </w:rPr>
+        <w:t>Code</w:t>
+      </w:r>
+      <w:r>
+        <w:rPr>
+          <w:rStyle w:val="a8"/>
+          <w:lang w:val="ru-RU"/>
+        </w:rPr>
+        <w:t>/</w:t>
+      </w:r>
+      <w:r>
+        <w:rPr>
+          <w:rStyle w:val="a8"/>
+        </w:rPr>
+        <w:t>TPOLAB</w:t>
+      </w:r>
+      <w:r>
+        <w:rPr>
+          <w:rStyle w:val="a8"/>
+          <w:lang w:val="ru-RU"/>
+        </w:rPr>
+        <w:t>1/</w:t>
+      </w:r>
+      <w:proofErr w:type="spellStart"/>
+      <w:r>
+        <w:rPr>
+          <w:rStyle w:val="a8"/>
+        </w:rPr>
+        <w:t>src</w:t>
+      </w:r>
+      <w:proofErr w:type="spellEnd"/>
+      <w:r>
+        <w:rPr>
+          <w:rStyle w:val="a8"/>
+          <w:lang w:val="ru-RU"/>
+        </w:rPr>
+        <w:t>/</w:t>
+      </w:r>
+      <w:r>
+        <w:rPr>
+          <w:rStyle w:val="a8"/>
+        </w:rPr>
+        <w:t>main</w:t>
+      </w:r>
+      <w:r>
+        <w:rPr>
+          <w:rStyle w:val="a8"/>
+          <w:lang w:val="ru-RU"/>
+        </w:rPr>
+        <w:t>/</w:t>
+      </w:r>
+      <w:r>
+        <w:rPr>
+          <w:rStyle w:val="a8"/>
+        </w:rPr>
+        <w:t>java</w:t>
+      </w:r>
+      <w:r>
+        <w:rPr>
+          <w:rStyle w:val="a8"/>
+          <w:lang w:val="ru-RU"/>
+        </w:rPr>
+        <w:t>/</w:t>
+      </w:r>
+      <w:r>
+        <w:rPr>
+          <w:rStyle w:val="a8"/>
+        </w:rPr>
+        <w:t>org</w:t>
+      </w:r>
+      <w:r>
+        <w:rPr>
+          <w:rStyle w:val="a8"/>
+          <w:lang w:val="ru-RU"/>
+        </w:rPr>
+        <w:t>/</w:t>
+      </w:r>
+      <w:r>
+        <w:rPr>
+          <w:rStyle w:val="a8"/>
+        </w:rPr>
+        <w:t>example</w:t>
+      </w:r>
+      <w:r>
+        <w:rPr>
+          <w:rStyle w:val="a8"/>
+          <w:lang w:val="ru-RU"/>
+        </w:rPr>
+        <w:t>/</w:t>
+      </w:r>
+      <w:r>
+        <w:rPr>
+          <w:rStyle w:val="a8"/>
+        </w:rPr>
+        <w:t>domain</w:t>
+      </w:r>
+      <w:r>
+        <w:rPr>
+          <w:rStyle w:val="a8"/>
           <w:lang w:val="ru-RU"/>
         </w:rPr>
         <w:t xml:space="preserve"> </w:t>
       </w:r>
+      <w:r>
+        <w:rPr>
+          <w:rStyle w:val="a8"/>
+        </w:rPr>
+        <w:t>at</w:t>
+      </w:r>
+      <w:r>
+        <w:rPr>
+          <w:rStyle w:val="a8"/>
+          <w:lang w:val="ru-RU"/>
+        </w:rPr>
+        <w:t xml:space="preserve"> </w:t>
+      </w:r>
+      <w:r>
+        <w:rPr>
+          <w:rStyle w:val="a8"/>
+        </w:rPr>
+        <w:t>master</w:t>
+      </w:r>
+      <w:r>
+        <w:rPr>
+          <w:rStyle w:val="a8"/>
+          <w:lang w:val="ru-RU"/>
+        </w:rPr>
+        <w:t xml:space="preserve"> · </w:t>
+      </w:r>
+      <w:proofErr w:type="spellStart"/>
+      <w:r>
+        <w:rPr>
+          <w:rStyle w:val="a8"/>
+        </w:rPr>
+        <w:t>AlexandroLe</w:t>
+      </w:r>
+      <w:proofErr w:type="spellEnd"/>
+      <w:r>
+        <w:rPr>
+          <w:rStyle w:val="a8"/>
+          <w:lang w:val="ru-RU"/>
+        </w:rPr>
+        <w:t>/</w:t>
+      </w:r>
+      <w:r>
+        <w:rPr>
+          <w:rStyle w:val="a8"/>
+        </w:rPr>
+        <w:t>ITMO</w:t>
+      </w:r>
+      <w:r>
+        <w:rPr>
+          <w:rStyle w:val="a8"/>
+        </w:rPr>
+        <w:fldChar w:fldCharType="end"/>
+      </w:r>
+      <w:r>
+        <w:rPr>
+          <w:lang w:val="ru-RU"/>
+        </w:rPr>
+        <w:t xml:space="preserve"> </w:t>
+      </w:r>
     </w:p>
     <w:p>
       <w:pPr>
@@ -38086,14 +39252,14 @@
           <w:lang w:val="ru-RU"/>
         </w:rPr>
       </w:pPr>
-      <w:bookmarkStart w:id="12" w:name="_Toc222438496"/>
+      <w:bookmarkStart w:id="20" w:name="_Toc223715168"/>
       <w:r>
         <w:rPr>
           <w:lang w:val="ru-RU"/>
         </w:rPr>
         <w:t>Описание классов и их методов</w:t>
       </w:r>
-      <w:bookmarkEnd w:id="12"/>
+      <w:bookmarkEnd w:id="20"/>
     </w:p>
     <w:p>
       <w:pPr>
@@ -40172,12 +41338,15 @@
           <w:lang w:val="ru-RU"/>
         </w:rPr>
       </w:pPr>
-      <w:bookmarkStart w:id="13" w:name="_Toc222438498"/>
     </w:p>
     <w:p>
       <w:pPr>
         <w:pStyle w:val="2"/>
-      </w:pPr>
+        <w:rPr>
+          <w:lang w:val="ru-RU"/>
+        </w:rPr>
+      </w:pPr>
+      <w:bookmarkStart w:id="21" w:name="_Toc223715169"/>
       <w:r>
         <w:rPr>
           <w:lang w:val="ru-RU"/>
@@ -40185,6 +41354,9 @@
         <w:t>Тесты</w:t>
       </w:r>
       <w:r>
+        <w:rPr>
+          <w:lang w:val="ru-RU"/>
+        </w:rPr>
         <w:t xml:space="preserve"> </w:t>
       </w:r>
       <w:r>
@@ -40194,6 +41366,9 @@
         <w:t>доменной</w:t>
       </w:r>
       <w:r>
+        <w:rPr>
+          <w:lang w:val="ru-RU"/>
+        </w:rPr>
         <w:t xml:space="preserve"> </w:t>
       </w:r>
       <w:r>
@@ -40202,17 +41377,23 @@
         </w:rPr>
         <w:t>модели</w:t>
       </w:r>
-      <w:bookmarkEnd w:id="13"/>
-    </w:p>
-    <w:p/>
-    <w:p>
-      <w:pPr>
-        <w:rPr>
-          <w:rFonts w:ascii="Consolas" w:eastAsia="Times New Roman" w:hAnsi="Consolas" w:cs="Times New Roman"/>
-          <w:color w:val="CCCCCC"/>
-          <w:sz w:val="21"/>
-          <w:szCs w:val="21"/>
-          <w:lang w:eastAsia="ru-RU"/>
+      <w:bookmarkEnd w:id="21"/>
+    </w:p>
+    <w:p>
+      <w:pPr>
+        <w:rPr>
+          <w:lang w:val="ru-RU"/>
+        </w:rPr>
+      </w:pPr>
+    </w:p>
+    <w:p>
+      <w:pPr>
+        <w:rPr>
+          <w:rFonts w:ascii="Consolas" w:eastAsia="Times New Roman" w:hAnsi="Consolas" w:cs="Times New Roman"/>
+          <w:color w:val="CCCCCC"/>
+          <w:sz w:val="21"/>
+          <w:szCs w:val="21"/>
+          <w:lang w:val="ru-RU" w:eastAsia="ru-RU"/>
         </w:rPr>
       </w:pPr>
       <w:r>
@@ -40222,6 +41403,9 @@
         <w:t>Тесты</w:t>
       </w:r>
       <w:r>
+        <w:rPr>
+          <w:lang w:val="ru-RU"/>
+        </w:rPr>
         <w:t xml:space="preserve"> </w:t>
       </w:r>
       <w:r>
@@ -40231,6 +41415,9 @@
         <w:t>всех</w:t>
       </w:r>
       <w:r>
+        <w:rPr>
+          <w:lang w:val="ru-RU"/>
+        </w:rPr>
         <w:t xml:space="preserve"> </w:t>
       </w:r>
       <w:r>
@@ -40240,46 +41427,449 @@
         <w:t>классов</w:t>
       </w:r>
       <w:r>
+        <w:rPr>
+          <w:lang w:val="ru-RU"/>
+        </w:rPr>
         <w:t xml:space="preserve">: </w:t>
       </w:r>
-      <w:hyperlink r:id="rId19" w:history="1">
-        <w:r>
-          <w:rPr>
-            <w:rStyle w:val="a8"/>
-          </w:rPr>
-          <w:t>ITMO/ТПО/Лаб1/Code/TPOLAB1/</w:t>
-        </w:r>
-        <w:proofErr w:type="spellStart"/>
-        <w:r>
-          <w:rPr>
-            <w:rStyle w:val="a8"/>
-          </w:rPr>
-          <w:t>src</w:t>
-        </w:r>
-        <w:proofErr w:type="spellEnd"/>
-        <w:r>
-          <w:rPr>
-            <w:rStyle w:val="a8"/>
-          </w:rPr>
-          <w:t xml:space="preserve">/test/java/org/example/domain at master · </w:t>
-        </w:r>
-        <w:proofErr w:type="spellStart"/>
-        <w:r>
-          <w:rPr>
-            <w:rStyle w:val="a8"/>
-          </w:rPr>
-          <w:t>AlexandroLe</w:t>
-        </w:r>
-        <w:proofErr w:type="spellEnd"/>
-        <w:r>
-          <w:rPr>
-            <w:rStyle w:val="a8"/>
-          </w:rPr>
-          <w:t>/ITMO</w:t>
-        </w:r>
-      </w:hyperlink>
-    </w:p>
-    <w:p/>
+      <w:r>
+        <w:fldChar w:fldCharType="begin"/>
+      </w:r>
+      <w:r>
+        <w:instrText>HYPERLINK</w:instrText>
+      </w:r>
+      <w:r>
+        <w:rPr>
+          <w:lang w:val="ru-RU"/>
+        </w:rPr>
+        <w:instrText xml:space="preserve"> "</w:instrText>
+      </w:r>
+      <w:r>
+        <w:instrText>https</w:instrText>
+      </w:r>
+      <w:r>
+        <w:rPr>
+          <w:lang w:val="ru-RU"/>
+        </w:rPr>
+        <w:instrText>://</w:instrText>
+      </w:r>
+      <w:r>
+        <w:instrText>github</w:instrText>
+      </w:r>
+      <w:r>
+        <w:rPr>
+          <w:lang w:val="ru-RU"/>
+        </w:rPr>
+        <w:instrText>.</w:instrText>
+      </w:r>
+      <w:r>
+        <w:instrText>com</w:instrText>
+      </w:r>
+      <w:r>
+        <w:rPr>
+          <w:lang w:val="ru-RU"/>
+        </w:rPr>
+        <w:instrText>/</w:instrText>
+      </w:r>
+      <w:r>
+        <w:instrText>AlexandroLe</w:instrText>
+      </w:r>
+      <w:r>
+        <w:rPr>
+          <w:lang w:val="ru-RU"/>
+        </w:rPr>
+        <w:instrText>/</w:instrText>
+      </w:r>
+      <w:r>
+        <w:instrText>ITMO</w:instrText>
+      </w:r>
+      <w:r>
+        <w:rPr>
+          <w:lang w:val="ru-RU"/>
+        </w:rPr>
+        <w:instrText>/</w:instrText>
+      </w:r>
+      <w:r>
+        <w:instrText>tree</w:instrText>
+      </w:r>
+      <w:r>
+        <w:rPr>
+          <w:lang w:val="ru-RU"/>
+        </w:rPr>
+        <w:instrText>/</w:instrText>
+      </w:r>
+      <w:r>
+        <w:instrText>master</w:instrText>
+      </w:r>
+      <w:r>
+        <w:rPr>
+          <w:lang w:val="ru-RU"/>
+        </w:rPr>
+        <w:instrText>/%</w:instrText>
+      </w:r>
+      <w:r>
+        <w:instrText>D</w:instrText>
+      </w:r>
+      <w:r>
+        <w:rPr>
+          <w:lang w:val="ru-RU"/>
+        </w:rPr>
+        <w:instrText>0%</w:instrText>
+      </w:r>
+      <w:r>
+        <w:instrText>A</w:instrText>
+      </w:r>
+      <w:r>
+        <w:rPr>
+          <w:lang w:val="ru-RU"/>
+        </w:rPr>
+        <w:instrText>2%</w:instrText>
+      </w:r>
+      <w:r>
+        <w:instrText>D</w:instrText>
+      </w:r>
+      <w:r>
+        <w:rPr>
+          <w:lang w:val="ru-RU"/>
+        </w:rPr>
+        <w:instrText>0%9</w:instrText>
+      </w:r>
+      <w:r>
+        <w:instrText>F</w:instrText>
+      </w:r>
+      <w:r>
+        <w:rPr>
+          <w:lang w:val="ru-RU"/>
+        </w:rPr>
+        <w:instrText>%</w:instrText>
+      </w:r>
+      <w:r>
+        <w:instrText>D</w:instrText>
+      </w:r>
+      <w:r>
+        <w:rPr>
+          <w:lang w:val="ru-RU"/>
+        </w:rPr>
+        <w:instrText>0%9</w:instrText>
+      </w:r>
+      <w:r>
+        <w:instrText>E</w:instrText>
+      </w:r>
+      <w:r>
+        <w:rPr>
+          <w:lang w:val="ru-RU"/>
+        </w:rPr>
+        <w:instrText>/%</w:instrText>
+      </w:r>
+      <w:r>
+        <w:instrText>D</w:instrText>
+      </w:r>
+      <w:r>
+        <w:rPr>
+          <w:lang w:val="ru-RU"/>
+        </w:rPr>
+        <w:instrText>0%9</w:instrText>
+      </w:r>
+      <w:r>
+        <w:instrText>B</w:instrText>
+      </w:r>
+      <w:r>
+        <w:rPr>
+          <w:lang w:val="ru-RU"/>
+        </w:rPr>
+        <w:instrText>%</w:instrText>
+      </w:r>
+      <w:r>
+        <w:instrText>D</w:instrText>
+      </w:r>
+      <w:r>
+        <w:rPr>
+          <w:lang w:val="ru-RU"/>
+        </w:rPr>
+        <w:instrText>0%</w:instrText>
+      </w:r>
+      <w:r>
+        <w:instrText>B</w:instrText>
+      </w:r>
+      <w:r>
+        <w:rPr>
+          <w:lang w:val="ru-RU"/>
+        </w:rPr>
+        <w:instrText>0%</w:instrText>
+      </w:r>
+      <w:r>
+        <w:instrText>D</w:instrText>
+      </w:r>
+      <w:r>
+        <w:rPr>
+          <w:lang w:val="ru-RU"/>
+        </w:rPr>
+        <w:instrText>0%</w:instrText>
+      </w:r>
+      <w:r>
+        <w:instrText>B</w:instrText>
+      </w:r>
+      <w:r>
+        <w:rPr>
+          <w:lang w:val="ru-RU"/>
+        </w:rPr>
+        <w:instrText>11/</w:instrText>
+      </w:r>
+      <w:r>
+        <w:instrText>Code</w:instrText>
+      </w:r>
+      <w:r>
+        <w:rPr>
+          <w:lang w:val="ru-RU"/>
+        </w:rPr>
+        <w:instrText>/</w:instrText>
+      </w:r>
+      <w:r>
+        <w:instrText>TPOLAB</w:instrText>
+      </w:r>
+      <w:r>
+        <w:rPr>
+          <w:lang w:val="ru-RU"/>
+        </w:rPr>
+        <w:instrText>1/</w:instrText>
+      </w:r>
+      <w:r>
+        <w:instrText>src</w:instrText>
+      </w:r>
+      <w:r>
+        <w:rPr>
+          <w:lang w:val="ru-RU"/>
+        </w:rPr>
+        <w:instrText>/</w:instrText>
+      </w:r>
+      <w:r>
+        <w:instrText>test</w:instrText>
+      </w:r>
+      <w:r>
+        <w:rPr>
+          <w:lang w:val="ru-RU"/>
+        </w:rPr>
+        <w:instrText>/</w:instrText>
+      </w:r>
+      <w:r>
+        <w:instrText>java</w:instrText>
+      </w:r>
+      <w:r>
+        <w:rPr>
+          <w:lang w:val="ru-RU"/>
+        </w:rPr>
+        <w:instrText>/</w:instrText>
+      </w:r>
+      <w:r>
+        <w:instrText>org</w:instrText>
+      </w:r>
+      <w:r>
+        <w:rPr>
+          <w:lang w:val="ru-RU"/>
+        </w:rPr>
+        <w:instrText>/</w:instrText>
+      </w:r>
+      <w:r>
+        <w:instrText>example</w:instrText>
+      </w:r>
+      <w:r>
+        <w:rPr>
+          <w:lang w:val="ru-RU"/>
+        </w:rPr>
+        <w:instrText>/</w:instrText>
+      </w:r>
+      <w:r>
+        <w:instrText>domain</w:instrText>
+      </w:r>
+      <w:r>
+        <w:rPr>
+          <w:lang w:val="ru-RU"/>
+        </w:rPr>
+        <w:instrText>"</w:instrText>
+      </w:r>
+      <w:r>
+        <w:fldChar w:fldCharType="separate"/>
+      </w:r>
+      <w:r>
+        <w:rPr>
+          <w:rStyle w:val="a8"/>
+        </w:rPr>
+        <w:t>ITMO</w:t>
+      </w:r>
+      <w:r>
+        <w:rPr>
+          <w:rStyle w:val="a8"/>
+          <w:lang w:val="ru-RU"/>
+        </w:rPr>
+        <w:t>/ТПО/Лаб1/</w:t>
+      </w:r>
+      <w:r>
+        <w:rPr>
+          <w:rStyle w:val="a8"/>
+        </w:rPr>
+        <w:t>Code</w:t>
+      </w:r>
+      <w:r>
+        <w:rPr>
+          <w:rStyle w:val="a8"/>
+          <w:lang w:val="ru-RU"/>
+        </w:rPr>
+        <w:t>/</w:t>
+      </w:r>
+      <w:r>
+        <w:rPr>
+          <w:rStyle w:val="a8"/>
+        </w:rPr>
+        <w:t>TPOLAB</w:t>
+      </w:r>
+      <w:r>
+        <w:rPr>
+          <w:rStyle w:val="a8"/>
+          <w:lang w:val="ru-RU"/>
+        </w:rPr>
+        <w:t>1/</w:t>
+      </w:r>
+      <w:proofErr w:type="spellStart"/>
+      <w:r>
+        <w:rPr>
+          <w:rStyle w:val="a8"/>
+        </w:rPr>
+        <w:t>src</w:t>
+      </w:r>
+      <w:proofErr w:type="spellEnd"/>
+      <w:r>
+        <w:rPr>
+          <w:rStyle w:val="a8"/>
+          <w:lang w:val="ru-RU"/>
+        </w:rPr>
+        <w:t>/</w:t>
+      </w:r>
+      <w:r>
+        <w:rPr>
+          <w:rStyle w:val="a8"/>
+        </w:rPr>
+        <w:t>test</w:t>
+      </w:r>
+      <w:r>
+        <w:rPr>
+          <w:rStyle w:val="a8"/>
+          <w:lang w:val="ru-RU"/>
+        </w:rPr>
+        <w:t>/</w:t>
+      </w:r>
+      <w:r>
+        <w:rPr>
+          <w:rStyle w:val="a8"/>
+        </w:rPr>
+        <w:t>java</w:t>
+      </w:r>
+      <w:r>
+        <w:rPr>
+          <w:rStyle w:val="a8"/>
+          <w:lang w:val="ru-RU"/>
+        </w:rPr>
+        <w:t>/</w:t>
+      </w:r>
+      <w:r>
+        <w:rPr>
+          <w:rStyle w:val="a8"/>
+        </w:rPr>
+        <w:t>org</w:t>
+      </w:r>
+      <w:r>
+        <w:rPr>
+          <w:rStyle w:val="a8"/>
+          <w:lang w:val="ru-RU"/>
+        </w:rPr>
+        <w:t>/</w:t>
+      </w:r>
+      <w:r>
+        <w:rPr>
+          <w:rStyle w:val="a8"/>
+        </w:rPr>
+        <w:t>example</w:t>
+      </w:r>
+      <w:r>
+        <w:rPr>
+          <w:rStyle w:val="a8"/>
+          <w:lang w:val="ru-RU"/>
+        </w:rPr>
+        <w:t>/</w:t>
+      </w:r>
+      <w:r>
+        <w:rPr>
+          <w:rStyle w:val="a8"/>
+        </w:rPr>
+        <w:t>domain</w:t>
+      </w:r>
+      <w:r>
+        <w:rPr>
+          <w:rStyle w:val="a8"/>
+          <w:lang w:val="ru-RU"/>
+        </w:rPr>
+        <w:t xml:space="preserve"> </w:t>
+      </w:r>
+      <w:r>
+        <w:rPr>
+          <w:rStyle w:val="a8"/>
+        </w:rPr>
+        <w:t>at</w:t>
+      </w:r>
+      <w:r>
+        <w:rPr>
+          <w:rStyle w:val="a8"/>
+          <w:lang w:val="ru-RU"/>
+        </w:rPr>
+        <w:t xml:space="preserve"> </w:t>
+      </w:r>
+      <w:r>
+        <w:rPr>
+          <w:rStyle w:val="a8"/>
+        </w:rPr>
+        <w:t>master</w:t>
+      </w:r>
+      <w:r>
+        <w:rPr>
+          <w:rStyle w:val="a8"/>
+          <w:lang w:val="ru-RU"/>
+        </w:rPr>
+        <w:t xml:space="preserve"> · </w:t>
+      </w:r>
+      <w:proofErr w:type="spellStart"/>
+      <w:r>
+        <w:rPr>
+          <w:rStyle w:val="a8"/>
+        </w:rPr>
+        <w:t>AlexandroLe</w:t>
+      </w:r>
+      <w:proofErr w:type="spellEnd"/>
+      <w:r>
+        <w:rPr>
+          <w:rStyle w:val="a8"/>
+          <w:lang w:val="ru-RU"/>
+        </w:rPr>
+        <w:t>/</w:t>
+      </w:r>
+      <w:r>
+        <w:rPr>
+          <w:rStyle w:val="a8"/>
+        </w:rPr>
+        <w:t>ITMO</w:t>
+      </w:r>
+      <w:r>
+        <w:rPr>
+          <w:rStyle w:val="a8"/>
+        </w:rPr>
+        <w:fldChar w:fldCharType="end"/>
+      </w:r>
+    </w:p>
+    <w:p>
+      <w:pPr>
+        <w:rPr>
+          <w:lang w:val="ru-RU"/>
+        </w:rPr>
+      </w:pPr>
+    </w:p>
     <w:p>
       <w:pPr>
         <w:pStyle w:val="2"/>
@@ -40287,14 +41877,14 @@
           <w:lang w:val="ru-RU"/>
         </w:rPr>
       </w:pPr>
-      <w:bookmarkStart w:id="14" w:name="_Toc222438499"/>
+      <w:bookmarkStart w:id="22" w:name="_Toc223715170"/>
       <w:r>
         <w:rPr>
           <w:lang w:val="ru-RU"/>
         </w:rPr>
         <w:t>Результаты тестирования</w:t>
       </w:r>
-      <w:bookmarkEnd w:id="14"/>
+      <w:bookmarkEnd w:id="22"/>
     </w:p>
     <w:p>
       <w:pPr>
@@ -40325,7 +41915,7 @@
                     <pic:cNvPicPr/>
                   </pic:nvPicPr>
                   <pic:blipFill>
-                    <a:blip r:embed="rId20">
+                    <a:blip r:embed="rId15">
                       <a:extLst>
                         <a:ext uri="{28A0092B-C50C-407E-A947-70E740481C1C}">
                           <a14:useLocalDpi xmlns:a14="http://schemas.microsoft.com/office/drawing/2010/main" val="0"/>
@@ -40372,14 +41962,14 @@
           <w:lang w:val="ru-RU"/>
         </w:rPr>
       </w:pPr>
-      <w:bookmarkStart w:id="15" w:name="_Toc222438500"/>
+      <w:bookmarkStart w:id="23" w:name="_Toc223715171"/>
       <w:r>
         <w:rPr>
           <w:lang w:val="ru-RU"/>
         </w:rPr>
         <w:t>Выводы</w:t>
       </w:r>
-      <w:bookmarkEnd w:id="15"/>
+      <w:bookmarkEnd w:id="23"/>
     </w:p>
     <w:p>
       <w:pPr>
@@ -40438,7 +42028,7 @@
 </file>
 
 <file path=word/numbering.xml><?xml version="1.0" encoding="utf-8"?>
-<w:numbering xmlns:wpc="http://schemas.microsoft.com/office/word/2010/wordprocessingCanvas" xmlns:cx="http://schemas.microsoft.com/office/drawing/2014/chartex" xmlns:cx1="http://schemas.microsoft.com/office/drawing/2015/9/8/chartex" xmlns:cx2="http://schemas.microsoft.com/office/drawing/2015/10/21/chartex" xmlns:cx3="http://schemas.microsoft.com/office/drawing/2016/5/9/chartex" xmlns:cx4="http://schemas.microsoft.com/office/drawing/2016/5/10/chartex" xmlns:cx5="http://schemas.microsoft.com/office/drawing/2016/5/11/chartex" xmlns:cx6="http://schemas.microsoft.com/office/drawing/2016/5/12/chartex" xmlns:cx7="http://schemas.microsoft.com/office/drawing/2016/5/13/chartex" xmlns:cx8="http://schemas.microsoft.com/office/drawing/2016/5/14/chartex" xmlns:mc="http://schemas.openxmlformats.org/markup-compatibility/2006" xmlns:aink="http://schemas.microsoft.com/office/drawing/2016/ink" xmlns:am3d="http://schemas.microsoft.com/office/drawing/2017/model3d" xmlns:o="urn:schemas-microsoft-com:office:office" xmlns:r="http://schemas.openxmlformats.org/officeDocument/2006/relationships" xmlns:m="http://schemas.openxmlformats.org/officeDocument/2006/math" xmlns:v="urn:schemas-microsoft-com:vml" xmlns:wp14="http://schemas.microsoft.com/office/word/2010/wordprocessingDrawing" xmlns:wp="http://schemas.openxmlformats.org/drawingml/2006/wordprocessingDrawing" xmlns:w10="urn:schemas-microsoft-com:office:word" xmlns:w="http://schemas.openxmlformats.org/wordprocessingml/2006/main" xmlns:w14="http://schemas.microsoft.com/office/word/2010/wordml" xmlns:w15="http://schemas.microsoft.com/office/word/2012/wordml" xmlns:w16cex="http://schemas.microsoft.com/office/word/2018/wordml/cex" xmlns:w16cid="http://schemas.microsoft.com/office/word/2016/wordml/cid" xmlns:w16="http://schemas.microsoft.com/office/word/2018/wordml" xmlns:w16sdtdh="http://schemas.microsoft.com/office/word/2020/wordml/sdtdatahash" xmlns:w16se="http://schemas.microsoft.com/office/word/2015/wordml/symex" xmlns:wpg="http://schemas.microsoft.com/office/word/2010/wordprocessingGroup" xmlns:wpi="http://schemas.microsoft.com/office/word/2010/wordprocessingInk" xmlns:wne="http://schemas.microsoft.com/office/word/2006/wordml" xmlns:wps="http://schemas.microsoft.com/office/word/2010/wordprocessingShape" mc:Ignorable="w14 w15 w16se w16cid w16 w16cex w16sdtdh wp14">
+<w:numbering xmlns:wpc="http://schemas.microsoft.com/office/word/2010/wordprocessingCanvas" xmlns:cx="http://schemas.microsoft.com/office/drawing/2014/chartex" xmlns:cx1="http://schemas.microsoft.com/office/drawing/2015/9/8/chartex" xmlns:cx2="http://schemas.microsoft.com/office/drawing/2015/10/21/chartex" xmlns:cx3="http://schemas.microsoft.com/office/drawing/2016/5/9/chartex" xmlns:cx4="http://schemas.microsoft.com/office/drawing/2016/5/10/chartex" xmlns:cx5="http://schemas.microsoft.com/office/drawing/2016/5/11/chartex" xmlns:cx6="http://schemas.microsoft.com/office/drawing/2016/5/12/chartex" xmlns:cx7="http://schemas.microsoft.com/office/drawing/2016/5/13/chartex" xmlns:cx8="http://schemas.microsoft.com/office/drawing/2016/5/14/chartex" xmlns:mc="http://schemas.openxmlformats.org/markup-compatibility/2006" xmlns:aink="http://schemas.microsoft.com/office/drawing/2016/ink" xmlns:am3d="http://schemas.microsoft.com/office/drawing/2017/model3d" xmlns:o="urn:schemas-microsoft-com:office:office" xmlns:oel="http://schemas.microsoft.com/office/2019/extlst" xmlns:r="http://schemas.openxmlformats.org/officeDocument/2006/relationships" xmlns:m="http://schemas.openxmlformats.org/officeDocument/2006/math" xmlns:v="urn:schemas-microsoft-com:vml" xmlns:wp14="http://schemas.microsoft.com/office/word/2010/wordprocessingDrawing" xmlns:wp="http://schemas.openxmlformats.org/drawingml/2006/wordprocessingDrawing" xmlns:w10="urn:schemas-microsoft-com:office:word" xmlns:w="http://schemas.openxmlformats.org/wordprocessingml/2006/main" xmlns:w14="http://schemas.microsoft.com/office/word/2010/wordml" xmlns:w15="http://schemas.microsoft.com/office/word/2012/wordml" xmlns:w16cex="http://schemas.microsoft.com/office/word/2018/wordml/cex" xmlns:w16cid="http://schemas.microsoft.com/office/word/2016/wordml/cid" xmlns:w16="http://schemas.microsoft.com/office/word/2018/wordml" xmlns:w16sdtdh="http://schemas.microsoft.com/office/word/2020/wordml/sdtdatahash" xmlns:w16se="http://schemas.microsoft.com/office/word/2015/wordml/symex" xmlns:wpg="http://schemas.microsoft.com/office/word/2010/wordprocessingGroup" xmlns:wpi="http://schemas.microsoft.com/office/word/2010/wordprocessingInk" xmlns:wne="http://schemas.microsoft.com/office/word/2006/wordml" xmlns:wps="http://schemas.microsoft.com/office/word/2010/wordprocessingShape" mc:Ignorable="w14 w15 w16se w16cid w16 w16cex w16sdtdh wp14">
   <w:abstractNum w:abstractNumId="0" w15:restartNumberingAfterBreak="0">
     <w:nsid w:val="005436CD"/>
     <w:multiLevelType w:val="multilevel"/>
@@ -44891,109 +46481,109 @@
       </w:rPr>
     </w:lvl>
   </w:abstractNum>
-  <w:num w:numId="1">
+  <w:num w:numId="1" w16cid:durableId="1296909467">
     <w:abstractNumId w:val="17"/>
   </w:num>
-  <w:num w:numId="2">
+  <w:num w:numId="2" w16cid:durableId="1637224888">
     <w:abstractNumId w:val="23"/>
   </w:num>
-  <w:num w:numId="3">
+  <w:num w:numId="3" w16cid:durableId="1665821255">
     <w:abstractNumId w:val="4"/>
   </w:num>
-  <w:num w:numId="4">
+  <w:num w:numId="4" w16cid:durableId="1472795446">
     <w:abstractNumId w:val="3"/>
   </w:num>
-  <w:num w:numId="5">
+  <w:num w:numId="5" w16cid:durableId="430006329">
     <w:abstractNumId w:val="6"/>
   </w:num>
-  <w:num w:numId="6">
+  <w:num w:numId="6" w16cid:durableId="2098288109">
     <w:abstractNumId w:val="16"/>
   </w:num>
-  <w:num w:numId="7">
+  <w:num w:numId="7" w16cid:durableId="83888156">
     <w:abstractNumId w:val="24"/>
   </w:num>
-  <w:num w:numId="8">
+  <w:num w:numId="8" w16cid:durableId="684937525">
     <w:abstractNumId w:val="15"/>
   </w:num>
-  <w:num w:numId="9">
+  <w:num w:numId="9" w16cid:durableId="2087995424">
     <w:abstractNumId w:val="0"/>
   </w:num>
-  <w:num w:numId="10">
+  <w:num w:numId="10" w16cid:durableId="385641063">
     <w:abstractNumId w:val="13"/>
   </w:num>
-  <w:num w:numId="11">
+  <w:num w:numId="11" w16cid:durableId="859322531">
     <w:abstractNumId w:val="11"/>
   </w:num>
-  <w:num w:numId="12">
+  <w:num w:numId="12" w16cid:durableId="1448504703">
     <w:abstractNumId w:val="10"/>
   </w:num>
-  <w:num w:numId="13">
+  <w:num w:numId="13" w16cid:durableId="285544187">
     <w:abstractNumId w:val="27"/>
   </w:num>
-  <w:num w:numId="14">
+  <w:num w:numId="14" w16cid:durableId="272372099">
     <w:abstractNumId w:val="14"/>
   </w:num>
-  <w:num w:numId="15">
+  <w:num w:numId="15" w16cid:durableId="853105848">
     <w:abstractNumId w:val="7"/>
   </w:num>
-  <w:num w:numId="16">
+  <w:num w:numId="16" w16cid:durableId="1307785836">
     <w:abstractNumId w:val="34"/>
   </w:num>
-  <w:num w:numId="17">
+  <w:num w:numId="17" w16cid:durableId="1462066487">
     <w:abstractNumId w:val="21"/>
   </w:num>
-  <w:num w:numId="18">
+  <w:num w:numId="18" w16cid:durableId="2109957194">
     <w:abstractNumId w:val="29"/>
   </w:num>
-  <w:num w:numId="19">
+  <w:num w:numId="19" w16cid:durableId="656804642">
     <w:abstractNumId w:val="33"/>
   </w:num>
-  <w:num w:numId="20">
+  <w:num w:numId="20" w16cid:durableId="1808009136">
     <w:abstractNumId w:val="32"/>
   </w:num>
-  <w:num w:numId="21">
+  <w:num w:numId="21" w16cid:durableId="1124078516">
     <w:abstractNumId w:val="22"/>
   </w:num>
-  <w:num w:numId="22">
+  <w:num w:numId="22" w16cid:durableId="414985026">
     <w:abstractNumId w:val="20"/>
   </w:num>
-  <w:num w:numId="23">
+  <w:num w:numId="23" w16cid:durableId="757478944">
     <w:abstractNumId w:val="12"/>
   </w:num>
-  <w:num w:numId="24">
+  <w:num w:numId="24" w16cid:durableId="186724341">
     <w:abstractNumId w:val="28"/>
   </w:num>
-  <w:num w:numId="25">
+  <w:num w:numId="25" w16cid:durableId="231432540">
     <w:abstractNumId w:val="1"/>
   </w:num>
-  <w:num w:numId="26">
+  <w:num w:numId="26" w16cid:durableId="1599875209">
     <w:abstractNumId w:val="5"/>
   </w:num>
-  <w:num w:numId="27">
+  <w:num w:numId="27" w16cid:durableId="2062900945">
     <w:abstractNumId w:val="2"/>
   </w:num>
-  <w:num w:numId="28">
+  <w:num w:numId="28" w16cid:durableId="64960782">
     <w:abstractNumId w:val="30"/>
   </w:num>
-  <w:num w:numId="29">
+  <w:num w:numId="29" w16cid:durableId="1532181004">
     <w:abstractNumId w:val="8"/>
   </w:num>
-  <w:num w:numId="30">
+  <w:num w:numId="30" w16cid:durableId="194733608">
     <w:abstractNumId w:val="19"/>
   </w:num>
-  <w:num w:numId="31">
+  <w:num w:numId="31" w16cid:durableId="120345774">
     <w:abstractNumId w:val="26"/>
   </w:num>
-  <w:num w:numId="32">
+  <w:num w:numId="32" w16cid:durableId="1465613693">
     <w:abstractNumId w:val="31"/>
   </w:num>
-  <w:num w:numId="33">
+  <w:num w:numId="33" w16cid:durableId="508830896">
     <w:abstractNumId w:val="25"/>
   </w:num>
-  <w:num w:numId="34">
+  <w:num w:numId="34" w16cid:durableId="1816098872">
     <w:abstractNumId w:val="18"/>
   </w:num>
-  <w:num w:numId="35">
+  <w:num w:numId="35" w16cid:durableId="767820729">
     <w:abstractNumId w:val="9"/>
   </w:num>
 </w:numbering>
